--- a/Prompts.docx
+++ b/Prompts.docx
@@ -2,6 +2,47 @@
 <file path=word/document.xml><?xml version="1.0" encoding="utf-8"?>
 <w:document xmlns:mc="http://schemas.openxmlformats.org/markup-compatibility/2006" xmlns:o="urn:schemas-microsoft-com:office:office" xmlns:r="http://schemas.openxmlformats.org/officeDocument/2006/relationships" xmlns:m="http://schemas.openxmlformats.org/officeDocument/2006/math" xmlns:v="urn:schemas-microsoft-com:vml" xmlns:wp="http://schemas.openxmlformats.org/drawingml/2006/wordprocessingDrawing" xmlns:w10="urn:schemas-microsoft-com:office:word" xmlns:w="http://schemas.openxmlformats.org/wordprocessingml/2006/main" xmlns:wne="http://schemas.microsoft.com/office/word/2006/wordml" xmlns:sl="http://schemas.openxmlformats.org/schemaLibrary/2006/main" xmlns:a="http://schemas.openxmlformats.org/drawingml/2006/main" xmlns:pic="http://schemas.openxmlformats.org/drawingml/2006/picture" xmlns:c="http://schemas.openxmlformats.org/drawingml/2006/chart" xmlns:lc="http://schemas.openxmlformats.org/drawingml/2006/lockedCanvas" xmlns:dgm="http://schemas.openxmlformats.org/drawingml/2006/diagram" xmlns:wps="http://schemas.microsoft.com/office/word/2010/wordprocessingShape" xmlns:wpg="http://schemas.microsoft.com/office/word/2010/wordprocessingGroup" xmlns:w14="http://schemas.microsoft.com/office/word/2010/wordml" xmlns:w15="http://schemas.microsoft.com/office/word/2012/wordml" xmlns:w16="http://schemas.microsoft.com/office/word/2018/wordml" xmlns:w16cex="http://schemas.microsoft.com/office/word/2018/wordml/cex" xmlns:w16cid="http://schemas.microsoft.com/office/word/2016/wordml/cid" xmlns="http://schemas.microsoft.com/office/tasks/2019/documenttasks" xmlns:cr="http://schemas.microsoft.com/office/comments/2020/reactions">
   <w:body>
+    <w:p>
+      <w:pPr>
+        <w:numPr>
+          <w:ilvl w:val="0"/>
+          <w:numId w:val="1"/>
+        </w:numPr>
+        <w:ind w:left="600" w:hanging="360"/>
+      </w:pPr>
+      <w:r>
+        <w:rPr>
+          <w:rtl w:val="0"/>
+        </w:rPr>
+        <w:t xml:space="preserve">SHA: Semantic Hypermedia Addressing. ContentType (Kinds) URN Schemes. Source Inputs, Aggregation, Alignment, Activation. Links / Addressing Model (Dimensional locations).</w:t>
+      </w:r>
+    </w:p>
+    <w:p>
+      <w:pPr>
+        <w:numPr>
+          <w:ilvl w:val="0"/>
+          <w:numId w:val="1"/>
+        </w:numPr>
+        <w:ind w:left="600" w:hanging="360"/>
+      </w:pPr>
+      <w:r>
+        <w:rPr>
+          <w:rtl w:val="0"/>
+        </w:rPr>
+        <w:t xml:space="preserve">Semantic Navigation Protocol: Context(From: Context, Current: Context, To: Context). Referrer and Rel for a navigation into Dest. Purpose. Context: Roles, Actors, Interactions and Order / Fullfillment Relations. Knowledge Graph from an (API / Web) browsing session (Goal: Use Case / Purpose Interaction inference). Suggestions: assisted / guided navigation / "wizard". See: Comet browser. State, order relationship (steps), transitions.</w:t>
+      </w:r>
+    </w:p>
+    <w:p>
+      <w:pPr>
+        <w:ind w:left="0" w:firstLine="0"/>
+        <w:rPr/>
+      </w:pPr>
+      <w:r>
+        <w:rPr>
+          <w:rtl w:val="0"/>
+        </w:rPr>
+      </w:r>
+    </w:p>
     <w:p>
       <w:pPr>
         <w:numPr>

--- a/Prompts.docx
+++ b/Prompts.docx
@@ -2,6 +2,305 @@
 <file path=word/document.xml><?xml version="1.0" encoding="utf-8"?>
 <w:document xmlns:mc="http://schemas.openxmlformats.org/markup-compatibility/2006" xmlns:o="urn:schemas-microsoft-com:office:office" xmlns:r="http://schemas.openxmlformats.org/officeDocument/2006/relationships" xmlns:m="http://schemas.openxmlformats.org/officeDocument/2006/math" xmlns:v="urn:schemas-microsoft-com:vml" xmlns:wp="http://schemas.openxmlformats.org/drawingml/2006/wordprocessingDrawing" xmlns:w10="urn:schemas-microsoft-com:office:word" xmlns:w="http://schemas.openxmlformats.org/wordprocessingml/2006/main" xmlns:wne="http://schemas.microsoft.com/office/word/2006/wordml" xmlns:sl="http://schemas.openxmlformats.org/schemaLibrary/2006/main" xmlns:a="http://schemas.openxmlformats.org/drawingml/2006/main" xmlns:pic="http://schemas.openxmlformats.org/drawingml/2006/picture" xmlns:c="http://schemas.openxmlformats.org/drawingml/2006/chart" xmlns:lc="http://schemas.openxmlformats.org/drawingml/2006/lockedCanvas" xmlns:dgm="http://schemas.openxmlformats.org/drawingml/2006/diagram" xmlns:wps="http://schemas.microsoft.com/office/word/2010/wordprocessingShape" xmlns:wpg="http://schemas.microsoft.com/office/word/2010/wordprocessingGroup" xmlns:w14="http://schemas.microsoft.com/office/word/2010/wordml" xmlns:w15="http://schemas.microsoft.com/office/word/2012/wordml" xmlns:w16="http://schemas.microsoft.com/office/word/2018/wordml" xmlns:w16cex="http://schemas.microsoft.com/office/word/2018/wordml/cex" xmlns:w16cid="http://schemas.microsoft.com/office/word/2016/wordml/cid" xmlns="http://schemas.microsoft.com/office/tasks/2019/documenttasks" xmlns:cr="http://schemas.microsoft.com/office/comments/2020/reactions">
   <w:body>
+    <w:p>
+      <w:pPr>
+        <w:numPr>
+          <w:ilvl w:val="0"/>
+          <w:numId w:val="1"/>
+        </w:numPr>
+        <w:ind w:left="600" w:hanging="360"/>
+      </w:pPr>
+      <w:r>
+        <w:rPr>
+          <w:rtl w:val="0"/>
+        </w:rPr>
+        <w:t xml:space="preserve">FCA 'Cubes' Nested Recursive SPO Triples Contexts:</w:t>
+      </w:r>
+    </w:p>
+    <w:p>
+      <w:pPr>
+        <w:numPr>
+          <w:ilvl w:val="0"/>
+          <w:numId w:val="1"/>
+        </w:numPr>
+        <w:ind w:left="600" w:hanging="360"/>
+      </w:pPr>
+      <w:r>
+        <w:rPr>
+          <w:rtl w:val="0"/>
+        </w:rPr>
+        <w:t xml:space="preserve">Triples inputs: FCA SPOCtxAxis / FCA SPO Os / As. SPOs (ctx, objects, attributes): Occurrences.</w:t>
+      </w:r>
+    </w:p>
+    <w:p>
+      <w:pPr>
+        <w:numPr>
+          <w:ilvl w:val="0"/>
+          <w:numId w:val="1"/>
+        </w:numPr>
+        <w:ind w:left="600" w:hanging="360"/>
+      </w:pPr>
+      <w:r>
+        <w:rPr>
+          <w:rtl w:val="0"/>
+        </w:rPr>
+        <w:t xml:space="preserve">FCA Contexts:</w:t>
+      </w:r>
+    </w:p>
+    <w:p>
+      <w:pPr>
+        <w:numPr>
+          <w:ilvl w:val="0"/>
+          <w:numId w:val="1"/>
+        </w:numPr>
+        <w:ind w:left="600" w:hanging="360"/>
+      </w:pPr>
+      <w:r>
+        <w:rPr>
+          <w:rtl w:val="0"/>
+        </w:rPr>
+        <w:t xml:space="preserve">(SPOCtxAxis(O x A)) : O / A (Recursive labeled occurrences).</w:t>
+      </w:r>
+    </w:p>
+    <w:p>
+      <w:pPr>
+        <w:numPr>
+          <w:ilvl w:val="0"/>
+          <w:numId w:val="1"/>
+        </w:numPr>
+        <w:ind w:left="600" w:hanging="360"/>
+      </w:pPr>
+      <w:r>
+        <w:rPr>
+          <w:rtl w:val="0"/>
+        </w:rPr>
+        <w:t xml:space="preserve">Aggregation:</w:t>
+      </w:r>
+    </w:p>
+    <w:p>
+      <w:pPr>
+        <w:numPr>
+          <w:ilvl w:val="1"/>
+          <w:numId w:val="1"/>
+        </w:numPr>
+        <w:ind w:left="1440" w:hanging="360"/>
+      </w:pPr>
+      <w:r>
+        <w:rPr>
+          <w:rtl w:val="0"/>
+        </w:rPr>
+        <w:t xml:space="preserve">(ReifiedKindCtxAxis(O / A, SPOCtxAxis)</w:t>
+      </w:r>
+    </w:p>
+    <w:p>
+      <w:pPr>
+        <w:numPr>
+          <w:ilvl w:val="0"/>
+          <w:numId w:val="1"/>
+        </w:numPr>
+        <w:ind w:left="600" w:hanging="360"/>
+      </w:pPr>
+      <w:r>
+        <w:rPr>
+          <w:rtl w:val="0"/>
+        </w:rPr>
+        <w:t xml:space="preserve">Alignment:</w:t>
+      </w:r>
+    </w:p>
+    <w:p>
+      <w:pPr>
+        <w:numPr>
+          <w:ilvl w:val="1"/>
+          <w:numId w:val="1"/>
+        </w:numPr>
+        <w:ind w:left="1440" w:hanging="360"/>
+      </w:pPr>
+      <w:r>
+        <w:rPr>
+          <w:rtl w:val="0"/>
+        </w:rPr>
+        <w:t xml:space="preserve">Attribute / Link prediction.</w:t>
+      </w:r>
+    </w:p>
+    <w:p>
+      <w:pPr>
+        <w:numPr>
+          <w:ilvl w:val="1"/>
+          <w:numId w:val="1"/>
+        </w:numPr>
+        <w:ind w:left="1440" w:hanging="360"/>
+      </w:pPr>
+      <w:r>
+        <w:rPr>
+          <w:rtl w:val="0"/>
+        </w:rPr>
+        <w:t xml:space="preserve">Type (upper / hiers / order) alignment.</w:t>
+      </w:r>
+    </w:p>
+    <w:p>
+      <w:pPr>
+        <w:numPr>
+          <w:ilvl w:val="1"/>
+          <w:numId w:val="1"/>
+        </w:numPr>
+        <w:ind w:left="1440" w:hanging="360"/>
+      </w:pPr>
+      <w:r>
+        <w:rPr>
+          <w:rtl w:val="0"/>
+        </w:rPr>
+        <w:t xml:space="preserve">(encoding)</w:t>
+      </w:r>
+    </w:p>
+    <w:p>
+      <w:pPr>
+        <w:numPr>
+          <w:ilvl w:val="0"/>
+          <w:numId w:val="1"/>
+        </w:numPr>
+        <w:ind w:left="600" w:hanging="360"/>
+      </w:pPr>
+      <w:r>
+        <w:rPr>
+          <w:rtl w:val="0"/>
+        </w:rPr>
+        <w:t xml:space="preserve">Activation:</w:t>
+      </w:r>
+    </w:p>
+    <w:p>
+      <w:pPr>
+        <w:numPr>
+          <w:ilvl w:val="1"/>
+          <w:numId w:val="1"/>
+        </w:numPr>
+        <w:ind w:left="1440" w:hanging="360"/>
+      </w:pPr>
+      <w:r>
+        <w:rPr>
+          <w:rtl w:val="0"/>
+        </w:rPr>
+        <w:t xml:space="preserve">Transforms: available actors in role in interaction context state changes prediction.</w:t>
+      </w:r>
+    </w:p>
+    <w:p>
+      <w:pPr>
+        <w:numPr>
+          <w:ilvl w:val="1"/>
+          <w:numId w:val="1"/>
+        </w:numPr>
+        <w:ind w:left="1440" w:hanging="360"/>
+      </w:pPr>
+      <w:r>
+        <w:rPr>
+          <w:rtl w:val="0"/>
+        </w:rPr>
+        <w:t xml:space="preserve">(encoding)</w:t>
+      </w:r>
+    </w:p>
+    <w:p>
+      <w:pPr>
+        <w:numPr>
+          <w:ilvl w:val="1"/>
+          <w:numId w:val="1"/>
+        </w:numPr>
+        <w:ind w:left="1440" w:hanging="360"/>
+        <w:rPr>
+          <w:u w:val="none"/>
+        </w:rPr>
+      </w:pPr>
+      <w:r>
+        <w:rPr>
+          <w:rtl w:val="0"/>
+        </w:rPr>
+        <w:t xml:space="preserve">(CurrentPosition(PreviousPosition, NextPosition).</w:t>
+      </w:r>
+    </w:p>
+    <w:p>
+      <w:pPr>
+        <w:numPr>
+          <w:ilvl w:val="0"/>
+          <w:numId w:val="1"/>
+        </w:numPr>
+        <w:ind w:left="600" w:hanging="360"/>
+      </w:pPr>
+      <w:r>
+        <w:rPr>
+          <w:rtl w:val="0"/>
+        </w:rPr>
+        <w:t xml:space="preserve">Encoding:</w:t>
+      </w:r>
+    </w:p>
+    <w:p>
+      <w:pPr>
+        <w:numPr>
+          <w:ilvl w:val="1"/>
+          <w:numId w:val="1"/>
+        </w:numPr>
+        <w:ind w:left="1440" w:hanging="360"/>
+      </w:pPr>
+      <w:r>
+        <w:rPr>
+          <w:rtl w:val="0"/>
+        </w:rPr>
+        <w:t xml:space="preserve">FCA Contexts.</w:t>
+      </w:r>
+    </w:p>
+    <w:p>
+      <w:pPr>
+        <w:numPr>
+          <w:ilvl w:val="1"/>
+          <w:numId w:val="1"/>
+        </w:numPr>
+        <w:ind w:left="1440" w:hanging="360"/>
+      </w:pPr>
+      <w:r>
+        <w:rPr>
+          <w:rtl w:val="0"/>
+        </w:rPr>
+        <w:t xml:space="preserve">SPO / Kinds Occurrences.</w:t>
+      </w:r>
+    </w:p>
+    <w:p>
+      <w:pPr>
+        <w:numPr>
+          <w:ilvl w:val="1"/>
+          <w:numId w:val="1"/>
+        </w:numPr>
+        <w:ind w:left="1440" w:hanging="360"/>
+      </w:pPr>
+      <w:r>
+        <w:rPr>
+          <w:rtl w:val="0"/>
+        </w:rPr>
+        <w:t xml:space="preserve">Prime embeddings.</w:t>
+      </w:r>
+    </w:p>
+    <w:p>
+      <w:pPr>
+        <w:numPr>
+          <w:ilvl w:val="1"/>
+          <w:numId w:val="1"/>
+        </w:numPr>
+        <w:ind w:left="1440" w:hanging="360"/>
+      </w:pPr>
+      <w:r>
+        <w:rPr>
+          <w:rtl w:val="0"/>
+        </w:rPr>
+        <w:t xml:space="preserve">Tensors. Train (source context encodings) / Predict (materialize contexts) reactive on contexts updates. Aggregation (classification), Alignment (regression), Activation (clustering) Models.</w:t>
+      </w:r>
+    </w:p>
+    <w:p>
+      <w:pPr>
+        <w:ind w:left="0" w:firstLine="0"/>
+        <w:rPr/>
+      </w:pPr>
+      <w:r>
+        <w:rPr>
+          <w:rtl w:val="0"/>
+        </w:rPr>
+      </w:r>
+    </w:p>
     <w:p>
       <w:pPr>
         <w:numPr>

--- a/Prompts.docx
+++ b/Prompts.docx
@@ -89,7 +89,7 @@
         <w:rPr>
           <w:rtl w:val="0"/>
         </w:rPr>
-        <w:t xml:space="preserve">(ReifiedKindCtxAxis(O / A, SPOCtxAxis)</w:t>
+        <w:t xml:space="preserve">(StateContext(O : AggregatedTypeCtxAxis x A : SPOCtxAxis))</w:t>
       </w:r>
     </w:p>
     <w:p>
@@ -204,15 +204,12 @@
           <w:numId w:val="1"/>
         </w:numPr>
         <w:ind w:left="1440" w:hanging="360"/>
-        <w:rPr>
-          <w:u w:val="none"/>
-        </w:rPr>
-      </w:pPr>
-      <w:r>
-        <w:rPr>
-          <w:rtl w:val="0"/>
-        </w:rPr>
-        <w:t xml:space="preserve">(CurrentPosition(PreviousPosition, NextPosition).</w:t>
+      </w:pPr>
+      <w:r>
+        <w:rPr>
+          <w:rtl w:val="0"/>
+        </w:rPr>
+        <w:t xml:space="preserve">(CurrentStateContext(PreviousStateContext x NextStateContext))</w:t>
       </w:r>
     </w:p>
     <w:p>

--- a/Prompts.docx
+++ b/Prompts.docx
@@ -2,6 +2,92 @@
 <file path=word/document.xml><?xml version="1.0" encoding="utf-8"?>
 <w:document xmlns:mc="http://schemas.openxmlformats.org/markup-compatibility/2006" xmlns:o="urn:schemas-microsoft-com:office:office" xmlns:r="http://schemas.openxmlformats.org/officeDocument/2006/relationships" xmlns:m="http://schemas.openxmlformats.org/officeDocument/2006/math" xmlns:v="urn:schemas-microsoft-com:vml" xmlns:wp="http://schemas.openxmlformats.org/drawingml/2006/wordprocessingDrawing" xmlns:w10="urn:schemas-microsoft-com:office:word" xmlns:w="http://schemas.openxmlformats.org/wordprocessingml/2006/main" xmlns:wne="http://schemas.microsoft.com/office/word/2006/wordml" xmlns:sl="http://schemas.openxmlformats.org/schemaLibrary/2006/main" xmlns:a="http://schemas.openxmlformats.org/drawingml/2006/main" xmlns:pic="http://schemas.openxmlformats.org/drawingml/2006/picture" xmlns:c="http://schemas.openxmlformats.org/drawingml/2006/chart" xmlns:lc="http://schemas.openxmlformats.org/drawingml/2006/lockedCanvas" xmlns:dgm="http://schemas.openxmlformats.org/drawingml/2006/diagram" xmlns:wps="http://schemas.microsoft.com/office/word/2010/wordprocessingShape" xmlns:wpg="http://schemas.microsoft.com/office/word/2010/wordprocessingGroup" xmlns:w14="http://schemas.microsoft.com/office/word/2010/wordml" xmlns:w15="http://schemas.microsoft.com/office/word/2012/wordml" xmlns:w16="http://schemas.microsoft.com/office/word/2018/wordml" xmlns:w16cex="http://schemas.microsoft.com/office/word/2018/wordml/cex" xmlns:w16cid="http://schemas.microsoft.com/office/word/2016/wordml/cid" xmlns="http://schemas.microsoft.com/office/tasks/2019/documenttasks" xmlns:cr="http://schemas.microsoft.com/office/comments/2020/reactions">
   <w:body>
+    <w:p>
+      <w:pPr>
+        <w:numPr>
+          <w:ilvl w:val="0"/>
+          <w:numId w:val="1"/>
+        </w:numPr>
+        <w:ind w:left="600" w:hanging="360"/>
+      </w:pPr>
+      <w:r>
+        <w:rPr>
+          <w:rtl w:val="0"/>
+        </w:rPr>
+        <w:t xml:space="preserve">Occurrence Monad: FCA Os / As in FCA Context w./ FCS Os / As.</w:t>
+      </w:r>
+    </w:p>
+    <w:p>
+      <w:pPr>
+        <w:numPr>
+          <w:ilvl w:val="0"/>
+          <w:numId w:val="1"/>
+        </w:numPr>
+        <w:ind w:left="600" w:hanging="360"/>
+      </w:pPr>
+      <w:r>
+        <w:rPr>
+          <w:rtl w:val="0"/>
+        </w:rPr>
+        <w:t xml:space="preserve">(Context, Os, As) : Triples encoding.</w:t>
+      </w:r>
+    </w:p>
+    <w:p>
+      <w:pPr>
+        <w:numPr>
+          <w:ilvl w:val="0"/>
+          <w:numId w:val="1"/>
+        </w:numPr>
+        <w:ind w:left="600" w:hanging="360"/>
+      </w:pPr>
+      <w:r>
+        <w:rPr>
+          <w:rtl w:val="0"/>
+        </w:rPr>
+        <w:t xml:space="preserve">Context::getObjects / getAttributes</w:t>
+      </w:r>
+    </w:p>
+    <w:p>
+      <w:pPr>
+        <w:numPr>
+          <w:ilvl w:val="0"/>
+          <w:numId w:val="1"/>
+        </w:numPr>
+        <w:ind w:left="600" w:hanging="360"/>
+      </w:pPr>
+      <w:r>
+        <w:rPr>
+          <w:rtl w:val="0"/>
+        </w:rPr>
+        <w:t xml:space="preserve">Object::getContexts / getAttributes : Context</w:t>
+      </w:r>
+    </w:p>
+    <w:p>
+      <w:pPr>
+        <w:numPr>
+          <w:ilvl w:val="0"/>
+          <w:numId w:val="1"/>
+        </w:numPr>
+        <w:ind w:left="600" w:hanging="360"/>
+      </w:pPr>
+      <w:r>
+        <w:rPr>
+          <w:rtl w:val="0"/>
+        </w:rPr>
+        <w:t xml:space="preserve">Attribute::getContexts / getObjects : Context</w:t>
+      </w:r>
+    </w:p>
+    <w:p>
+      <w:pPr>
+        <w:ind w:left="0" w:firstLine="0"/>
+        <w:rPr/>
+      </w:pPr>
+      <w:r>
+        <w:rPr>
+          <w:rtl w:val="0"/>
+        </w:rPr>
+      </w:r>
+    </w:p>
     <w:p>
       <w:pPr>
         <w:numPr>

--- a/Prompts.docx
+++ b/Prompts.docx
@@ -54,12 +54,15 @@
           <w:numId w:val="1"/>
         </w:numPr>
         <w:ind w:left="600" w:hanging="360"/>
-      </w:pPr>
-      <w:r>
-        <w:rPr>
-          <w:rtl w:val="0"/>
-        </w:rPr>
-        <w:t xml:space="preserve">Object::getContexts / getAttributes : Context</w:t>
+        <w:rPr>
+          <w:u w:val="none"/>
+        </w:rPr>
+      </w:pPr>
+      <w:r>
+        <w:rPr>
+          <w:rtl w:val="0"/>
+        </w:rPr>
+        <w:t xml:space="preserve">Object extends Context</w:t>
       </w:r>
     </w:p>
     <w:p>
@@ -74,7 +77,40 @@
         <w:rPr>
           <w:rtl w:val="0"/>
         </w:rPr>
-        <w:t xml:space="preserve">Attribute::getContexts / getObjects : Context</w:t>
+        <w:t xml:space="preserve">Object::getContexts / getAttributes</w:t>
+      </w:r>
+    </w:p>
+    <w:p>
+      <w:pPr>
+        <w:numPr>
+          <w:ilvl w:val="0"/>
+          <w:numId w:val="1"/>
+        </w:numPr>
+        <w:ind w:left="600" w:hanging="360"/>
+        <w:rPr>
+          <w:u w:val="none"/>
+        </w:rPr>
+      </w:pPr>
+      <w:r>
+        <w:rPr>
+          <w:rtl w:val="0"/>
+        </w:rPr>
+        <w:t xml:space="preserve">Attribute extends Context</w:t>
+      </w:r>
+    </w:p>
+    <w:p>
+      <w:pPr>
+        <w:numPr>
+          <w:ilvl w:val="0"/>
+          <w:numId w:val="1"/>
+        </w:numPr>
+        <w:ind w:left="600" w:hanging="360"/>
+      </w:pPr>
+      <w:r>
+        <w:rPr>
+          <w:rtl w:val="0"/>
+        </w:rPr>
+        <w:t xml:space="preserve">Attribute::getContexts / getObjects</w:t>
       </w:r>
     </w:p>
     <w:p>

--- a/Prompts.docx
+++ b/Prompts.docx
@@ -6,111 +6,150 @@
       <w:pPr>
         <w:numPr>
           <w:ilvl w:val="0"/>
-          <w:numId w:val="1"/>
-        </w:numPr>
-        <w:ind w:left="600" w:hanging="360"/>
-      </w:pPr>
-      <w:r>
-        <w:rPr>
-          <w:rtl w:val="0"/>
-        </w:rPr>
-        <w:t xml:space="preserve">Occurrence Monad: FCA Os / As in FCA Context w./ FCS Os / As.</w:t>
-      </w:r>
-    </w:p>
-    <w:p>
-      <w:pPr>
-        <w:numPr>
-          <w:ilvl w:val="0"/>
-          <w:numId w:val="1"/>
-        </w:numPr>
-        <w:ind w:left="600" w:hanging="360"/>
-      </w:pPr>
-      <w:r>
-        <w:rPr>
-          <w:rtl w:val="0"/>
-        </w:rPr>
-        <w:t xml:space="preserve">(Context, Os, As) : Triples encoding.</w:t>
-      </w:r>
-    </w:p>
-    <w:p>
-      <w:pPr>
-        <w:numPr>
-          <w:ilvl w:val="0"/>
-          <w:numId w:val="1"/>
-        </w:numPr>
-        <w:ind w:left="600" w:hanging="360"/>
-      </w:pPr>
-      <w:r>
-        <w:rPr>
-          <w:rtl w:val="0"/>
-        </w:rPr>
-        <w:t xml:space="preserve">Context::getObjects / getAttributes</w:t>
-      </w:r>
-    </w:p>
-    <w:p>
-      <w:pPr>
-        <w:numPr>
-          <w:ilvl w:val="0"/>
-          <w:numId w:val="1"/>
-        </w:numPr>
-        <w:ind w:left="600" w:hanging="360"/>
-        <w:rPr>
-          <w:u w:val="none"/>
-        </w:rPr>
-      </w:pPr>
-      <w:r>
-        <w:rPr>
-          <w:rtl w:val="0"/>
-        </w:rPr>
-        <w:t xml:space="preserve">Object extends Context</w:t>
-      </w:r>
-    </w:p>
-    <w:p>
-      <w:pPr>
-        <w:numPr>
-          <w:ilvl w:val="0"/>
-          <w:numId w:val="1"/>
-        </w:numPr>
-        <w:ind w:left="600" w:hanging="360"/>
-      </w:pPr>
-      <w:r>
-        <w:rPr>
-          <w:rtl w:val="0"/>
-        </w:rPr>
-        <w:t xml:space="preserve">Object::getContexts / getAttributes</w:t>
-      </w:r>
-    </w:p>
-    <w:p>
-      <w:pPr>
-        <w:numPr>
-          <w:ilvl w:val="0"/>
-          <w:numId w:val="1"/>
-        </w:numPr>
-        <w:ind w:left="600" w:hanging="360"/>
-        <w:rPr>
-          <w:u w:val="none"/>
-        </w:rPr>
-      </w:pPr>
-      <w:r>
-        <w:rPr>
-          <w:rtl w:val="0"/>
-        </w:rPr>
-        <w:t xml:space="preserve">Attribute extends Context</w:t>
-      </w:r>
-    </w:p>
-    <w:p>
-      <w:pPr>
-        <w:numPr>
-          <w:ilvl w:val="0"/>
-          <w:numId w:val="1"/>
-        </w:numPr>
-        <w:ind w:left="600" w:hanging="360"/>
-      </w:pPr>
-      <w:r>
-        <w:rPr>
-          <w:rtl w:val="0"/>
-        </w:rPr>
-        <w:t xml:space="preserve">Attribute::getContexts / getObjects</w:t>
+          <w:numId w:val="2"/>
+        </w:numPr>
+        <w:ind w:left="600" w:hanging="360"/>
+      </w:pPr>
+      <w:r>
+        <w:rPr>
+          <w:rtl w:val="0"/>
+        </w:rPr>
+        <w:t xml:space="preserve">Occurrence Monad: ContextPoint, Context, Object, Attribute wrapper.</w:t>
+      </w:r>
+    </w:p>
+    <w:p>
+      <w:pPr>
+        <w:numPr>
+          <w:ilvl w:val="0"/>
+          <w:numId w:val="2"/>
+        </w:numPr>
+        <w:ind w:left="600" w:hanging="360"/>
+      </w:pPr>
+      <w:r>
+        <w:rPr>
+          <w:rtl w:val="0"/>
+        </w:rPr>
+        <w:t xml:space="preserve">(Context, Object, Attribute) : Triples encoding.</w:t>
+      </w:r>
+    </w:p>
+    <w:p>
+      <w:pPr>
+        <w:numPr>
+          <w:ilvl w:val="0"/>
+          <w:numId w:val="2"/>
+        </w:numPr>
+        <w:ind w:left="600" w:hanging="360"/>
+      </w:pPr>
+      <w:r>
+        <w:rPr>
+          <w:rtl w:val="0"/>
+        </w:rPr>
+        <w:t xml:space="preserve">ContextPoint : (Context : ContextPoint, Object : ContextPoint, Attribute : ContextPoint);</w:t>
+      </w:r>
+    </w:p>
+    <w:p>
+      <w:pPr>
+        <w:numPr>
+          <w:ilvl w:val="0"/>
+          <w:numId w:val="2"/>
+        </w:numPr>
+        <w:ind w:left="600" w:hanging="360"/>
+      </w:pPr>
+      <w:r>
+        <w:rPr>
+          <w:rtl w:val="0"/>
+        </w:rPr>
+        <w:t xml:space="preserve">Context: Context aggregated Objects / Attributes ContextPoint(s).</w:t>
+      </w:r>
+    </w:p>
+    <w:p>
+      <w:pPr>
+        <w:numPr>
+          <w:ilvl w:val="0"/>
+          <w:numId w:val="2"/>
+        </w:numPr>
+        <w:ind w:left="600" w:hanging="360"/>
+      </w:pPr>
+      <w:r>
+        <w:rPr>
+          <w:rtl w:val="0"/>
+        </w:rPr>
+        <w:t xml:space="preserve">Object: Object aggregated Contexts / Attributes ContextPoint(s).</w:t>
+      </w:r>
+    </w:p>
+    <w:p>
+      <w:pPr>
+        <w:numPr>
+          <w:ilvl w:val="0"/>
+          <w:numId w:val="2"/>
+        </w:numPr>
+        <w:ind w:left="600" w:hanging="360"/>
+      </w:pPr>
+      <w:r>
+        <w:rPr>
+          <w:rtl w:val="0"/>
+        </w:rPr>
+        <w:t xml:space="preserve">Attribute: Attribute aggregated Contexts / Attributes ContextPoint(s).</w:t>
+      </w:r>
+    </w:p>
+    <w:p>
+      <w:pPr>
+        <w:numPr>
+          <w:ilvl w:val="0"/>
+          <w:numId w:val="2"/>
+        </w:numPr>
+        <w:ind w:left="600" w:hanging="360"/>
+      </w:pPr>
+      <w:r>
+        <w:rPr>
+          <w:rtl w:val="0"/>
+        </w:rPr>
+        <w:t xml:space="preserve">ContextPoint :: getContext / getObject / getAttribute</w:t>
+      </w:r>
+    </w:p>
+    <w:p>
+      <w:pPr>
+        <w:numPr>
+          <w:ilvl w:val="0"/>
+          <w:numId w:val="2"/>
+        </w:numPr>
+        <w:ind w:left="600" w:hanging="360"/>
+      </w:pPr>
+      <w:r>
+        <w:rPr>
+          <w:rtl w:val="0"/>
+        </w:rPr>
+        <w:t xml:space="preserve">Context :: getObjects / getAttributes</w:t>
+      </w:r>
+    </w:p>
+    <w:p>
+      <w:pPr>
+        <w:numPr>
+          <w:ilvl w:val="0"/>
+          <w:numId w:val="2"/>
+        </w:numPr>
+        <w:ind w:left="600" w:hanging="360"/>
+      </w:pPr>
+      <w:r>
+        <w:rPr>
+          <w:rtl w:val="0"/>
+        </w:rPr>
+        <w:t xml:space="preserve">Object :: getContexts / getAttributes</w:t>
+      </w:r>
+    </w:p>
+    <w:p>
+      <w:pPr>
+        <w:numPr>
+          <w:ilvl w:val="0"/>
+          <w:numId w:val="2"/>
+        </w:numPr>
+        <w:ind w:left="600" w:hanging="360"/>
+      </w:pPr>
+      <w:r>
+        <w:rPr>
+          <w:rtl w:val="0"/>
+        </w:rPr>
+        <w:t xml:space="preserve">Attribute :: getContexts / getObjects</w:t>
       </w:r>
     </w:p>
     <w:p>
@@ -885,7 +924,7 @@
       <w:pPr>
         <w:numPr>
           <w:ilvl w:val="1"/>
-          <w:numId w:val="2"/>
+          <w:numId w:val="3"/>
         </w:numPr>
         <w:ind w:left="1440" w:hanging="360"/>
       </w:pPr>
@@ -1077,7 +1116,7 @@
       <w:pPr>
         <w:numPr>
           <w:ilvl w:val="0"/>
-          <w:numId w:val="3"/>
+          <w:numId w:val="4"/>
         </w:numPr>
         <w:pBdr>
           <w:top w:space="0" w:sz="0" w:val="nil"/>
@@ -1101,7 +1140,7 @@
       <w:pPr>
         <w:numPr>
           <w:ilvl w:val="0"/>
-          <w:numId w:val="3"/>
+          <w:numId w:val="4"/>
         </w:numPr>
         <w:pBdr>
           <w:top w:space="0" w:sz="0" w:val="nil"/>
@@ -1125,7 +1164,7 @@
       <w:pPr>
         <w:numPr>
           <w:ilvl w:val="0"/>
-          <w:numId w:val="3"/>
+          <w:numId w:val="4"/>
         </w:numPr>
         <w:pBdr>
           <w:top w:space="0" w:sz="0" w:val="nil"/>
@@ -1149,7 +1188,7 @@
       <w:pPr>
         <w:numPr>
           <w:ilvl w:val="0"/>
-          <w:numId w:val="3"/>
+          <w:numId w:val="4"/>
         </w:numPr>
         <w:pBdr>
           <w:top w:space="0" w:sz="0" w:val="nil"/>
@@ -1173,7 +1212,7 @@
       <w:pPr>
         <w:numPr>
           <w:ilvl w:val="0"/>
-          <w:numId w:val="3"/>
+          <w:numId w:val="4"/>
         </w:numPr>
         <w:pBdr>
           <w:top w:space="0" w:sz="0" w:val="nil"/>
@@ -1197,7 +1236,7 @@
       <w:pPr>
         <w:numPr>
           <w:ilvl w:val="0"/>
-          <w:numId w:val="3"/>
+          <w:numId w:val="4"/>
         </w:numPr>
         <w:pBdr>
           <w:top w:space="0" w:sz="0" w:val="nil"/>
@@ -1221,7 +1260,7 @@
       <w:pPr>
         <w:numPr>
           <w:ilvl w:val="0"/>
-          <w:numId w:val="3"/>
+          <w:numId w:val="4"/>
         </w:numPr>
         <w:pBdr>
           <w:top w:space="0" w:sz="0" w:val="nil"/>
@@ -1245,7 +1284,7 @@
       <w:pPr>
         <w:numPr>
           <w:ilvl w:val="0"/>
-          <w:numId w:val="3"/>
+          <w:numId w:val="4"/>
         </w:numPr>
         <w:pBdr>
           <w:top w:space="0" w:sz="0" w:val="nil"/>
@@ -1269,7 +1308,7 @@
       <w:pPr>
         <w:numPr>
           <w:ilvl w:val="0"/>
-          <w:numId w:val="3"/>
+          <w:numId w:val="4"/>
         </w:numPr>
         <w:pBdr>
           <w:top w:space="0" w:sz="0" w:val="nil"/>
@@ -1293,7 +1332,7 @@
       <w:pPr>
         <w:numPr>
           <w:ilvl w:val="0"/>
-          <w:numId w:val="3"/>
+          <w:numId w:val="4"/>
         </w:numPr>
         <w:pBdr>
           <w:top w:space="0" w:sz="0" w:val="nil"/>
@@ -1317,7 +1356,7 @@
       <w:pPr>
         <w:numPr>
           <w:ilvl w:val="0"/>
-          <w:numId w:val="3"/>
+          <w:numId w:val="4"/>
         </w:numPr>
         <w:pBdr>
           <w:top w:space="0" w:sz="0" w:val="nil"/>
@@ -1341,7 +1380,7 @@
       <w:pPr>
         <w:numPr>
           <w:ilvl w:val="0"/>
-          <w:numId w:val="3"/>
+          <w:numId w:val="4"/>
         </w:numPr>
         <w:pBdr>
           <w:top w:space="0" w:sz="0" w:val="nil"/>
@@ -1372,7 +1411,7 @@
       <w:pPr>
         <w:numPr>
           <w:ilvl w:val="0"/>
-          <w:numId w:val="3"/>
+          <w:numId w:val="4"/>
         </w:numPr>
         <w:pBdr>
           <w:top w:space="0" w:sz="0" w:val="nil"/>
@@ -1403,7 +1442,7 @@
       <w:pPr>
         <w:numPr>
           <w:ilvl w:val="0"/>
-          <w:numId w:val="3"/>
+          <w:numId w:val="4"/>
         </w:numPr>
         <w:pBdr>
           <w:top w:space="0" w:sz="0" w:val="nil"/>
@@ -1434,7 +1473,7 @@
       <w:pPr>
         <w:numPr>
           <w:ilvl w:val="0"/>
-          <w:numId w:val="3"/>
+          <w:numId w:val="4"/>
         </w:numPr>
         <w:pBdr>
           <w:top w:space="0" w:sz="0" w:val="nil"/>
@@ -1458,7 +1497,7 @@
       <w:pPr>
         <w:numPr>
           <w:ilvl w:val="0"/>
-          <w:numId w:val="3"/>
+          <w:numId w:val="4"/>
         </w:numPr>
         <w:ind w:left="600" w:hanging="360"/>
         <w:rPr/>
@@ -1474,7 +1513,7 @@
       <w:pPr>
         <w:numPr>
           <w:ilvl w:val="0"/>
-          <w:numId w:val="3"/>
+          <w:numId w:val="4"/>
         </w:numPr>
         <w:ind w:left="600" w:hanging="360"/>
         <w:rPr>
@@ -1497,7 +1536,7 @@
       <w:pPr>
         <w:numPr>
           <w:ilvl w:val="0"/>
-          <w:numId w:val="3"/>
+          <w:numId w:val="4"/>
         </w:numPr>
         <w:ind w:left="600" w:hanging="360"/>
         <w:rPr>
@@ -1520,7 +1559,7 @@
       <w:pPr>
         <w:numPr>
           <w:ilvl w:val="0"/>
-          <w:numId w:val="3"/>
+          <w:numId w:val="4"/>
         </w:numPr>
         <w:ind w:left="600" w:hanging="360"/>
         <w:rPr>
@@ -1543,7 +1582,7 @@
       <w:pPr>
         <w:numPr>
           <w:ilvl w:val="0"/>
-          <w:numId w:val="3"/>
+          <w:numId w:val="4"/>
         </w:numPr>
         <w:ind w:left="600" w:hanging="360"/>
         <w:rPr/>
@@ -1559,7 +1598,7 @@
       <w:pPr>
         <w:numPr>
           <w:ilvl w:val="0"/>
-          <w:numId w:val="3"/>
+          <w:numId w:val="4"/>
         </w:numPr>
         <w:ind w:left="600" w:hanging="360"/>
         <w:rPr/>
@@ -1575,7 +1614,7 @@
       <w:pPr>
         <w:numPr>
           <w:ilvl w:val="0"/>
-          <w:numId w:val="3"/>
+          <w:numId w:val="4"/>
         </w:numPr>
         <w:ind w:left="600" w:hanging="360"/>
         <w:rPr/>
@@ -1591,7 +1630,7 @@
       <w:pPr>
         <w:numPr>
           <w:ilvl w:val="0"/>
-          <w:numId w:val="3"/>
+          <w:numId w:val="4"/>
         </w:numPr>
         <w:ind w:left="600" w:hanging="360"/>
         <w:rPr/>
@@ -1607,7 +1646,7 @@
       <w:pPr>
         <w:numPr>
           <w:ilvl w:val="0"/>
-          <w:numId w:val="3"/>
+          <w:numId w:val="4"/>
         </w:numPr>
         <w:ind w:left="600" w:hanging="360"/>
         <w:rPr/>
@@ -1623,7 +1662,7 @@
       <w:pPr>
         <w:numPr>
           <w:ilvl w:val="0"/>
-          <w:numId w:val="3"/>
+          <w:numId w:val="4"/>
         </w:numPr>
         <w:ind w:left="600" w:hanging="360"/>
         <w:rPr/>
@@ -1639,7 +1678,7 @@
       <w:pPr>
         <w:numPr>
           <w:ilvl w:val="0"/>
-          <w:numId w:val="3"/>
+          <w:numId w:val="4"/>
         </w:numPr>
         <w:ind w:left="600" w:hanging="360"/>
         <w:rPr/>
@@ -1655,7 +1694,7 @@
       <w:pPr>
         <w:numPr>
           <w:ilvl w:val="0"/>
-          <w:numId w:val="3"/>
+          <w:numId w:val="4"/>
         </w:numPr>
         <w:ind w:left="600" w:hanging="360"/>
         <w:rPr/>
@@ -1671,7 +1710,7 @@
       <w:pPr>
         <w:numPr>
           <w:ilvl w:val="0"/>
-          <w:numId w:val="3"/>
+          <w:numId w:val="4"/>
         </w:numPr>
         <w:ind w:left="600" w:hanging="360"/>
         <w:rPr>
@@ -1688,7 +1727,7 @@
       <w:pPr>
         <w:numPr>
           <w:ilvl w:val="0"/>
-          <w:numId w:val="3"/>
+          <w:numId w:val="4"/>
         </w:numPr>
         <w:ind w:left="600" w:hanging="360"/>
         <w:rPr>
@@ -1711,7 +1750,7 @@
       <w:pPr>
         <w:numPr>
           <w:ilvl w:val="0"/>
-          <w:numId w:val="3"/>
+          <w:numId w:val="4"/>
         </w:numPr>
         <w:ind w:left="600" w:hanging="360"/>
         <w:rPr>
@@ -1734,7 +1773,7 @@
       <w:pPr>
         <w:numPr>
           <w:ilvl w:val="0"/>
-          <w:numId w:val="3"/>
+          <w:numId w:val="4"/>
         </w:numPr>
         <w:ind w:left="600" w:hanging="360"/>
         <w:rPr>
@@ -1757,7 +1796,7 @@
       <w:pPr>
         <w:numPr>
           <w:ilvl w:val="0"/>
-          <w:numId w:val="3"/>
+          <w:numId w:val="4"/>
         </w:numPr>
         <w:ind w:left="600" w:hanging="360"/>
         <w:rPr>
@@ -1780,7 +1819,7 @@
       <w:pPr>
         <w:numPr>
           <w:ilvl w:val="0"/>
-          <w:numId w:val="3"/>
+          <w:numId w:val="4"/>
         </w:numPr>
         <w:ind w:left="600" w:hanging="360"/>
         <w:rPr>
@@ -1803,7 +1842,7 @@
       <w:pPr>
         <w:numPr>
           <w:ilvl w:val="0"/>
-          <w:numId w:val="3"/>
+          <w:numId w:val="4"/>
         </w:numPr>
         <w:ind w:left="600" w:hanging="360"/>
         <w:rPr>
@@ -1826,7 +1865,7 @@
       <w:pPr>
         <w:numPr>
           <w:ilvl w:val="0"/>
-          <w:numId w:val="3"/>
+          <w:numId w:val="4"/>
         </w:numPr>
         <w:ind w:left="600" w:hanging="360"/>
         <w:rPr>
@@ -1849,7 +1888,7 @@
       <w:pPr>
         <w:numPr>
           <w:ilvl w:val="0"/>
-          <w:numId w:val="3"/>
+          <w:numId w:val="4"/>
         </w:numPr>
         <w:ind w:left="600" w:hanging="360"/>
         <w:rPr>
@@ -1872,7 +1911,7 @@
       <w:pPr>
         <w:numPr>
           <w:ilvl w:val="0"/>
-          <w:numId w:val="3"/>
+          <w:numId w:val="4"/>
         </w:numPr>
         <w:ind w:left="600" w:hanging="360"/>
         <w:rPr>
@@ -1895,7 +1934,7 @@
       <w:pPr>
         <w:numPr>
           <w:ilvl w:val="0"/>
-          <w:numId w:val="3"/>
+          <w:numId w:val="4"/>
         </w:numPr>
         <w:ind w:left="600" w:hanging="360"/>
         <w:rPr>
@@ -1918,7 +1957,7 @@
       <w:pPr>
         <w:numPr>
           <w:ilvl w:val="0"/>
-          <w:numId w:val="3"/>
+          <w:numId w:val="4"/>
         </w:numPr>
         <w:ind w:left="600" w:hanging="360"/>
         <w:rPr>
@@ -1941,7 +1980,7 @@
       <w:pPr>
         <w:numPr>
           <w:ilvl w:val="0"/>
-          <w:numId w:val="3"/>
+          <w:numId w:val="4"/>
         </w:numPr>
         <w:ind w:left="600" w:hanging="360"/>
         <w:rPr>
@@ -1964,7 +2003,7 @@
       <w:pPr>
         <w:numPr>
           <w:ilvl w:val="0"/>
-          <w:numId w:val="3"/>
+          <w:numId w:val="4"/>
         </w:numPr>
         <w:ind w:left="600" w:hanging="360"/>
         <w:rPr>
@@ -1987,7 +2026,7 @@
       <w:pPr>
         <w:numPr>
           <w:ilvl w:val="0"/>
-          <w:numId w:val="3"/>
+          <w:numId w:val="4"/>
         </w:numPr>
         <w:ind w:left="600" w:hanging="360"/>
         <w:rPr>
@@ -2010,7 +2049,7 @@
       <w:pPr>
         <w:numPr>
           <w:ilvl w:val="0"/>
-          <w:numId w:val="3"/>
+          <w:numId w:val="4"/>
         </w:numPr>
         <w:ind w:left="600" w:hanging="360"/>
         <w:rPr>
@@ -2027,7 +2066,7 @@
       <w:pPr>
         <w:numPr>
           <w:ilvl w:val="0"/>
-          <w:numId w:val="3"/>
+          <w:numId w:val="4"/>
         </w:numPr>
         <w:ind w:left="600" w:hanging="360"/>
         <w:rPr>
@@ -2050,7 +2089,7 @@
       <w:pPr>
         <w:numPr>
           <w:ilvl w:val="0"/>
-          <w:numId w:val="3"/>
+          <w:numId w:val="4"/>
         </w:numPr>
         <w:ind w:left="600" w:hanging="360"/>
         <w:rPr>
@@ -2073,7 +2112,7 @@
       <w:pPr>
         <w:numPr>
           <w:ilvl w:val="0"/>
-          <w:numId w:val="3"/>
+          <w:numId w:val="4"/>
         </w:numPr>
         <w:ind w:left="600" w:hanging="360"/>
         <w:rPr>
@@ -2096,7 +2135,7 @@
       <w:pPr>
         <w:numPr>
           <w:ilvl w:val="0"/>
-          <w:numId w:val="3"/>
+          <w:numId w:val="4"/>
         </w:numPr>
         <w:ind w:left="600" w:hanging="360"/>
         <w:rPr>
@@ -2119,7 +2158,7 @@
       <w:pPr>
         <w:numPr>
           <w:ilvl w:val="0"/>
-          <w:numId w:val="3"/>
+          <w:numId w:val="4"/>
         </w:numPr>
         <w:ind w:left="600" w:hanging="360"/>
         <w:rPr>
@@ -2142,7 +2181,7 @@
       <w:pPr>
         <w:numPr>
           <w:ilvl w:val="0"/>
-          <w:numId w:val="3"/>
+          <w:numId w:val="4"/>
         </w:numPr>
         <w:ind w:left="600" w:hanging="360"/>
         <w:rPr>
@@ -2165,7 +2204,7 @@
       <w:pPr>
         <w:numPr>
           <w:ilvl w:val="0"/>
-          <w:numId w:val="3"/>
+          <w:numId w:val="4"/>
         </w:numPr>
         <w:ind w:left="600" w:hanging="360"/>
         <w:rPr>
@@ -2188,7 +2227,7 @@
       <w:pPr>
         <w:numPr>
           <w:ilvl w:val="0"/>
-          <w:numId w:val="3"/>
+          <w:numId w:val="4"/>
         </w:numPr>
         <w:ind w:left="600" w:hanging="360"/>
         <w:rPr>
@@ -2211,7 +2250,7 @@
       <w:pPr>
         <w:numPr>
           <w:ilvl w:val="0"/>
-          <w:numId w:val="3"/>
+          <w:numId w:val="4"/>
         </w:numPr>
         <w:ind w:left="600" w:hanging="360"/>
         <w:rPr>
@@ -2234,7 +2273,7 @@
       <w:pPr>
         <w:numPr>
           <w:ilvl w:val="0"/>
-          <w:numId w:val="3"/>
+          <w:numId w:val="4"/>
         </w:numPr>
         <w:ind w:left="600" w:hanging="360"/>
         <w:rPr>
@@ -2257,7 +2296,7 @@
       <w:pPr>
         <w:numPr>
           <w:ilvl w:val="0"/>
-          <w:numId w:val="3"/>
+          <w:numId w:val="4"/>
         </w:numPr>
         <w:ind w:left="600" w:hanging="360"/>
         <w:rPr>
@@ -2280,7 +2319,7 @@
       <w:pPr>
         <w:numPr>
           <w:ilvl w:val="0"/>
-          <w:numId w:val="3"/>
+          <w:numId w:val="4"/>
         </w:numPr>
         <w:ind w:left="600" w:hanging="360"/>
         <w:rPr>
@@ -2303,7 +2342,7 @@
       <w:pPr>
         <w:numPr>
           <w:ilvl w:val="0"/>
-          <w:numId w:val="3"/>
+          <w:numId w:val="4"/>
         </w:numPr>
         <w:ind w:left="600" w:hanging="360"/>
         <w:rPr>
@@ -2320,7 +2359,7 @@
       <w:pPr>
         <w:numPr>
           <w:ilvl w:val="0"/>
-          <w:numId w:val="3"/>
+          <w:numId w:val="4"/>
         </w:numPr>
         <w:pBdr>
           <w:top w:space="0" w:sz="0" w:val="nil"/>
@@ -2345,7 +2384,7 @@
       <w:pPr>
         <w:numPr>
           <w:ilvl w:val="0"/>
-          <w:numId w:val="3"/>
+          <w:numId w:val="4"/>
         </w:numPr>
         <w:pBdr>
           <w:top w:space="0" w:sz="0" w:val="nil"/>
@@ -2369,30 +2408,30 @@
       <w:pPr>
         <w:numPr>
           <w:ilvl w:val="0"/>
-          <w:numId w:val="3"/>
-        </w:numPr>
-        <w:pBdr>
-          <w:top w:space="0" w:sz="0" w:val="nil"/>
-          <w:left w:space="0" w:sz="0" w:val="nil"/>
-          <w:bottom w:space="0" w:sz="0" w:val="nil"/>
-          <w:right w:space="0" w:sz="0" w:val="nil"/>
-          <w:between w:space="0" w:sz="0" w:val="nil"/>
-        </w:pBdr>
-        <w:shd w:fill="auto" w:val="clear"/>
-        <w:ind w:left="600" w:hanging="360"/>
-        <w:rPr/>
-      </w:pPr>
-      <w:r>
-        <w:rPr>
-          <w:rtl w:val="0"/>
-        </w:rPr>
-      </w:r>
-    </w:p>
-    <w:p>
-      <w:pPr>
-        <w:numPr>
-          <w:ilvl w:val="0"/>
-          <w:numId w:val="3"/>
+          <w:numId w:val="4"/>
+        </w:numPr>
+        <w:pBdr>
+          <w:top w:space="0" w:sz="0" w:val="nil"/>
+          <w:left w:space="0" w:sz="0" w:val="nil"/>
+          <w:bottom w:space="0" w:sz="0" w:val="nil"/>
+          <w:right w:space="0" w:sz="0" w:val="nil"/>
+          <w:between w:space="0" w:sz="0" w:val="nil"/>
+        </w:pBdr>
+        <w:shd w:fill="auto" w:val="clear"/>
+        <w:ind w:left="600" w:hanging="360"/>
+        <w:rPr/>
+      </w:pPr>
+      <w:r>
+        <w:rPr>
+          <w:rtl w:val="0"/>
+        </w:rPr>
+      </w:r>
+    </w:p>
+    <w:p>
+      <w:pPr>
+        <w:numPr>
+          <w:ilvl w:val="0"/>
+          <w:numId w:val="4"/>
         </w:numPr>
         <w:pBdr>
           <w:top w:space="0" w:sz="0" w:val="nil"/>
@@ -2416,7 +2455,7 @@
       <w:pPr>
         <w:numPr>
           <w:ilvl w:val="0"/>
-          <w:numId w:val="3"/>
+          <w:numId w:val="4"/>
         </w:numPr>
         <w:pBdr>
           <w:top w:space="0" w:sz="0" w:val="nil"/>
@@ -2440,7 +2479,7 @@
       <w:pPr>
         <w:numPr>
           <w:ilvl w:val="0"/>
-          <w:numId w:val="3"/>
+          <w:numId w:val="4"/>
         </w:numPr>
         <w:pBdr>
           <w:top w:space="0" w:sz="0" w:val="nil"/>
@@ -2464,7 +2503,7 @@
       <w:pPr>
         <w:numPr>
           <w:ilvl w:val="0"/>
-          <w:numId w:val="3"/>
+          <w:numId w:val="4"/>
         </w:numPr>
         <w:pBdr>
           <w:top w:space="0" w:sz="0" w:val="nil"/>
@@ -2488,7 +2527,7 @@
       <w:pPr>
         <w:numPr>
           <w:ilvl w:val="0"/>
-          <w:numId w:val="3"/>
+          <w:numId w:val="4"/>
         </w:numPr>
         <w:pBdr>
           <w:top w:space="0" w:sz="0" w:val="nil"/>
@@ -2512,7 +2551,7 @@
       <w:pPr>
         <w:numPr>
           <w:ilvl w:val="0"/>
-          <w:numId w:val="3"/>
+          <w:numId w:val="4"/>
         </w:numPr>
         <w:pBdr>
           <w:top w:space="0" w:sz="0" w:val="nil"/>
@@ -2536,7 +2575,7 @@
       <w:pPr>
         <w:numPr>
           <w:ilvl w:val="0"/>
-          <w:numId w:val="3"/>
+          <w:numId w:val="4"/>
         </w:numPr>
         <w:pBdr>
           <w:top w:space="0" w:sz="0" w:val="nil"/>
@@ -2560,7 +2599,7 @@
       <w:pPr>
         <w:numPr>
           <w:ilvl w:val="0"/>
-          <w:numId w:val="3"/>
+          <w:numId w:val="4"/>
         </w:numPr>
         <w:pBdr>
           <w:top w:space="0" w:sz="0" w:val="nil"/>
@@ -2584,7 +2623,7 @@
       <w:pPr>
         <w:numPr>
           <w:ilvl w:val="0"/>
-          <w:numId w:val="3"/>
+          <w:numId w:val="4"/>
         </w:numPr>
         <w:pBdr>
           <w:top w:space="0" w:sz="0" w:val="nil"/>
@@ -2608,7 +2647,7 @@
       <w:pPr>
         <w:numPr>
           <w:ilvl w:val="0"/>
-          <w:numId w:val="3"/>
+          <w:numId w:val="4"/>
         </w:numPr>
         <w:pBdr>
           <w:top w:space="0" w:sz="0" w:val="nil"/>
@@ -2632,7 +2671,7 @@
       <w:pPr>
         <w:numPr>
           <w:ilvl w:val="0"/>
-          <w:numId w:val="3"/>
+          <w:numId w:val="4"/>
         </w:numPr>
         <w:pBdr>
           <w:top w:space="0" w:sz="0" w:val="nil"/>
@@ -2656,7 +2695,7 @@
       <w:pPr>
         <w:numPr>
           <w:ilvl w:val="0"/>
-          <w:numId w:val="3"/>
+          <w:numId w:val="4"/>
         </w:numPr>
         <w:pBdr>
           <w:top w:space="0" w:sz="0" w:val="nil"/>
@@ -2680,7 +2719,7 @@
       <w:pPr>
         <w:numPr>
           <w:ilvl w:val="0"/>
-          <w:numId w:val="3"/>
+          <w:numId w:val="4"/>
         </w:numPr>
         <w:pBdr>
           <w:top w:space="0" w:sz="0" w:val="nil"/>
@@ -2704,7 +2743,7 @@
       <w:pPr>
         <w:numPr>
           <w:ilvl w:val="0"/>
-          <w:numId w:val="3"/>
+          <w:numId w:val="4"/>
         </w:numPr>
         <w:pBdr>
           <w:top w:space="0" w:sz="0" w:val="nil"/>
@@ -2728,7 +2767,7 @@
       <w:pPr>
         <w:numPr>
           <w:ilvl w:val="0"/>
-          <w:numId w:val="3"/>
+          <w:numId w:val="4"/>
         </w:numPr>
         <w:pBdr>
           <w:top w:space="0" w:sz="0" w:val="nil"/>
@@ -2752,7 +2791,7 @@
       <w:pPr>
         <w:numPr>
           <w:ilvl w:val="0"/>
-          <w:numId w:val="3"/>
+          <w:numId w:val="4"/>
         </w:numPr>
         <w:pBdr>
           <w:top w:space="0" w:sz="0" w:val="nil"/>
@@ -2776,7 +2815,7 @@
       <w:pPr>
         <w:numPr>
           <w:ilvl w:val="0"/>
-          <w:numId w:val="3"/>
+          <w:numId w:val="4"/>
         </w:numPr>
         <w:pBdr>
           <w:top w:space="0" w:sz="0" w:val="nil"/>
@@ -2800,7 +2839,7 @@
       <w:pPr>
         <w:numPr>
           <w:ilvl w:val="0"/>
-          <w:numId w:val="3"/>
+          <w:numId w:val="4"/>
         </w:numPr>
         <w:pBdr>
           <w:top w:space="0" w:sz="0" w:val="nil"/>
@@ -2824,7 +2863,7 @@
       <w:pPr>
         <w:numPr>
           <w:ilvl w:val="0"/>
-          <w:numId w:val="3"/>
+          <w:numId w:val="4"/>
         </w:numPr>
         <w:pBdr>
           <w:top w:space="0" w:sz="0" w:val="nil"/>
@@ -2848,7 +2887,7 @@
       <w:pPr>
         <w:numPr>
           <w:ilvl w:val="0"/>
-          <w:numId w:val="3"/>
+          <w:numId w:val="4"/>
         </w:numPr>
         <w:pBdr>
           <w:top w:space="0" w:sz="0" w:val="nil"/>
@@ -2872,7 +2911,7 @@
       <w:pPr>
         <w:numPr>
           <w:ilvl w:val="0"/>
-          <w:numId w:val="3"/>
+          <w:numId w:val="4"/>
         </w:numPr>
         <w:pBdr>
           <w:top w:space="0" w:sz="0" w:val="nil"/>
@@ -2896,7 +2935,7 @@
       <w:pPr>
         <w:numPr>
           <w:ilvl w:val="0"/>
-          <w:numId w:val="3"/>
+          <w:numId w:val="4"/>
         </w:numPr>
         <w:pBdr>
           <w:top w:space="0" w:sz="0" w:val="nil"/>
@@ -2920,7 +2959,7 @@
       <w:pPr>
         <w:numPr>
           <w:ilvl w:val="0"/>
-          <w:numId w:val="3"/>
+          <w:numId w:val="4"/>
         </w:numPr>
         <w:pBdr>
           <w:top w:space="0" w:sz="0" w:val="nil"/>
@@ -2944,7 +2983,7 @@
       <w:pPr>
         <w:numPr>
           <w:ilvl w:val="0"/>
-          <w:numId w:val="3"/>
+          <w:numId w:val="4"/>
         </w:numPr>
         <w:pBdr>
           <w:top w:space="0" w:sz="0" w:val="nil"/>
@@ -2968,7 +3007,7 @@
       <w:pPr>
         <w:numPr>
           <w:ilvl w:val="0"/>
-          <w:numId w:val="3"/>
+          <w:numId w:val="4"/>
         </w:numPr>
         <w:pBdr>
           <w:top w:space="0" w:sz="0" w:val="nil"/>
@@ -2992,7 +3031,7 @@
       <w:pPr>
         <w:numPr>
           <w:ilvl w:val="0"/>
-          <w:numId w:val="3"/>
+          <w:numId w:val="4"/>
         </w:numPr>
         <w:pBdr>
           <w:top w:space="0" w:sz="0" w:val="nil"/>
@@ -3016,30 +3055,30 @@
       <w:pPr>
         <w:numPr>
           <w:ilvl w:val="0"/>
-          <w:numId w:val="3"/>
-        </w:numPr>
-        <w:pBdr>
-          <w:top w:space="0" w:sz="0" w:val="nil"/>
-          <w:left w:space="0" w:sz="0" w:val="nil"/>
-          <w:bottom w:space="0" w:sz="0" w:val="nil"/>
-          <w:right w:space="0" w:sz="0" w:val="nil"/>
-          <w:between w:space="0" w:sz="0" w:val="nil"/>
-        </w:pBdr>
-        <w:shd w:fill="auto" w:val="clear"/>
-        <w:ind w:left="600" w:hanging="360"/>
-        <w:rPr/>
-      </w:pPr>
-      <w:r>
-        <w:rPr>
-          <w:rtl w:val="0"/>
-        </w:rPr>
-      </w:r>
-    </w:p>
-    <w:p>
-      <w:pPr>
-        <w:numPr>
-          <w:ilvl w:val="0"/>
-          <w:numId w:val="3"/>
+          <w:numId w:val="4"/>
+        </w:numPr>
+        <w:pBdr>
+          <w:top w:space="0" w:sz="0" w:val="nil"/>
+          <w:left w:space="0" w:sz="0" w:val="nil"/>
+          <w:bottom w:space="0" w:sz="0" w:val="nil"/>
+          <w:right w:space="0" w:sz="0" w:val="nil"/>
+          <w:between w:space="0" w:sz="0" w:val="nil"/>
+        </w:pBdr>
+        <w:shd w:fill="auto" w:val="clear"/>
+        <w:ind w:left="600" w:hanging="360"/>
+        <w:rPr/>
+      </w:pPr>
+      <w:r>
+        <w:rPr>
+          <w:rtl w:val="0"/>
+        </w:rPr>
+      </w:r>
+    </w:p>
+    <w:p>
+      <w:pPr>
+        <w:numPr>
+          <w:ilvl w:val="0"/>
+          <w:numId w:val="4"/>
         </w:numPr>
         <w:pBdr>
           <w:top w:space="0" w:sz="0" w:val="nil"/>
@@ -3063,7 +3102,7 @@
       <w:pPr>
         <w:numPr>
           <w:ilvl w:val="0"/>
-          <w:numId w:val="3"/>
+          <w:numId w:val="4"/>
         </w:numPr>
         <w:pBdr>
           <w:top w:space="0" w:sz="0" w:val="nil"/>
@@ -3087,30 +3126,30 @@
       <w:pPr>
         <w:numPr>
           <w:ilvl w:val="0"/>
-          <w:numId w:val="3"/>
-        </w:numPr>
-        <w:pBdr>
-          <w:top w:space="0" w:sz="0" w:val="nil"/>
-          <w:left w:space="0" w:sz="0" w:val="nil"/>
-          <w:bottom w:space="0" w:sz="0" w:val="nil"/>
-          <w:right w:space="0" w:sz="0" w:val="nil"/>
-          <w:between w:space="0" w:sz="0" w:val="nil"/>
-        </w:pBdr>
-        <w:shd w:fill="auto" w:val="clear"/>
-        <w:ind w:left="600" w:hanging="360"/>
-        <w:rPr/>
-      </w:pPr>
-      <w:r>
-        <w:rPr>
-          <w:rtl w:val="0"/>
-        </w:rPr>
-      </w:r>
-    </w:p>
-    <w:p>
-      <w:pPr>
-        <w:numPr>
-          <w:ilvl w:val="0"/>
-          <w:numId w:val="3"/>
+          <w:numId w:val="4"/>
+        </w:numPr>
+        <w:pBdr>
+          <w:top w:space="0" w:sz="0" w:val="nil"/>
+          <w:left w:space="0" w:sz="0" w:val="nil"/>
+          <w:bottom w:space="0" w:sz="0" w:val="nil"/>
+          <w:right w:space="0" w:sz="0" w:val="nil"/>
+          <w:between w:space="0" w:sz="0" w:val="nil"/>
+        </w:pBdr>
+        <w:shd w:fill="auto" w:val="clear"/>
+        <w:ind w:left="600" w:hanging="360"/>
+        <w:rPr/>
+      </w:pPr>
+      <w:r>
+        <w:rPr>
+          <w:rtl w:val="0"/>
+        </w:rPr>
+      </w:r>
+    </w:p>
+    <w:p>
+      <w:pPr>
+        <w:numPr>
+          <w:ilvl w:val="0"/>
+          <w:numId w:val="4"/>
         </w:numPr>
         <w:pBdr>
           <w:top w:space="0" w:sz="0" w:val="nil"/>
@@ -3134,7 +3173,7 @@
       <w:pPr>
         <w:numPr>
           <w:ilvl w:val="0"/>
-          <w:numId w:val="3"/>
+          <w:numId w:val="4"/>
         </w:numPr>
         <w:pBdr>
           <w:top w:space="0" w:sz="0" w:val="nil"/>
@@ -3158,7 +3197,7 @@
       <w:pPr>
         <w:numPr>
           <w:ilvl w:val="0"/>
-          <w:numId w:val="3"/>
+          <w:numId w:val="4"/>
         </w:numPr>
         <w:pBdr>
           <w:top w:space="0" w:sz="0" w:val="nil"/>
@@ -3182,7 +3221,7 @@
       <w:pPr>
         <w:numPr>
           <w:ilvl w:val="0"/>
-          <w:numId w:val="3"/>
+          <w:numId w:val="4"/>
         </w:numPr>
         <w:pBdr>
           <w:top w:space="0" w:sz="0" w:val="nil"/>
@@ -3206,7 +3245,7 @@
       <w:pPr>
         <w:numPr>
           <w:ilvl w:val="0"/>
-          <w:numId w:val="3"/>
+          <w:numId w:val="4"/>
         </w:numPr>
         <w:pBdr>
           <w:top w:space="0" w:sz="0" w:val="nil"/>
@@ -3230,7 +3269,7 @@
       <w:pPr>
         <w:numPr>
           <w:ilvl w:val="0"/>
-          <w:numId w:val="3"/>
+          <w:numId w:val="4"/>
         </w:numPr>
         <w:pBdr>
           <w:top w:space="0" w:sz="0" w:val="nil"/>
@@ -3254,7 +3293,7 @@
       <w:pPr>
         <w:numPr>
           <w:ilvl w:val="0"/>
-          <w:numId w:val="3"/>
+          <w:numId w:val="4"/>
         </w:numPr>
         <w:pBdr>
           <w:top w:space="0" w:sz="0" w:val="nil"/>
@@ -3278,7 +3317,7 @@
       <w:pPr>
         <w:numPr>
           <w:ilvl w:val="0"/>
-          <w:numId w:val="3"/>
+          <w:numId w:val="4"/>
         </w:numPr>
         <w:pBdr>
           <w:top w:space="0" w:sz="0" w:val="nil"/>
@@ -3302,30 +3341,30 @@
       <w:pPr>
         <w:numPr>
           <w:ilvl w:val="0"/>
-          <w:numId w:val="3"/>
-        </w:numPr>
-        <w:pBdr>
-          <w:top w:space="0" w:sz="0" w:val="nil"/>
-          <w:left w:space="0" w:sz="0" w:val="nil"/>
-          <w:bottom w:space="0" w:sz="0" w:val="nil"/>
-          <w:right w:space="0" w:sz="0" w:val="nil"/>
-          <w:between w:space="0" w:sz="0" w:val="nil"/>
-        </w:pBdr>
-        <w:shd w:fill="auto" w:val="clear"/>
-        <w:ind w:left="600" w:hanging="360"/>
-        <w:rPr/>
-      </w:pPr>
-      <w:r>
-        <w:rPr>
-          <w:rtl w:val="0"/>
-        </w:rPr>
-      </w:r>
-    </w:p>
-    <w:p>
-      <w:pPr>
-        <w:numPr>
-          <w:ilvl w:val="0"/>
-          <w:numId w:val="3"/>
+          <w:numId w:val="4"/>
+        </w:numPr>
+        <w:pBdr>
+          <w:top w:space="0" w:sz="0" w:val="nil"/>
+          <w:left w:space="0" w:sz="0" w:val="nil"/>
+          <w:bottom w:space="0" w:sz="0" w:val="nil"/>
+          <w:right w:space="0" w:sz="0" w:val="nil"/>
+          <w:between w:space="0" w:sz="0" w:val="nil"/>
+        </w:pBdr>
+        <w:shd w:fill="auto" w:val="clear"/>
+        <w:ind w:left="600" w:hanging="360"/>
+        <w:rPr/>
+      </w:pPr>
+      <w:r>
+        <w:rPr>
+          <w:rtl w:val="0"/>
+        </w:rPr>
+      </w:r>
+    </w:p>
+    <w:p>
+      <w:pPr>
+        <w:numPr>
+          <w:ilvl w:val="0"/>
+          <w:numId w:val="4"/>
         </w:numPr>
         <w:pBdr>
           <w:top w:space="0" w:sz="0" w:val="nil"/>
@@ -3349,30 +3388,30 @@
       <w:pPr>
         <w:numPr>
           <w:ilvl w:val="0"/>
-          <w:numId w:val="3"/>
-        </w:numPr>
-        <w:pBdr>
-          <w:top w:space="0" w:sz="0" w:val="nil"/>
-          <w:left w:space="0" w:sz="0" w:val="nil"/>
-          <w:bottom w:space="0" w:sz="0" w:val="nil"/>
-          <w:right w:space="0" w:sz="0" w:val="nil"/>
-          <w:between w:space="0" w:sz="0" w:val="nil"/>
-        </w:pBdr>
-        <w:shd w:fill="auto" w:val="clear"/>
-        <w:ind w:left="600" w:hanging="360"/>
-        <w:rPr/>
-      </w:pPr>
-      <w:r>
-        <w:rPr>
-          <w:rtl w:val="0"/>
-        </w:rPr>
-      </w:r>
-    </w:p>
-    <w:p>
-      <w:pPr>
-        <w:numPr>
-          <w:ilvl w:val="0"/>
-          <w:numId w:val="3"/>
+          <w:numId w:val="4"/>
+        </w:numPr>
+        <w:pBdr>
+          <w:top w:space="0" w:sz="0" w:val="nil"/>
+          <w:left w:space="0" w:sz="0" w:val="nil"/>
+          <w:bottom w:space="0" w:sz="0" w:val="nil"/>
+          <w:right w:space="0" w:sz="0" w:val="nil"/>
+          <w:between w:space="0" w:sz="0" w:val="nil"/>
+        </w:pBdr>
+        <w:shd w:fill="auto" w:val="clear"/>
+        <w:ind w:left="600" w:hanging="360"/>
+        <w:rPr/>
+      </w:pPr>
+      <w:r>
+        <w:rPr>
+          <w:rtl w:val="0"/>
+        </w:rPr>
+      </w:r>
+    </w:p>
+    <w:p>
+      <w:pPr>
+        <w:numPr>
+          <w:ilvl w:val="0"/>
+          <w:numId w:val="4"/>
         </w:numPr>
         <w:pBdr>
           <w:top w:space="0" w:sz="0" w:val="nil"/>
@@ -3396,7 +3435,7 @@
       <w:pPr>
         <w:numPr>
           <w:ilvl w:val="0"/>
-          <w:numId w:val="3"/>
+          <w:numId w:val="4"/>
         </w:numPr>
         <w:pBdr>
           <w:top w:space="0" w:sz="0" w:val="nil"/>
@@ -3420,7 +3459,7 @@
       <w:pPr>
         <w:numPr>
           <w:ilvl w:val="0"/>
-          <w:numId w:val="3"/>
+          <w:numId w:val="4"/>
         </w:numPr>
         <w:pBdr>
           <w:top w:space="0" w:sz="0" w:val="nil"/>
@@ -3444,7 +3483,7 @@
       <w:pPr>
         <w:numPr>
           <w:ilvl w:val="0"/>
-          <w:numId w:val="3"/>
+          <w:numId w:val="4"/>
         </w:numPr>
         <w:pBdr>
           <w:top w:space="0" w:sz="0" w:val="nil"/>
@@ -3468,30 +3507,30 @@
       <w:pPr>
         <w:numPr>
           <w:ilvl w:val="0"/>
-          <w:numId w:val="3"/>
-        </w:numPr>
-        <w:pBdr>
-          <w:top w:space="0" w:sz="0" w:val="nil"/>
-          <w:left w:space="0" w:sz="0" w:val="nil"/>
-          <w:bottom w:space="0" w:sz="0" w:val="nil"/>
-          <w:right w:space="0" w:sz="0" w:val="nil"/>
-          <w:between w:space="0" w:sz="0" w:val="nil"/>
-        </w:pBdr>
-        <w:shd w:fill="auto" w:val="clear"/>
-        <w:ind w:left="600" w:hanging="360"/>
-        <w:rPr/>
-      </w:pPr>
-      <w:r>
-        <w:rPr>
-          <w:rtl w:val="0"/>
-        </w:rPr>
-      </w:r>
-    </w:p>
-    <w:p>
-      <w:pPr>
-        <w:numPr>
-          <w:ilvl w:val="0"/>
-          <w:numId w:val="3"/>
+          <w:numId w:val="4"/>
+        </w:numPr>
+        <w:pBdr>
+          <w:top w:space="0" w:sz="0" w:val="nil"/>
+          <w:left w:space="0" w:sz="0" w:val="nil"/>
+          <w:bottom w:space="0" w:sz="0" w:val="nil"/>
+          <w:right w:space="0" w:sz="0" w:val="nil"/>
+          <w:between w:space="0" w:sz="0" w:val="nil"/>
+        </w:pBdr>
+        <w:shd w:fill="auto" w:val="clear"/>
+        <w:ind w:left="600" w:hanging="360"/>
+        <w:rPr/>
+      </w:pPr>
+      <w:r>
+        <w:rPr>
+          <w:rtl w:val="0"/>
+        </w:rPr>
+      </w:r>
+    </w:p>
+    <w:p>
+      <w:pPr>
+        <w:numPr>
+          <w:ilvl w:val="0"/>
+          <w:numId w:val="4"/>
         </w:numPr>
         <w:pBdr>
           <w:top w:space="0" w:sz="0" w:val="nil"/>
@@ -3515,7 +3554,7 @@
       <w:pPr>
         <w:numPr>
           <w:ilvl w:val="0"/>
-          <w:numId w:val="3"/>
+          <w:numId w:val="4"/>
         </w:numPr>
         <w:pBdr>
           <w:top w:space="0" w:sz="0" w:val="nil"/>
@@ -3539,7 +3578,7 @@
       <w:pPr>
         <w:numPr>
           <w:ilvl w:val="0"/>
-          <w:numId w:val="3"/>
+          <w:numId w:val="4"/>
         </w:numPr>
         <w:pBdr>
           <w:top w:space="0" w:sz="0" w:val="nil"/>
@@ -3563,7 +3602,7 @@
       <w:pPr>
         <w:numPr>
           <w:ilvl w:val="0"/>
-          <w:numId w:val="3"/>
+          <w:numId w:val="4"/>
         </w:numPr>
         <w:pBdr>
           <w:top w:space="0" w:sz="0" w:val="nil"/>
@@ -3587,7 +3626,7 @@
       <w:pPr>
         <w:numPr>
           <w:ilvl w:val="0"/>
-          <w:numId w:val="3"/>
+          <w:numId w:val="4"/>
         </w:numPr>
         <w:pBdr>
           <w:top w:space="0" w:sz="0" w:val="nil"/>
@@ -3611,7 +3650,7 @@
       <w:pPr>
         <w:numPr>
           <w:ilvl w:val="0"/>
-          <w:numId w:val="3"/>
+          <w:numId w:val="4"/>
         </w:numPr>
         <w:pBdr>
           <w:top w:space="0" w:sz="0" w:val="nil"/>
@@ -3635,7 +3674,7 @@
       <w:pPr>
         <w:numPr>
           <w:ilvl w:val="0"/>
-          <w:numId w:val="3"/>
+          <w:numId w:val="4"/>
         </w:numPr>
         <w:pBdr>
           <w:top w:space="0" w:sz="0" w:val="nil"/>
@@ -3659,7 +3698,7 @@
       <w:pPr>
         <w:numPr>
           <w:ilvl w:val="0"/>
-          <w:numId w:val="3"/>
+          <w:numId w:val="4"/>
         </w:numPr>
         <w:pBdr>
           <w:top w:space="0" w:sz="0" w:val="nil"/>
@@ -3683,7 +3722,7 @@
       <w:pPr>
         <w:numPr>
           <w:ilvl w:val="0"/>
-          <w:numId w:val="3"/>
+          <w:numId w:val="4"/>
         </w:numPr>
         <w:pBdr>
           <w:top w:space="0" w:sz="0" w:val="nil"/>
@@ -3707,7 +3746,7 @@
       <w:pPr>
         <w:numPr>
           <w:ilvl w:val="0"/>
-          <w:numId w:val="3"/>
+          <w:numId w:val="4"/>
         </w:numPr>
         <w:pBdr>
           <w:top w:space="0" w:sz="0" w:val="nil"/>
@@ -3731,7 +3770,7 @@
       <w:pPr>
         <w:numPr>
           <w:ilvl w:val="0"/>
-          <w:numId w:val="3"/>
+          <w:numId w:val="4"/>
         </w:numPr>
         <w:pBdr>
           <w:top w:space="0" w:sz="0" w:val="nil"/>
@@ -3755,7 +3794,7 @@
       <w:pPr>
         <w:numPr>
           <w:ilvl w:val="0"/>
-          <w:numId w:val="3"/>
+          <w:numId w:val="4"/>
         </w:numPr>
         <w:pBdr>
           <w:top w:space="0" w:sz="0" w:val="nil"/>
@@ -3779,7 +3818,7 @@
       <w:pPr>
         <w:numPr>
           <w:ilvl w:val="0"/>
-          <w:numId w:val="3"/>
+          <w:numId w:val="4"/>
         </w:numPr>
         <w:pBdr>
           <w:top w:space="0" w:sz="0" w:val="nil"/>
@@ -3803,7 +3842,7 @@
       <w:pPr>
         <w:numPr>
           <w:ilvl w:val="0"/>
-          <w:numId w:val="3"/>
+          <w:numId w:val="4"/>
         </w:numPr>
         <w:pBdr>
           <w:top w:space="0" w:sz="0" w:val="nil"/>
@@ -3827,7 +3866,7 @@
       <w:pPr>
         <w:numPr>
           <w:ilvl w:val="0"/>
-          <w:numId w:val="3"/>
+          <w:numId w:val="4"/>
         </w:numPr>
         <w:pBdr>
           <w:top w:space="0" w:sz="0" w:val="nil"/>
@@ -3851,7 +3890,7 @@
       <w:pPr>
         <w:numPr>
           <w:ilvl w:val="0"/>
-          <w:numId w:val="3"/>
+          <w:numId w:val="4"/>
         </w:numPr>
         <w:pBdr>
           <w:top w:space="0" w:sz="0" w:val="nil"/>
@@ -3875,7 +3914,7 @@
       <w:pPr>
         <w:numPr>
           <w:ilvl w:val="0"/>
-          <w:numId w:val="3"/>
+          <w:numId w:val="4"/>
         </w:numPr>
         <w:pBdr>
           <w:top w:space="0" w:sz="0" w:val="nil"/>
@@ -3899,7 +3938,7 @@
       <w:pPr>
         <w:numPr>
           <w:ilvl w:val="0"/>
-          <w:numId w:val="3"/>
+          <w:numId w:val="4"/>
         </w:numPr>
         <w:pBdr>
           <w:top w:space="0" w:sz="0" w:val="nil"/>
@@ -3923,7 +3962,7 @@
       <w:pPr>
         <w:numPr>
           <w:ilvl w:val="0"/>
-          <w:numId w:val="3"/>
+          <w:numId w:val="4"/>
         </w:numPr>
         <w:pBdr>
           <w:top w:space="0" w:sz="0" w:val="nil"/>
@@ -3947,7 +3986,7 @@
       <w:pPr>
         <w:numPr>
           <w:ilvl w:val="0"/>
-          <w:numId w:val="3"/>
+          <w:numId w:val="4"/>
         </w:numPr>
         <w:pBdr>
           <w:top w:space="0" w:sz="0" w:val="nil"/>
@@ -3971,7 +4010,7 @@
       <w:pPr>
         <w:numPr>
           <w:ilvl w:val="0"/>
-          <w:numId w:val="3"/>
+          <w:numId w:val="4"/>
         </w:numPr>
         <w:pBdr>
           <w:top w:space="0" w:sz="0" w:val="nil"/>
@@ -3995,7 +4034,7 @@
       <w:pPr>
         <w:numPr>
           <w:ilvl w:val="0"/>
-          <w:numId w:val="3"/>
+          <w:numId w:val="4"/>
         </w:numPr>
         <w:pBdr>
           <w:top w:space="0" w:sz="0" w:val="nil"/>
@@ -4019,7 +4058,7 @@
       <w:pPr>
         <w:numPr>
           <w:ilvl w:val="0"/>
-          <w:numId w:val="3"/>
+          <w:numId w:val="4"/>
         </w:numPr>
         <w:pBdr>
           <w:top w:space="0" w:sz="0" w:val="nil"/>
@@ -4043,7 +4082,7 @@
       <w:pPr>
         <w:numPr>
           <w:ilvl w:val="0"/>
-          <w:numId w:val="3"/>
+          <w:numId w:val="4"/>
         </w:numPr>
         <w:pBdr>
           <w:top w:space="0" w:sz="0" w:val="nil"/>
@@ -4067,7 +4106,7 @@
       <w:pPr>
         <w:numPr>
           <w:ilvl w:val="0"/>
-          <w:numId w:val="3"/>
+          <w:numId w:val="4"/>
         </w:numPr>
         <w:pBdr>
           <w:top w:space="0" w:sz="0" w:val="nil"/>
@@ -4091,7 +4130,7 @@
       <w:pPr>
         <w:numPr>
           <w:ilvl w:val="0"/>
-          <w:numId w:val="3"/>
+          <w:numId w:val="4"/>
         </w:numPr>
         <w:pBdr>
           <w:top w:space="0" w:sz="0" w:val="nil"/>
@@ -4115,7 +4154,7 @@
       <w:pPr>
         <w:numPr>
           <w:ilvl w:val="0"/>
-          <w:numId w:val="3"/>
+          <w:numId w:val="4"/>
         </w:numPr>
         <w:pBdr>
           <w:top w:space="0" w:sz="0" w:val="nil"/>
@@ -4139,7 +4178,7 @@
       <w:pPr>
         <w:numPr>
           <w:ilvl w:val="0"/>
-          <w:numId w:val="3"/>
+          <w:numId w:val="4"/>
         </w:numPr>
         <w:pBdr>
           <w:top w:space="0" w:sz="0" w:val="nil"/>
@@ -4163,7 +4202,7 @@
       <w:pPr>
         <w:numPr>
           <w:ilvl w:val="0"/>
-          <w:numId w:val="3"/>
+          <w:numId w:val="4"/>
         </w:numPr>
         <w:pBdr>
           <w:top w:space="0" w:sz="0" w:val="nil"/>
@@ -4187,7 +4226,7 @@
       <w:pPr>
         <w:numPr>
           <w:ilvl w:val="0"/>
-          <w:numId w:val="3"/>
+          <w:numId w:val="4"/>
         </w:numPr>
         <w:pBdr>
           <w:top w:space="0" w:sz="0" w:val="nil"/>
@@ -4211,7 +4250,7 @@
       <w:pPr>
         <w:numPr>
           <w:ilvl w:val="0"/>
-          <w:numId w:val="3"/>
+          <w:numId w:val="4"/>
         </w:numPr>
         <w:pBdr>
           <w:top w:space="0" w:sz="0" w:val="nil"/>
@@ -4235,7 +4274,7 @@
       <w:pPr>
         <w:numPr>
           <w:ilvl w:val="0"/>
-          <w:numId w:val="3"/>
+          <w:numId w:val="4"/>
         </w:numPr>
         <w:pBdr>
           <w:top w:space="0" w:sz="0" w:val="nil"/>
@@ -4259,30 +4298,30 @@
       <w:pPr>
         <w:numPr>
           <w:ilvl w:val="0"/>
-          <w:numId w:val="3"/>
-        </w:numPr>
-        <w:pBdr>
-          <w:top w:space="0" w:sz="0" w:val="nil"/>
-          <w:left w:space="0" w:sz="0" w:val="nil"/>
-          <w:bottom w:space="0" w:sz="0" w:val="nil"/>
-          <w:right w:space="0" w:sz="0" w:val="nil"/>
-          <w:between w:space="0" w:sz="0" w:val="nil"/>
-        </w:pBdr>
-        <w:shd w:fill="auto" w:val="clear"/>
-        <w:ind w:left="600" w:hanging="360"/>
-        <w:rPr/>
-      </w:pPr>
-      <w:r>
-        <w:rPr>
-          <w:rtl w:val="0"/>
-        </w:rPr>
-      </w:r>
-    </w:p>
-    <w:p>
-      <w:pPr>
-        <w:numPr>
-          <w:ilvl w:val="0"/>
-          <w:numId w:val="3"/>
+          <w:numId w:val="4"/>
+        </w:numPr>
+        <w:pBdr>
+          <w:top w:space="0" w:sz="0" w:val="nil"/>
+          <w:left w:space="0" w:sz="0" w:val="nil"/>
+          <w:bottom w:space="0" w:sz="0" w:val="nil"/>
+          <w:right w:space="0" w:sz="0" w:val="nil"/>
+          <w:between w:space="0" w:sz="0" w:val="nil"/>
+        </w:pBdr>
+        <w:shd w:fill="auto" w:val="clear"/>
+        <w:ind w:left="600" w:hanging="360"/>
+        <w:rPr/>
+      </w:pPr>
+      <w:r>
+        <w:rPr>
+          <w:rtl w:val="0"/>
+        </w:rPr>
+      </w:r>
+    </w:p>
+    <w:p>
+      <w:pPr>
+        <w:numPr>
+          <w:ilvl w:val="0"/>
+          <w:numId w:val="4"/>
         </w:numPr>
         <w:pBdr>
           <w:top w:space="0" w:sz="0" w:val="nil"/>
@@ -4306,7 +4345,7 @@
       <w:pPr>
         <w:numPr>
           <w:ilvl w:val="0"/>
-          <w:numId w:val="3"/>
+          <w:numId w:val="4"/>
         </w:numPr>
         <w:pBdr>
           <w:top w:space="0" w:sz="0" w:val="nil"/>
@@ -4330,7 +4369,7 @@
       <w:pPr>
         <w:numPr>
           <w:ilvl w:val="0"/>
-          <w:numId w:val="3"/>
+          <w:numId w:val="4"/>
         </w:numPr>
         <w:pBdr>
           <w:top w:space="0" w:sz="0" w:val="nil"/>
@@ -4354,7 +4393,7 @@
       <w:pPr>
         <w:numPr>
           <w:ilvl w:val="0"/>
-          <w:numId w:val="3"/>
+          <w:numId w:val="4"/>
         </w:numPr>
         <w:pBdr>
           <w:top w:space="0" w:sz="0" w:val="nil"/>
@@ -4378,7 +4417,7 @@
       <w:pPr>
         <w:numPr>
           <w:ilvl w:val="0"/>
-          <w:numId w:val="3"/>
+          <w:numId w:val="4"/>
         </w:numPr>
         <w:pBdr>
           <w:top w:space="0" w:sz="0" w:val="nil"/>
@@ -4402,7 +4441,7 @@
       <w:pPr>
         <w:numPr>
           <w:ilvl w:val="0"/>
-          <w:numId w:val="3"/>
+          <w:numId w:val="4"/>
         </w:numPr>
         <w:pBdr>
           <w:top w:space="0" w:sz="0" w:val="nil"/>
@@ -4426,7 +4465,7 @@
       <w:pPr>
         <w:numPr>
           <w:ilvl w:val="0"/>
-          <w:numId w:val="3"/>
+          <w:numId w:val="4"/>
         </w:numPr>
         <w:pBdr>
           <w:top w:space="0" w:sz="0" w:val="nil"/>
@@ -4450,7 +4489,7 @@
       <w:pPr>
         <w:numPr>
           <w:ilvl w:val="0"/>
-          <w:numId w:val="3"/>
+          <w:numId w:val="4"/>
         </w:numPr>
         <w:pBdr>
           <w:top w:space="0" w:sz="0" w:val="nil"/>
@@ -4474,7 +4513,7 @@
       <w:pPr>
         <w:numPr>
           <w:ilvl w:val="0"/>
-          <w:numId w:val="3"/>
+          <w:numId w:val="4"/>
         </w:numPr>
         <w:pBdr>
           <w:top w:space="0" w:sz="0" w:val="nil"/>
@@ -4498,7 +4537,7 @@
       <w:pPr>
         <w:numPr>
           <w:ilvl w:val="0"/>
-          <w:numId w:val="3"/>
+          <w:numId w:val="4"/>
         </w:numPr>
         <w:pBdr>
           <w:top w:space="0" w:sz="0" w:val="nil"/>
@@ -4522,7 +4561,7 @@
       <w:pPr>
         <w:numPr>
           <w:ilvl w:val="0"/>
-          <w:numId w:val="3"/>
+          <w:numId w:val="4"/>
         </w:numPr>
         <w:pBdr>
           <w:top w:space="0" w:sz="0" w:val="nil"/>
@@ -4546,7 +4585,7 @@
       <w:pPr>
         <w:numPr>
           <w:ilvl w:val="0"/>
-          <w:numId w:val="3"/>
+          <w:numId w:val="4"/>
         </w:numPr>
         <w:pBdr>
           <w:top w:space="0" w:sz="0" w:val="nil"/>
@@ -4570,7 +4609,7 @@
       <w:pPr>
         <w:numPr>
           <w:ilvl w:val="0"/>
-          <w:numId w:val="3"/>
+          <w:numId w:val="4"/>
         </w:numPr>
         <w:pBdr>
           <w:top w:space="0" w:sz="0" w:val="nil"/>
@@ -4594,7 +4633,7 @@
       <w:pPr>
         <w:numPr>
           <w:ilvl w:val="0"/>
-          <w:numId w:val="3"/>
+          <w:numId w:val="4"/>
         </w:numPr>
         <w:pBdr>
           <w:top w:space="0" w:sz="0" w:val="nil"/>
@@ -4618,7 +4657,7 @@
       <w:pPr>
         <w:numPr>
           <w:ilvl w:val="0"/>
-          <w:numId w:val="3"/>
+          <w:numId w:val="4"/>
         </w:numPr>
         <w:pBdr>
           <w:top w:space="0" w:sz="0" w:val="nil"/>
@@ -4642,30 +4681,30 @@
       <w:pPr>
         <w:numPr>
           <w:ilvl w:val="0"/>
-          <w:numId w:val="3"/>
-        </w:numPr>
-        <w:pBdr>
-          <w:top w:space="0" w:sz="0" w:val="nil"/>
-          <w:left w:space="0" w:sz="0" w:val="nil"/>
-          <w:bottom w:space="0" w:sz="0" w:val="nil"/>
-          <w:right w:space="0" w:sz="0" w:val="nil"/>
-          <w:between w:space="0" w:sz="0" w:val="nil"/>
-        </w:pBdr>
-        <w:shd w:fill="auto" w:val="clear"/>
-        <w:ind w:left="600" w:hanging="360"/>
-        <w:rPr/>
-      </w:pPr>
-      <w:r>
-        <w:rPr>
-          <w:rtl w:val="0"/>
-        </w:rPr>
-      </w:r>
-    </w:p>
-    <w:p>
-      <w:pPr>
-        <w:numPr>
-          <w:ilvl w:val="0"/>
-          <w:numId w:val="3"/>
+          <w:numId w:val="4"/>
+        </w:numPr>
+        <w:pBdr>
+          <w:top w:space="0" w:sz="0" w:val="nil"/>
+          <w:left w:space="0" w:sz="0" w:val="nil"/>
+          <w:bottom w:space="0" w:sz="0" w:val="nil"/>
+          <w:right w:space="0" w:sz="0" w:val="nil"/>
+          <w:between w:space="0" w:sz="0" w:val="nil"/>
+        </w:pBdr>
+        <w:shd w:fill="auto" w:val="clear"/>
+        <w:ind w:left="600" w:hanging="360"/>
+        <w:rPr/>
+      </w:pPr>
+      <w:r>
+        <w:rPr>
+          <w:rtl w:val="0"/>
+        </w:rPr>
+      </w:r>
+    </w:p>
+    <w:p>
+      <w:pPr>
+        <w:numPr>
+          <w:ilvl w:val="0"/>
+          <w:numId w:val="4"/>
         </w:numPr>
         <w:pBdr>
           <w:top w:space="0" w:sz="0" w:val="nil"/>
@@ -4689,7 +4728,7 @@
       <w:pPr>
         <w:numPr>
           <w:ilvl w:val="0"/>
-          <w:numId w:val="3"/>
+          <w:numId w:val="4"/>
         </w:numPr>
         <w:pBdr>
           <w:top w:space="0" w:sz="0" w:val="nil"/>
@@ -4713,7 +4752,7 @@
       <w:pPr>
         <w:numPr>
           <w:ilvl w:val="0"/>
-          <w:numId w:val="3"/>
+          <w:numId w:val="4"/>
         </w:numPr>
         <w:pBdr>
           <w:top w:space="0" w:sz="0" w:val="nil"/>
@@ -4737,7 +4776,7 @@
       <w:pPr>
         <w:numPr>
           <w:ilvl w:val="0"/>
-          <w:numId w:val="3"/>
+          <w:numId w:val="4"/>
         </w:numPr>
         <w:pBdr>
           <w:top w:space="0" w:sz="0" w:val="nil"/>
@@ -4761,7 +4800,7 @@
       <w:pPr>
         <w:numPr>
           <w:ilvl w:val="0"/>
-          <w:numId w:val="3"/>
+          <w:numId w:val="4"/>
         </w:numPr>
         <w:pBdr>
           <w:top w:space="0" w:sz="0" w:val="nil"/>
@@ -4785,7 +4824,7 @@
       <w:pPr>
         <w:numPr>
           <w:ilvl w:val="0"/>
-          <w:numId w:val="3"/>
+          <w:numId w:val="4"/>
         </w:numPr>
         <w:pBdr>
           <w:top w:space="0" w:sz="0" w:val="nil"/>
@@ -4809,7 +4848,7 @@
       <w:pPr>
         <w:numPr>
           <w:ilvl w:val="0"/>
-          <w:numId w:val="3"/>
+          <w:numId w:val="4"/>
         </w:numPr>
         <w:pBdr>
           <w:top w:space="0" w:sz="0" w:val="nil"/>
@@ -4833,7 +4872,7 @@
       <w:pPr>
         <w:numPr>
           <w:ilvl w:val="0"/>
-          <w:numId w:val="3"/>
+          <w:numId w:val="4"/>
         </w:numPr>
         <w:pBdr>
           <w:top w:space="0" w:sz="0" w:val="nil"/>
@@ -4857,7 +4896,7 @@
       <w:pPr>
         <w:numPr>
           <w:ilvl w:val="0"/>
-          <w:numId w:val="3"/>
+          <w:numId w:val="4"/>
         </w:numPr>
         <w:pBdr>
           <w:top w:space="0" w:sz="0" w:val="nil"/>
@@ -4881,7 +4920,7 @@
       <w:pPr>
         <w:numPr>
           <w:ilvl w:val="0"/>
-          <w:numId w:val="3"/>
+          <w:numId w:val="4"/>
         </w:numPr>
         <w:pBdr>
           <w:top w:space="0" w:sz="0" w:val="nil"/>
@@ -4905,7 +4944,7 @@
       <w:pPr>
         <w:numPr>
           <w:ilvl w:val="0"/>
-          <w:numId w:val="3"/>
+          <w:numId w:val="4"/>
         </w:numPr>
         <w:pBdr>
           <w:top w:space="0" w:sz="0" w:val="nil"/>
@@ -4929,7 +4968,7 @@
       <w:pPr>
         <w:numPr>
           <w:ilvl w:val="0"/>
-          <w:numId w:val="3"/>
+          <w:numId w:val="4"/>
         </w:numPr>
         <w:pBdr>
           <w:top w:space="0" w:sz="0" w:val="nil"/>
@@ -4953,7 +4992,7 @@
       <w:pPr>
         <w:numPr>
           <w:ilvl w:val="0"/>
-          <w:numId w:val="3"/>
+          <w:numId w:val="4"/>
         </w:numPr>
         <w:pBdr>
           <w:top w:space="0" w:sz="0" w:val="nil"/>
@@ -4977,7 +5016,7 @@
       <w:pPr>
         <w:numPr>
           <w:ilvl w:val="0"/>
-          <w:numId w:val="3"/>
+          <w:numId w:val="4"/>
         </w:numPr>
         <w:pBdr>
           <w:top w:space="0" w:sz="0" w:val="nil"/>
@@ -5001,7 +5040,7 @@
       <w:pPr>
         <w:numPr>
           <w:ilvl w:val="0"/>
-          <w:numId w:val="3"/>
+          <w:numId w:val="4"/>
         </w:numPr>
         <w:pBdr>
           <w:top w:space="0" w:sz="0" w:val="nil"/>
@@ -5025,7 +5064,7 @@
       <w:pPr>
         <w:numPr>
           <w:ilvl w:val="0"/>
-          <w:numId w:val="3"/>
+          <w:numId w:val="4"/>
         </w:numPr>
         <w:pBdr>
           <w:top w:space="0" w:sz="0" w:val="nil"/>
@@ -5049,7 +5088,7 @@
       <w:pPr>
         <w:numPr>
           <w:ilvl w:val="0"/>
-          <w:numId w:val="3"/>
+          <w:numId w:val="4"/>
         </w:numPr>
         <w:pBdr>
           <w:top w:space="0" w:sz="0" w:val="nil"/>
@@ -5073,7 +5112,7 @@
       <w:pPr>
         <w:numPr>
           <w:ilvl w:val="0"/>
-          <w:numId w:val="3"/>
+          <w:numId w:val="4"/>
         </w:numPr>
         <w:pBdr>
           <w:top w:space="0" w:sz="0" w:val="nil"/>
@@ -5097,7 +5136,7 @@
       <w:pPr>
         <w:numPr>
           <w:ilvl w:val="0"/>
-          <w:numId w:val="3"/>
+          <w:numId w:val="4"/>
         </w:numPr>
         <w:pBdr>
           <w:top w:space="0" w:sz="0" w:val="nil"/>
@@ -5121,7 +5160,7 @@
       <w:pPr>
         <w:numPr>
           <w:ilvl w:val="0"/>
-          <w:numId w:val="3"/>
+          <w:numId w:val="4"/>
         </w:numPr>
         <w:pBdr>
           <w:top w:space="0" w:sz="0" w:val="nil"/>
@@ -5145,7 +5184,7 @@
       <w:pPr>
         <w:numPr>
           <w:ilvl w:val="0"/>
-          <w:numId w:val="3"/>
+          <w:numId w:val="4"/>
         </w:numPr>
         <w:pBdr>
           <w:top w:space="0" w:sz="0" w:val="nil"/>
@@ -5169,7 +5208,7 @@
       <w:pPr>
         <w:numPr>
           <w:ilvl w:val="0"/>
-          <w:numId w:val="3"/>
+          <w:numId w:val="4"/>
         </w:numPr>
         <w:pBdr>
           <w:top w:space="0" w:sz="0" w:val="nil"/>
@@ -5193,7 +5232,7 @@
       <w:pPr>
         <w:numPr>
           <w:ilvl w:val="0"/>
-          <w:numId w:val="3"/>
+          <w:numId w:val="4"/>
         </w:numPr>
         <w:pBdr>
           <w:top w:space="0" w:sz="0" w:val="nil"/>
@@ -5217,7 +5256,7 @@
       <w:pPr>
         <w:numPr>
           <w:ilvl w:val="0"/>
-          <w:numId w:val="3"/>
+          <w:numId w:val="4"/>
         </w:numPr>
         <w:pBdr>
           <w:top w:space="0" w:sz="0" w:val="nil"/>
@@ -5241,7 +5280,7 @@
       <w:pPr>
         <w:numPr>
           <w:ilvl w:val="0"/>
-          <w:numId w:val="3"/>
+          <w:numId w:val="4"/>
         </w:numPr>
         <w:pBdr>
           <w:top w:space="0" w:sz="0" w:val="nil"/>
@@ -5265,7 +5304,7 @@
       <w:pPr>
         <w:numPr>
           <w:ilvl w:val="0"/>
-          <w:numId w:val="3"/>
+          <w:numId w:val="4"/>
         </w:numPr>
         <w:pBdr>
           <w:top w:space="0" w:sz="0" w:val="nil"/>
@@ -5289,7 +5328,7 @@
       <w:pPr>
         <w:numPr>
           <w:ilvl w:val="0"/>
-          <w:numId w:val="3"/>
+          <w:numId w:val="4"/>
         </w:numPr>
         <w:pBdr>
           <w:top w:space="0" w:sz="0" w:val="nil"/>
@@ -5313,7 +5352,7 @@
       <w:pPr>
         <w:numPr>
           <w:ilvl w:val="0"/>
-          <w:numId w:val="3"/>
+          <w:numId w:val="4"/>
         </w:numPr>
         <w:pBdr>
           <w:top w:space="0" w:sz="0" w:val="nil"/>
@@ -5337,7 +5376,7 @@
       <w:pPr>
         <w:numPr>
           <w:ilvl w:val="0"/>
-          <w:numId w:val="3"/>
+          <w:numId w:val="4"/>
         </w:numPr>
         <w:pBdr>
           <w:top w:space="0" w:sz="0" w:val="nil"/>
@@ -5361,7 +5400,7 @@
       <w:pPr>
         <w:numPr>
           <w:ilvl w:val="0"/>
-          <w:numId w:val="3"/>
+          <w:numId w:val="4"/>
         </w:numPr>
         <w:pBdr>
           <w:top w:space="0" w:sz="0" w:val="nil"/>
@@ -5385,7 +5424,7 @@
       <w:pPr>
         <w:numPr>
           <w:ilvl w:val="0"/>
-          <w:numId w:val="3"/>
+          <w:numId w:val="4"/>
         </w:numPr>
         <w:pBdr>
           <w:top w:space="0" w:sz="0" w:val="nil"/>
@@ -5409,7 +5448,7 @@
       <w:pPr>
         <w:numPr>
           <w:ilvl w:val="0"/>
-          <w:numId w:val="3"/>
+          <w:numId w:val="4"/>
         </w:numPr>
         <w:pBdr>
           <w:top w:space="0" w:sz="0" w:val="nil"/>
@@ -5433,30 +5472,30 @@
       <w:pPr>
         <w:numPr>
           <w:ilvl w:val="0"/>
-          <w:numId w:val="3"/>
-        </w:numPr>
-        <w:pBdr>
-          <w:top w:space="0" w:sz="0" w:val="nil"/>
-          <w:left w:space="0" w:sz="0" w:val="nil"/>
-          <w:bottom w:space="0" w:sz="0" w:val="nil"/>
-          <w:right w:space="0" w:sz="0" w:val="nil"/>
-          <w:between w:space="0" w:sz="0" w:val="nil"/>
-        </w:pBdr>
-        <w:shd w:fill="auto" w:val="clear"/>
-        <w:ind w:left="600" w:hanging="360"/>
-        <w:rPr/>
-      </w:pPr>
-      <w:r>
-        <w:rPr>
-          <w:rtl w:val="0"/>
-        </w:rPr>
-      </w:r>
-    </w:p>
-    <w:p>
-      <w:pPr>
-        <w:numPr>
-          <w:ilvl w:val="0"/>
-          <w:numId w:val="3"/>
+          <w:numId w:val="4"/>
+        </w:numPr>
+        <w:pBdr>
+          <w:top w:space="0" w:sz="0" w:val="nil"/>
+          <w:left w:space="0" w:sz="0" w:val="nil"/>
+          <w:bottom w:space="0" w:sz="0" w:val="nil"/>
+          <w:right w:space="0" w:sz="0" w:val="nil"/>
+          <w:between w:space="0" w:sz="0" w:val="nil"/>
+        </w:pBdr>
+        <w:shd w:fill="auto" w:val="clear"/>
+        <w:ind w:left="600" w:hanging="360"/>
+        <w:rPr/>
+      </w:pPr>
+      <w:r>
+        <w:rPr>
+          <w:rtl w:val="0"/>
+        </w:rPr>
+      </w:r>
+    </w:p>
+    <w:p>
+      <w:pPr>
+        <w:numPr>
+          <w:ilvl w:val="0"/>
+          <w:numId w:val="4"/>
         </w:numPr>
         <w:pBdr>
           <w:top w:space="0" w:sz="0" w:val="nil"/>
@@ -5480,7 +5519,7 @@
       <w:pPr>
         <w:numPr>
           <w:ilvl w:val="0"/>
-          <w:numId w:val="3"/>
+          <w:numId w:val="4"/>
         </w:numPr>
         <w:pBdr>
           <w:top w:space="0" w:sz="0" w:val="nil"/>
@@ -5504,7 +5543,7 @@
       <w:pPr>
         <w:numPr>
           <w:ilvl w:val="0"/>
-          <w:numId w:val="3"/>
+          <w:numId w:val="4"/>
         </w:numPr>
         <w:pBdr>
           <w:top w:space="0" w:sz="0" w:val="nil"/>
@@ -5528,7 +5567,7 @@
       <w:pPr>
         <w:numPr>
           <w:ilvl w:val="0"/>
-          <w:numId w:val="3"/>
+          <w:numId w:val="4"/>
         </w:numPr>
         <w:pBdr>
           <w:top w:space="0" w:sz="0" w:val="nil"/>
@@ -5552,7 +5591,7 @@
       <w:pPr>
         <w:numPr>
           <w:ilvl w:val="0"/>
-          <w:numId w:val="3"/>
+          <w:numId w:val="4"/>
         </w:numPr>
         <w:pBdr>
           <w:top w:space="0" w:sz="0" w:val="nil"/>
@@ -5576,7 +5615,7 @@
       <w:pPr>
         <w:numPr>
           <w:ilvl w:val="0"/>
-          <w:numId w:val="3"/>
+          <w:numId w:val="4"/>
         </w:numPr>
         <w:pBdr>
           <w:top w:space="0" w:sz="0" w:val="nil"/>
@@ -5600,30 +5639,30 @@
       <w:pPr>
         <w:numPr>
           <w:ilvl w:val="0"/>
-          <w:numId w:val="3"/>
-        </w:numPr>
-        <w:pBdr>
-          <w:top w:space="0" w:sz="0" w:val="nil"/>
-          <w:left w:space="0" w:sz="0" w:val="nil"/>
-          <w:bottom w:space="0" w:sz="0" w:val="nil"/>
-          <w:right w:space="0" w:sz="0" w:val="nil"/>
-          <w:between w:space="0" w:sz="0" w:val="nil"/>
-        </w:pBdr>
-        <w:shd w:fill="auto" w:val="clear"/>
-        <w:ind w:left="600" w:hanging="360"/>
-        <w:rPr/>
-      </w:pPr>
-      <w:r>
-        <w:rPr>
-          <w:rtl w:val="0"/>
-        </w:rPr>
-      </w:r>
-    </w:p>
-    <w:p>
-      <w:pPr>
-        <w:numPr>
-          <w:ilvl w:val="0"/>
-          <w:numId w:val="3"/>
+          <w:numId w:val="4"/>
+        </w:numPr>
+        <w:pBdr>
+          <w:top w:space="0" w:sz="0" w:val="nil"/>
+          <w:left w:space="0" w:sz="0" w:val="nil"/>
+          <w:bottom w:space="0" w:sz="0" w:val="nil"/>
+          <w:right w:space="0" w:sz="0" w:val="nil"/>
+          <w:between w:space="0" w:sz="0" w:val="nil"/>
+        </w:pBdr>
+        <w:shd w:fill="auto" w:val="clear"/>
+        <w:ind w:left="600" w:hanging="360"/>
+        <w:rPr/>
+      </w:pPr>
+      <w:r>
+        <w:rPr>
+          <w:rtl w:val="0"/>
+        </w:rPr>
+      </w:r>
+    </w:p>
+    <w:p>
+      <w:pPr>
+        <w:numPr>
+          <w:ilvl w:val="0"/>
+          <w:numId w:val="4"/>
         </w:numPr>
         <w:pBdr>
           <w:top w:space="0" w:sz="0" w:val="nil"/>
@@ -5647,7 +5686,7 @@
       <w:pPr>
         <w:numPr>
           <w:ilvl w:val="0"/>
-          <w:numId w:val="3"/>
+          <w:numId w:val="4"/>
         </w:numPr>
         <w:pBdr>
           <w:top w:space="0" w:sz="0" w:val="nil"/>
@@ -5671,7 +5710,7 @@
       <w:pPr>
         <w:numPr>
           <w:ilvl w:val="0"/>
-          <w:numId w:val="3"/>
+          <w:numId w:val="4"/>
         </w:numPr>
         <w:pBdr>
           <w:top w:space="0" w:sz="0" w:val="nil"/>
@@ -5695,7 +5734,7 @@
       <w:pPr>
         <w:numPr>
           <w:ilvl w:val="0"/>
-          <w:numId w:val="3"/>
+          <w:numId w:val="4"/>
         </w:numPr>
         <w:pBdr>
           <w:top w:space="0" w:sz="0" w:val="nil"/>
@@ -5719,30 +5758,30 @@
       <w:pPr>
         <w:numPr>
           <w:ilvl w:val="0"/>
-          <w:numId w:val="3"/>
-        </w:numPr>
-        <w:pBdr>
-          <w:top w:space="0" w:sz="0" w:val="nil"/>
-          <w:left w:space="0" w:sz="0" w:val="nil"/>
-          <w:bottom w:space="0" w:sz="0" w:val="nil"/>
-          <w:right w:space="0" w:sz="0" w:val="nil"/>
-          <w:between w:space="0" w:sz="0" w:val="nil"/>
-        </w:pBdr>
-        <w:shd w:fill="auto" w:val="clear"/>
-        <w:ind w:left="600" w:hanging="360"/>
-        <w:rPr/>
-      </w:pPr>
-      <w:r>
-        <w:rPr>
-          <w:rtl w:val="0"/>
-        </w:rPr>
-      </w:r>
-    </w:p>
-    <w:p>
-      <w:pPr>
-        <w:numPr>
-          <w:ilvl w:val="0"/>
-          <w:numId w:val="3"/>
+          <w:numId w:val="4"/>
+        </w:numPr>
+        <w:pBdr>
+          <w:top w:space="0" w:sz="0" w:val="nil"/>
+          <w:left w:space="0" w:sz="0" w:val="nil"/>
+          <w:bottom w:space="0" w:sz="0" w:val="nil"/>
+          <w:right w:space="0" w:sz="0" w:val="nil"/>
+          <w:between w:space="0" w:sz="0" w:val="nil"/>
+        </w:pBdr>
+        <w:shd w:fill="auto" w:val="clear"/>
+        <w:ind w:left="600" w:hanging="360"/>
+        <w:rPr/>
+      </w:pPr>
+      <w:r>
+        <w:rPr>
+          <w:rtl w:val="0"/>
+        </w:rPr>
+      </w:r>
+    </w:p>
+    <w:p>
+      <w:pPr>
+        <w:numPr>
+          <w:ilvl w:val="0"/>
+          <w:numId w:val="4"/>
         </w:numPr>
         <w:pBdr>
           <w:top w:space="0" w:sz="0" w:val="nil"/>
@@ -5766,7 +5805,7 @@
       <w:pPr>
         <w:numPr>
           <w:ilvl w:val="0"/>
-          <w:numId w:val="3"/>
+          <w:numId w:val="4"/>
         </w:numPr>
         <w:pBdr>
           <w:top w:space="0" w:sz="0" w:val="nil"/>
@@ -5790,7 +5829,7 @@
       <w:pPr>
         <w:numPr>
           <w:ilvl w:val="0"/>
-          <w:numId w:val="3"/>
+          <w:numId w:val="4"/>
         </w:numPr>
         <w:pBdr>
           <w:top w:space="0" w:sz="0" w:val="nil"/>
@@ -5814,7 +5853,7 @@
       <w:pPr>
         <w:numPr>
           <w:ilvl w:val="0"/>
-          <w:numId w:val="3"/>
+          <w:numId w:val="4"/>
         </w:numPr>
         <w:pBdr>
           <w:top w:space="0" w:sz="0" w:val="nil"/>
@@ -5838,7 +5877,7 @@
       <w:pPr>
         <w:numPr>
           <w:ilvl w:val="0"/>
-          <w:numId w:val="3"/>
+          <w:numId w:val="4"/>
         </w:numPr>
         <w:pBdr>
           <w:top w:space="0" w:sz="0" w:val="nil"/>
@@ -5862,7 +5901,7 @@
       <w:pPr>
         <w:numPr>
           <w:ilvl w:val="0"/>
-          <w:numId w:val="3"/>
+          <w:numId w:val="4"/>
         </w:numPr>
         <w:pBdr>
           <w:top w:space="0" w:sz="0" w:val="nil"/>
@@ -5886,7 +5925,7 @@
       <w:pPr>
         <w:numPr>
           <w:ilvl w:val="0"/>
-          <w:numId w:val="3"/>
+          <w:numId w:val="4"/>
         </w:numPr>
         <w:pBdr>
           <w:top w:space="0" w:sz="0" w:val="nil"/>
@@ -5910,30 +5949,30 @@
       <w:pPr>
         <w:numPr>
           <w:ilvl w:val="0"/>
-          <w:numId w:val="3"/>
-        </w:numPr>
-        <w:pBdr>
-          <w:top w:space="0" w:sz="0" w:val="nil"/>
-          <w:left w:space="0" w:sz="0" w:val="nil"/>
-          <w:bottom w:space="0" w:sz="0" w:val="nil"/>
-          <w:right w:space="0" w:sz="0" w:val="nil"/>
-          <w:between w:space="0" w:sz="0" w:val="nil"/>
-        </w:pBdr>
-        <w:shd w:fill="auto" w:val="clear"/>
-        <w:ind w:left="600" w:hanging="360"/>
-        <w:rPr/>
-      </w:pPr>
-      <w:r>
-        <w:rPr>
-          <w:rtl w:val="0"/>
-        </w:rPr>
-      </w:r>
-    </w:p>
-    <w:p>
-      <w:pPr>
-        <w:numPr>
-          <w:ilvl w:val="0"/>
-          <w:numId w:val="3"/>
+          <w:numId w:val="4"/>
+        </w:numPr>
+        <w:pBdr>
+          <w:top w:space="0" w:sz="0" w:val="nil"/>
+          <w:left w:space="0" w:sz="0" w:val="nil"/>
+          <w:bottom w:space="0" w:sz="0" w:val="nil"/>
+          <w:right w:space="0" w:sz="0" w:val="nil"/>
+          <w:between w:space="0" w:sz="0" w:val="nil"/>
+        </w:pBdr>
+        <w:shd w:fill="auto" w:val="clear"/>
+        <w:ind w:left="600" w:hanging="360"/>
+        <w:rPr/>
+      </w:pPr>
+      <w:r>
+        <w:rPr>
+          <w:rtl w:val="0"/>
+        </w:rPr>
+      </w:r>
+    </w:p>
+    <w:p>
+      <w:pPr>
+        <w:numPr>
+          <w:ilvl w:val="0"/>
+          <w:numId w:val="4"/>
         </w:numPr>
         <w:pBdr>
           <w:top w:space="0" w:sz="0" w:val="nil"/>
@@ -5957,30 +5996,30 @@
       <w:pPr>
         <w:numPr>
           <w:ilvl w:val="0"/>
-          <w:numId w:val="3"/>
-        </w:numPr>
-        <w:pBdr>
-          <w:top w:space="0" w:sz="0" w:val="nil"/>
-          <w:left w:space="0" w:sz="0" w:val="nil"/>
-          <w:bottom w:space="0" w:sz="0" w:val="nil"/>
-          <w:right w:space="0" w:sz="0" w:val="nil"/>
-          <w:between w:space="0" w:sz="0" w:val="nil"/>
-        </w:pBdr>
-        <w:shd w:fill="auto" w:val="clear"/>
-        <w:ind w:left="600" w:hanging="360"/>
-        <w:rPr/>
-      </w:pPr>
-      <w:r>
-        <w:rPr>
-          <w:rtl w:val="0"/>
-        </w:rPr>
-      </w:r>
-    </w:p>
-    <w:p>
-      <w:pPr>
-        <w:numPr>
-          <w:ilvl w:val="0"/>
-          <w:numId w:val="3"/>
+          <w:numId w:val="4"/>
+        </w:numPr>
+        <w:pBdr>
+          <w:top w:space="0" w:sz="0" w:val="nil"/>
+          <w:left w:space="0" w:sz="0" w:val="nil"/>
+          <w:bottom w:space="0" w:sz="0" w:val="nil"/>
+          <w:right w:space="0" w:sz="0" w:val="nil"/>
+          <w:between w:space="0" w:sz="0" w:val="nil"/>
+        </w:pBdr>
+        <w:shd w:fill="auto" w:val="clear"/>
+        <w:ind w:left="600" w:hanging="360"/>
+        <w:rPr/>
+      </w:pPr>
+      <w:r>
+        <w:rPr>
+          <w:rtl w:val="0"/>
+        </w:rPr>
+      </w:r>
+    </w:p>
+    <w:p>
+      <w:pPr>
+        <w:numPr>
+          <w:ilvl w:val="0"/>
+          <w:numId w:val="4"/>
         </w:numPr>
         <w:pBdr>
           <w:top w:space="0" w:sz="0" w:val="nil"/>
@@ -6004,7 +6043,7 @@
       <w:pPr>
         <w:numPr>
           <w:ilvl w:val="0"/>
-          <w:numId w:val="3"/>
+          <w:numId w:val="4"/>
         </w:numPr>
         <w:pBdr>
           <w:top w:space="0" w:sz="0" w:val="nil"/>
@@ -6028,7 +6067,7 @@
       <w:pPr>
         <w:numPr>
           <w:ilvl w:val="0"/>
-          <w:numId w:val="3"/>
+          <w:numId w:val="4"/>
         </w:numPr>
         <w:pBdr>
           <w:top w:space="0" w:sz="0" w:val="nil"/>
@@ -6052,7 +6091,7 @@
       <w:pPr>
         <w:numPr>
           <w:ilvl w:val="0"/>
-          <w:numId w:val="3"/>
+          <w:numId w:val="4"/>
         </w:numPr>
         <w:pBdr>
           <w:top w:space="0" w:sz="0" w:val="nil"/>
@@ -6076,7 +6115,7 @@
       <w:pPr>
         <w:numPr>
           <w:ilvl w:val="0"/>
-          <w:numId w:val="3"/>
+          <w:numId w:val="4"/>
         </w:numPr>
         <w:pBdr>
           <w:top w:space="0" w:sz="0" w:val="nil"/>
@@ -6100,7 +6139,7 @@
       <w:pPr>
         <w:numPr>
           <w:ilvl w:val="0"/>
-          <w:numId w:val="3"/>
+          <w:numId w:val="4"/>
         </w:numPr>
         <w:pBdr>
           <w:top w:space="0" w:sz="0" w:val="nil"/>
@@ -6124,7 +6163,7 @@
       <w:pPr>
         <w:numPr>
           <w:ilvl w:val="0"/>
-          <w:numId w:val="3"/>
+          <w:numId w:val="4"/>
         </w:numPr>
         <w:pBdr>
           <w:top w:space="0" w:sz="0" w:val="nil"/>
@@ -6148,7 +6187,7 @@
       <w:pPr>
         <w:numPr>
           <w:ilvl w:val="0"/>
-          <w:numId w:val="3"/>
+          <w:numId w:val="4"/>
         </w:numPr>
         <w:pBdr>
           <w:top w:space="0" w:sz="0" w:val="nil"/>
@@ -6172,7 +6211,7 @@
       <w:pPr>
         <w:numPr>
           <w:ilvl w:val="0"/>
-          <w:numId w:val="3"/>
+          <w:numId w:val="4"/>
         </w:numPr>
         <w:pBdr>
           <w:top w:space="0" w:sz="0" w:val="nil"/>
@@ -6196,7 +6235,7 @@
       <w:pPr>
         <w:numPr>
           <w:ilvl w:val="0"/>
-          <w:numId w:val="3"/>
+          <w:numId w:val="4"/>
         </w:numPr>
         <w:pBdr>
           <w:top w:space="0" w:sz="0" w:val="nil"/>
@@ -6220,7 +6259,7 @@
       <w:pPr>
         <w:numPr>
           <w:ilvl w:val="0"/>
-          <w:numId w:val="3"/>
+          <w:numId w:val="4"/>
         </w:numPr>
         <w:pBdr>
           <w:top w:space="0" w:sz="0" w:val="nil"/>
@@ -6244,7 +6283,7 @@
       <w:pPr>
         <w:numPr>
           <w:ilvl w:val="0"/>
-          <w:numId w:val="3"/>
+          <w:numId w:val="4"/>
         </w:numPr>
         <w:pBdr>
           <w:top w:space="0" w:sz="0" w:val="nil"/>
@@ -6268,7 +6307,7 @@
       <w:pPr>
         <w:numPr>
           <w:ilvl w:val="0"/>
-          <w:numId w:val="3"/>
+          <w:numId w:val="4"/>
         </w:numPr>
         <w:pBdr>
           <w:top w:space="0" w:sz="0" w:val="nil"/>
@@ -6292,7 +6331,7 @@
       <w:pPr>
         <w:numPr>
           <w:ilvl w:val="0"/>
-          <w:numId w:val="3"/>
+          <w:numId w:val="4"/>
         </w:numPr>
         <w:pBdr>
           <w:top w:space="0" w:sz="0" w:val="nil"/>
@@ -6316,7 +6355,7 @@
       <w:pPr>
         <w:numPr>
           <w:ilvl w:val="0"/>
-          <w:numId w:val="3"/>
+          <w:numId w:val="4"/>
         </w:numPr>
         <w:pBdr>
           <w:top w:space="0" w:sz="0" w:val="nil"/>
@@ -6340,7 +6379,7 @@
       <w:pPr>
         <w:numPr>
           <w:ilvl w:val="0"/>
-          <w:numId w:val="3"/>
+          <w:numId w:val="4"/>
         </w:numPr>
         <w:pBdr>
           <w:top w:space="0" w:sz="0" w:val="nil"/>
@@ -6364,7 +6403,7 @@
       <w:pPr>
         <w:numPr>
           <w:ilvl w:val="0"/>
-          <w:numId w:val="3"/>
+          <w:numId w:val="4"/>
         </w:numPr>
         <w:pBdr>
           <w:top w:space="0" w:sz="0" w:val="nil"/>
@@ -6388,7 +6427,7 @@
       <w:pPr>
         <w:numPr>
           <w:ilvl w:val="0"/>
-          <w:numId w:val="3"/>
+          <w:numId w:val="4"/>
         </w:numPr>
         <w:pBdr>
           <w:top w:space="0" w:sz="0" w:val="nil"/>
@@ -6412,30 +6451,30 @@
       <w:pPr>
         <w:numPr>
           <w:ilvl w:val="0"/>
-          <w:numId w:val="3"/>
-        </w:numPr>
-        <w:pBdr>
-          <w:top w:space="0" w:sz="0" w:val="nil"/>
-          <w:left w:space="0" w:sz="0" w:val="nil"/>
-          <w:bottom w:space="0" w:sz="0" w:val="nil"/>
-          <w:right w:space="0" w:sz="0" w:val="nil"/>
-          <w:between w:space="0" w:sz="0" w:val="nil"/>
-        </w:pBdr>
-        <w:shd w:fill="auto" w:val="clear"/>
-        <w:ind w:left="600" w:hanging="360"/>
-        <w:rPr/>
-      </w:pPr>
-      <w:r>
-        <w:rPr>
-          <w:rtl w:val="0"/>
-        </w:rPr>
-      </w:r>
-    </w:p>
-    <w:p>
-      <w:pPr>
-        <w:numPr>
-          <w:ilvl w:val="0"/>
-          <w:numId w:val="3"/>
+          <w:numId w:val="4"/>
+        </w:numPr>
+        <w:pBdr>
+          <w:top w:space="0" w:sz="0" w:val="nil"/>
+          <w:left w:space="0" w:sz="0" w:val="nil"/>
+          <w:bottom w:space="0" w:sz="0" w:val="nil"/>
+          <w:right w:space="0" w:sz="0" w:val="nil"/>
+          <w:between w:space="0" w:sz="0" w:val="nil"/>
+        </w:pBdr>
+        <w:shd w:fill="auto" w:val="clear"/>
+        <w:ind w:left="600" w:hanging="360"/>
+        <w:rPr/>
+      </w:pPr>
+      <w:r>
+        <w:rPr>
+          <w:rtl w:val="0"/>
+        </w:rPr>
+      </w:r>
+    </w:p>
+    <w:p>
+      <w:pPr>
+        <w:numPr>
+          <w:ilvl w:val="0"/>
+          <w:numId w:val="4"/>
         </w:numPr>
         <w:pBdr>
           <w:top w:space="0" w:sz="0" w:val="nil"/>
@@ -6459,7 +6498,7 @@
       <w:pPr>
         <w:numPr>
           <w:ilvl w:val="0"/>
-          <w:numId w:val="3"/>
+          <w:numId w:val="4"/>
         </w:numPr>
         <w:pBdr>
           <w:top w:space="0" w:sz="0" w:val="nil"/>
@@ -6483,7 +6522,7 @@
       <w:pPr>
         <w:numPr>
           <w:ilvl w:val="0"/>
-          <w:numId w:val="3"/>
+          <w:numId w:val="4"/>
         </w:numPr>
         <w:pBdr>
           <w:top w:space="0" w:sz="0" w:val="nil"/>
@@ -6507,30 +6546,30 @@
       <w:pPr>
         <w:numPr>
           <w:ilvl w:val="0"/>
-          <w:numId w:val="3"/>
-        </w:numPr>
-        <w:pBdr>
-          <w:top w:space="0" w:sz="0" w:val="nil"/>
-          <w:left w:space="0" w:sz="0" w:val="nil"/>
-          <w:bottom w:space="0" w:sz="0" w:val="nil"/>
-          <w:right w:space="0" w:sz="0" w:val="nil"/>
-          <w:between w:space="0" w:sz="0" w:val="nil"/>
-        </w:pBdr>
-        <w:shd w:fill="auto" w:val="clear"/>
-        <w:ind w:left="600" w:hanging="360"/>
-        <w:rPr/>
-      </w:pPr>
-      <w:r>
-        <w:rPr>
-          <w:rtl w:val="0"/>
-        </w:rPr>
-      </w:r>
-    </w:p>
-    <w:p>
-      <w:pPr>
-        <w:numPr>
-          <w:ilvl w:val="0"/>
-          <w:numId w:val="3"/>
+          <w:numId w:val="4"/>
+        </w:numPr>
+        <w:pBdr>
+          <w:top w:space="0" w:sz="0" w:val="nil"/>
+          <w:left w:space="0" w:sz="0" w:val="nil"/>
+          <w:bottom w:space="0" w:sz="0" w:val="nil"/>
+          <w:right w:space="0" w:sz="0" w:val="nil"/>
+          <w:between w:space="0" w:sz="0" w:val="nil"/>
+        </w:pBdr>
+        <w:shd w:fill="auto" w:val="clear"/>
+        <w:ind w:left="600" w:hanging="360"/>
+        <w:rPr/>
+      </w:pPr>
+      <w:r>
+        <w:rPr>
+          <w:rtl w:val="0"/>
+        </w:rPr>
+      </w:r>
+    </w:p>
+    <w:p>
+      <w:pPr>
+        <w:numPr>
+          <w:ilvl w:val="0"/>
+          <w:numId w:val="4"/>
         </w:numPr>
         <w:pBdr>
           <w:top w:space="0" w:sz="0" w:val="nil"/>
@@ -6554,7 +6593,7 @@
       <w:pPr>
         <w:numPr>
           <w:ilvl w:val="0"/>
-          <w:numId w:val="3"/>
+          <w:numId w:val="4"/>
         </w:numPr>
         <w:pBdr>
           <w:top w:space="0" w:sz="0" w:val="nil"/>
@@ -6578,7 +6617,7 @@
       <w:pPr>
         <w:numPr>
           <w:ilvl w:val="0"/>
-          <w:numId w:val="3"/>
+          <w:numId w:val="4"/>
         </w:numPr>
         <w:pBdr>
           <w:top w:space="0" w:sz="0" w:val="nil"/>
@@ -6602,7 +6641,7 @@
       <w:pPr>
         <w:numPr>
           <w:ilvl w:val="0"/>
-          <w:numId w:val="3"/>
+          <w:numId w:val="4"/>
         </w:numPr>
         <w:pBdr>
           <w:top w:space="0" w:sz="0" w:val="nil"/>
@@ -6626,7 +6665,7 @@
       <w:pPr>
         <w:numPr>
           <w:ilvl w:val="0"/>
-          <w:numId w:val="3"/>
+          <w:numId w:val="4"/>
         </w:numPr>
         <w:pBdr>
           <w:top w:space="0" w:sz="0" w:val="nil"/>
@@ -6650,7 +6689,7 @@
       <w:pPr>
         <w:numPr>
           <w:ilvl w:val="0"/>
-          <w:numId w:val="3"/>
+          <w:numId w:val="4"/>
         </w:numPr>
         <w:pBdr>
           <w:top w:space="0" w:sz="0" w:val="nil"/>
@@ -6674,30 +6713,30 @@
       <w:pPr>
         <w:numPr>
           <w:ilvl w:val="0"/>
-          <w:numId w:val="3"/>
-        </w:numPr>
-        <w:pBdr>
-          <w:top w:space="0" w:sz="0" w:val="nil"/>
-          <w:left w:space="0" w:sz="0" w:val="nil"/>
-          <w:bottom w:space="0" w:sz="0" w:val="nil"/>
-          <w:right w:space="0" w:sz="0" w:val="nil"/>
-          <w:between w:space="0" w:sz="0" w:val="nil"/>
-        </w:pBdr>
-        <w:shd w:fill="auto" w:val="clear"/>
-        <w:ind w:left="600" w:hanging="360"/>
-        <w:rPr/>
-      </w:pPr>
-      <w:r>
-        <w:rPr>
-          <w:rtl w:val="0"/>
-        </w:rPr>
-      </w:r>
-    </w:p>
-    <w:p>
-      <w:pPr>
-        <w:numPr>
-          <w:ilvl w:val="0"/>
-          <w:numId w:val="3"/>
+          <w:numId w:val="4"/>
+        </w:numPr>
+        <w:pBdr>
+          <w:top w:space="0" w:sz="0" w:val="nil"/>
+          <w:left w:space="0" w:sz="0" w:val="nil"/>
+          <w:bottom w:space="0" w:sz="0" w:val="nil"/>
+          <w:right w:space="0" w:sz="0" w:val="nil"/>
+          <w:between w:space="0" w:sz="0" w:val="nil"/>
+        </w:pBdr>
+        <w:shd w:fill="auto" w:val="clear"/>
+        <w:ind w:left="600" w:hanging="360"/>
+        <w:rPr/>
+      </w:pPr>
+      <w:r>
+        <w:rPr>
+          <w:rtl w:val="0"/>
+        </w:rPr>
+      </w:r>
+    </w:p>
+    <w:p>
+      <w:pPr>
+        <w:numPr>
+          <w:ilvl w:val="0"/>
+          <w:numId w:val="4"/>
         </w:numPr>
         <w:pBdr>
           <w:top w:space="0" w:sz="0" w:val="nil"/>
@@ -6721,7 +6760,7 @@
       <w:pPr>
         <w:numPr>
           <w:ilvl w:val="0"/>
-          <w:numId w:val="3"/>
+          <w:numId w:val="4"/>
         </w:numPr>
         <w:pBdr>
           <w:top w:space="0" w:sz="0" w:val="nil"/>
@@ -6745,7 +6784,7 @@
       <w:pPr>
         <w:numPr>
           <w:ilvl w:val="0"/>
-          <w:numId w:val="3"/>
+          <w:numId w:val="4"/>
         </w:numPr>
         <w:pBdr>
           <w:top w:space="0" w:sz="0" w:val="nil"/>
@@ -6769,7 +6808,7 @@
       <w:pPr>
         <w:numPr>
           <w:ilvl w:val="0"/>
-          <w:numId w:val="3"/>
+          <w:numId w:val="4"/>
         </w:numPr>
         <w:pBdr>
           <w:top w:space="0" w:sz="0" w:val="nil"/>
@@ -6793,7 +6832,7 @@
       <w:pPr>
         <w:numPr>
           <w:ilvl w:val="0"/>
-          <w:numId w:val="3"/>
+          <w:numId w:val="4"/>
         </w:numPr>
         <w:pBdr>
           <w:top w:space="0" w:sz="0" w:val="nil"/>
@@ -6842,7 +6881,7 @@
       <w:pPr>
         <w:numPr>
           <w:ilvl w:val="0"/>
-          <w:numId w:val="3"/>
+          <w:numId w:val="4"/>
         </w:numPr>
         <w:pBdr>
           <w:top w:space="0" w:sz="0" w:val="nil"/>
@@ -6866,7 +6905,7 @@
       <w:pPr>
         <w:numPr>
           <w:ilvl w:val="0"/>
-          <w:numId w:val="3"/>
+          <w:numId w:val="4"/>
         </w:numPr>
         <w:pBdr>
           <w:top w:space="0" w:sz="0" w:val="nil"/>
@@ -7065,7 +7104,7 @@
       <w:pPr>
         <w:numPr>
           <w:ilvl w:val="0"/>
-          <w:numId w:val="3"/>
+          <w:numId w:val="4"/>
         </w:numPr>
         <w:pBdr>
           <w:top w:space="0" w:sz="0" w:val="nil"/>
@@ -7089,7 +7128,7 @@
       <w:pPr>
         <w:numPr>
           <w:ilvl w:val="0"/>
-          <w:numId w:val="3"/>
+          <w:numId w:val="4"/>
         </w:numPr>
         <w:pBdr>
           <w:top w:space="0" w:sz="0" w:val="nil"/>
@@ -7138,7 +7177,7 @@
       <w:pPr>
         <w:numPr>
           <w:ilvl w:val="0"/>
-          <w:numId w:val="3"/>
+          <w:numId w:val="4"/>
         </w:numPr>
         <w:pBdr>
           <w:top w:space="0" w:sz="0" w:val="nil"/>
@@ -7162,7 +7201,7 @@
       <w:pPr>
         <w:numPr>
           <w:ilvl w:val="0"/>
-          <w:numId w:val="3"/>
+          <w:numId w:val="4"/>
         </w:numPr>
         <w:pBdr>
           <w:top w:space="0" w:sz="0" w:val="nil"/>
@@ -7186,30 +7225,30 @@
       <w:pPr>
         <w:numPr>
           <w:ilvl w:val="0"/>
-          <w:numId w:val="3"/>
-        </w:numPr>
-        <w:pBdr>
-          <w:top w:space="0" w:sz="0" w:val="nil"/>
-          <w:left w:space="0" w:sz="0" w:val="nil"/>
-          <w:bottom w:space="0" w:sz="0" w:val="nil"/>
-          <w:right w:space="0" w:sz="0" w:val="nil"/>
-          <w:between w:space="0" w:sz="0" w:val="nil"/>
-        </w:pBdr>
-        <w:shd w:fill="auto" w:val="clear"/>
-        <w:ind w:left="600" w:hanging="360"/>
-        <w:rPr/>
-      </w:pPr>
-      <w:r>
-        <w:rPr>
-          <w:rtl w:val="0"/>
-        </w:rPr>
-      </w:r>
-    </w:p>
-    <w:p>
-      <w:pPr>
-        <w:numPr>
-          <w:ilvl w:val="0"/>
-          <w:numId w:val="3"/>
+          <w:numId w:val="4"/>
+        </w:numPr>
+        <w:pBdr>
+          <w:top w:space="0" w:sz="0" w:val="nil"/>
+          <w:left w:space="0" w:sz="0" w:val="nil"/>
+          <w:bottom w:space="0" w:sz="0" w:val="nil"/>
+          <w:right w:space="0" w:sz="0" w:val="nil"/>
+          <w:between w:space="0" w:sz="0" w:val="nil"/>
+        </w:pBdr>
+        <w:shd w:fill="auto" w:val="clear"/>
+        <w:ind w:left="600" w:hanging="360"/>
+        <w:rPr/>
+      </w:pPr>
+      <w:r>
+        <w:rPr>
+          <w:rtl w:val="0"/>
+        </w:rPr>
+      </w:r>
+    </w:p>
+    <w:p>
+      <w:pPr>
+        <w:numPr>
+          <w:ilvl w:val="0"/>
+          <w:numId w:val="4"/>
         </w:numPr>
         <w:pBdr>
           <w:top w:space="0" w:sz="0" w:val="nil"/>
@@ -7233,30 +7272,30 @@
       <w:pPr>
         <w:numPr>
           <w:ilvl w:val="0"/>
-          <w:numId w:val="3"/>
-        </w:numPr>
-        <w:pBdr>
-          <w:top w:space="0" w:sz="0" w:val="nil"/>
-          <w:left w:space="0" w:sz="0" w:val="nil"/>
-          <w:bottom w:space="0" w:sz="0" w:val="nil"/>
-          <w:right w:space="0" w:sz="0" w:val="nil"/>
-          <w:between w:space="0" w:sz="0" w:val="nil"/>
-        </w:pBdr>
-        <w:shd w:fill="auto" w:val="clear"/>
-        <w:ind w:left="600" w:hanging="360"/>
-        <w:rPr/>
-      </w:pPr>
-      <w:r>
-        <w:rPr>
-          <w:rtl w:val="0"/>
-        </w:rPr>
-      </w:r>
-    </w:p>
-    <w:p>
-      <w:pPr>
-        <w:numPr>
-          <w:ilvl w:val="0"/>
-          <w:numId w:val="3"/>
+          <w:numId w:val="4"/>
+        </w:numPr>
+        <w:pBdr>
+          <w:top w:space="0" w:sz="0" w:val="nil"/>
+          <w:left w:space="0" w:sz="0" w:val="nil"/>
+          <w:bottom w:space="0" w:sz="0" w:val="nil"/>
+          <w:right w:space="0" w:sz="0" w:val="nil"/>
+          <w:between w:space="0" w:sz="0" w:val="nil"/>
+        </w:pBdr>
+        <w:shd w:fill="auto" w:val="clear"/>
+        <w:ind w:left="600" w:hanging="360"/>
+        <w:rPr/>
+      </w:pPr>
+      <w:r>
+        <w:rPr>
+          <w:rtl w:val="0"/>
+        </w:rPr>
+      </w:r>
+    </w:p>
+    <w:p>
+      <w:pPr>
+        <w:numPr>
+          <w:ilvl w:val="0"/>
+          <w:numId w:val="4"/>
         </w:numPr>
         <w:pBdr>
           <w:top w:space="0" w:sz="0" w:val="nil"/>
@@ -7280,7 +7319,7 @@
       <w:pPr>
         <w:numPr>
           <w:ilvl w:val="0"/>
-          <w:numId w:val="3"/>
+          <w:numId w:val="4"/>
         </w:numPr>
         <w:pBdr>
           <w:top w:space="0" w:sz="0" w:val="nil"/>
@@ -7304,7 +7343,7 @@
       <w:pPr>
         <w:numPr>
           <w:ilvl w:val="0"/>
-          <w:numId w:val="3"/>
+          <w:numId w:val="4"/>
         </w:numPr>
         <w:pBdr>
           <w:top w:space="0" w:sz="0" w:val="nil"/>
@@ -7328,7 +7367,7 @@
       <w:pPr>
         <w:numPr>
           <w:ilvl w:val="0"/>
-          <w:numId w:val="3"/>
+          <w:numId w:val="4"/>
         </w:numPr>
         <w:pBdr>
           <w:top w:space="0" w:sz="0" w:val="nil"/>
@@ -7352,30 +7391,30 @@
       <w:pPr>
         <w:numPr>
           <w:ilvl w:val="0"/>
-          <w:numId w:val="3"/>
-        </w:numPr>
-        <w:pBdr>
-          <w:top w:space="0" w:sz="0" w:val="nil"/>
-          <w:left w:space="0" w:sz="0" w:val="nil"/>
-          <w:bottom w:space="0" w:sz="0" w:val="nil"/>
-          <w:right w:space="0" w:sz="0" w:val="nil"/>
-          <w:between w:space="0" w:sz="0" w:val="nil"/>
-        </w:pBdr>
-        <w:shd w:fill="auto" w:val="clear"/>
-        <w:ind w:left="600" w:hanging="360"/>
-        <w:rPr/>
-      </w:pPr>
-      <w:r>
-        <w:rPr>
-          <w:rtl w:val="0"/>
-        </w:rPr>
-      </w:r>
-    </w:p>
-    <w:p>
-      <w:pPr>
-        <w:numPr>
-          <w:ilvl w:val="0"/>
-          <w:numId w:val="3"/>
+          <w:numId w:val="4"/>
+        </w:numPr>
+        <w:pBdr>
+          <w:top w:space="0" w:sz="0" w:val="nil"/>
+          <w:left w:space="0" w:sz="0" w:val="nil"/>
+          <w:bottom w:space="0" w:sz="0" w:val="nil"/>
+          <w:right w:space="0" w:sz="0" w:val="nil"/>
+          <w:between w:space="0" w:sz="0" w:val="nil"/>
+        </w:pBdr>
+        <w:shd w:fill="auto" w:val="clear"/>
+        <w:ind w:left="600" w:hanging="360"/>
+        <w:rPr/>
+      </w:pPr>
+      <w:r>
+        <w:rPr>
+          <w:rtl w:val="0"/>
+        </w:rPr>
+      </w:r>
+    </w:p>
+    <w:p>
+      <w:pPr>
+        <w:numPr>
+          <w:ilvl w:val="0"/>
+          <w:numId w:val="4"/>
         </w:numPr>
         <w:pBdr>
           <w:top w:space="0" w:sz="0" w:val="nil"/>
@@ -7399,7 +7438,7 @@
       <w:pPr>
         <w:numPr>
           <w:ilvl w:val="0"/>
-          <w:numId w:val="3"/>
+          <w:numId w:val="4"/>
         </w:numPr>
         <w:pBdr>
           <w:top w:space="0" w:sz="0" w:val="nil"/>
@@ -7423,7 +7462,7 @@
       <w:pPr>
         <w:numPr>
           <w:ilvl w:val="0"/>
-          <w:numId w:val="3"/>
+          <w:numId w:val="4"/>
         </w:numPr>
         <w:pBdr>
           <w:top w:space="0" w:sz="0" w:val="nil"/>
@@ -7447,7 +7486,7 @@
       <w:pPr>
         <w:numPr>
           <w:ilvl w:val="0"/>
-          <w:numId w:val="3"/>
+          <w:numId w:val="4"/>
         </w:numPr>
         <w:pBdr>
           <w:top w:space="0" w:sz="0" w:val="nil"/>
@@ -7471,30 +7510,30 @@
       <w:pPr>
         <w:numPr>
           <w:ilvl w:val="0"/>
-          <w:numId w:val="3"/>
-        </w:numPr>
-        <w:pBdr>
-          <w:top w:space="0" w:sz="0" w:val="nil"/>
-          <w:left w:space="0" w:sz="0" w:val="nil"/>
-          <w:bottom w:space="0" w:sz="0" w:val="nil"/>
-          <w:right w:space="0" w:sz="0" w:val="nil"/>
-          <w:between w:space="0" w:sz="0" w:val="nil"/>
-        </w:pBdr>
-        <w:shd w:fill="auto" w:val="clear"/>
-        <w:ind w:left="600" w:hanging="360"/>
-        <w:rPr/>
-      </w:pPr>
-      <w:r>
-        <w:rPr>
-          <w:rtl w:val="0"/>
-        </w:rPr>
-      </w:r>
-    </w:p>
-    <w:p>
-      <w:pPr>
-        <w:numPr>
-          <w:ilvl w:val="0"/>
-          <w:numId w:val="3"/>
+          <w:numId w:val="4"/>
+        </w:numPr>
+        <w:pBdr>
+          <w:top w:space="0" w:sz="0" w:val="nil"/>
+          <w:left w:space="0" w:sz="0" w:val="nil"/>
+          <w:bottom w:space="0" w:sz="0" w:val="nil"/>
+          <w:right w:space="0" w:sz="0" w:val="nil"/>
+          <w:between w:space="0" w:sz="0" w:val="nil"/>
+        </w:pBdr>
+        <w:shd w:fill="auto" w:val="clear"/>
+        <w:ind w:left="600" w:hanging="360"/>
+        <w:rPr/>
+      </w:pPr>
+      <w:r>
+        <w:rPr>
+          <w:rtl w:val="0"/>
+        </w:rPr>
+      </w:r>
+    </w:p>
+    <w:p>
+      <w:pPr>
+        <w:numPr>
+          <w:ilvl w:val="0"/>
+          <w:numId w:val="4"/>
         </w:numPr>
         <w:pBdr>
           <w:top w:space="0" w:sz="0" w:val="nil"/>
@@ -7518,30 +7557,30 @@
       <w:pPr>
         <w:numPr>
           <w:ilvl w:val="0"/>
-          <w:numId w:val="3"/>
-        </w:numPr>
-        <w:pBdr>
-          <w:top w:space="0" w:sz="0" w:val="nil"/>
-          <w:left w:space="0" w:sz="0" w:val="nil"/>
-          <w:bottom w:space="0" w:sz="0" w:val="nil"/>
-          <w:right w:space="0" w:sz="0" w:val="nil"/>
-          <w:between w:space="0" w:sz="0" w:val="nil"/>
-        </w:pBdr>
-        <w:shd w:fill="auto" w:val="clear"/>
-        <w:ind w:left="600" w:hanging="360"/>
-        <w:rPr/>
-      </w:pPr>
-      <w:r>
-        <w:rPr>
-          <w:rtl w:val="0"/>
-        </w:rPr>
-      </w:r>
-    </w:p>
-    <w:p>
-      <w:pPr>
-        <w:numPr>
-          <w:ilvl w:val="0"/>
-          <w:numId w:val="3"/>
+          <w:numId w:val="4"/>
+        </w:numPr>
+        <w:pBdr>
+          <w:top w:space="0" w:sz="0" w:val="nil"/>
+          <w:left w:space="0" w:sz="0" w:val="nil"/>
+          <w:bottom w:space="0" w:sz="0" w:val="nil"/>
+          <w:right w:space="0" w:sz="0" w:val="nil"/>
+          <w:between w:space="0" w:sz="0" w:val="nil"/>
+        </w:pBdr>
+        <w:shd w:fill="auto" w:val="clear"/>
+        <w:ind w:left="600" w:hanging="360"/>
+        <w:rPr/>
+      </w:pPr>
+      <w:r>
+        <w:rPr>
+          <w:rtl w:val="0"/>
+        </w:rPr>
+      </w:r>
+    </w:p>
+    <w:p>
+      <w:pPr>
+        <w:numPr>
+          <w:ilvl w:val="0"/>
+          <w:numId w:val="4"/>
         </w:numPr>
         <w:pBdr>
           <w:top w:space="0" w:sz="0" w:val="nil"/>
@@ -7565,30 +7604,30 @@
       <w:pPr>
         <w:numPr>
           <w:ilvl w:val="0"/>
-          <w:numId w:val="3"/>
-        </w:numPr>
-        <w:pBdr>
-          <w:top w:space="0" w:sz="0" w:val="nil"/>
-          <w:left w:space="0" w:sz="0" w:val="nil"/>
-          <w:bottom w:space="0" w:sz="0" w:val="nil"/>
-          <w:right w:space="0" w:sz="0" w:val="nil"/>
-          <w:between w:space="0" w:sz="0" w:val="nil"/>
-        </w:pBdr>
-        <w:shd w:fill="auto" w:val="clear"/>
-        <w:ind w:left="600" w:hanging="360"/>
-        <w:rPr/>
-      </w:pPr>
-      <w:r>
-        <w:rPr>
-          <w:rtl w:val="0"/>
-        </w:rPr>
-      </w:r>
-    </w:p>
-    <w:p>
-      <w:pPr>
-        <w:numPr>
-          <w:ilvl w:val="0"/>
-          <w:numId w:val="3"/>
+          <w:numId w:val="4"/>
+        </w:numPr>
+        <w:pBdr>
+          <w:top w:space="0" w:sz="0" w:val="nil"/>
+          <w:left w:space="0" w:sz="0" w:val="nil"/>
+          <w:bottom w:space="0" w:sz="0" w:val="nil"/>
+          <w:right w:space="0" w:sz="0" w:val="nil"/>
+          <w:between w:space="0" w:sz="0" w:val="nil"/>
+        </w:pBdr>
+        <w:shd w:fill="auto" w:val="clear"/>
+        <w:ind w:left="600" w:hanging="360"/>
+        <w:rPr/>
+      </w:pPr>
+      <w:r>
+        <w:rPr>
+          <w:rtl w:val="0"/>
+        </w:rPr>
+      </w:r>
+    </w:p>
+    <w:p>
+      <w:pPr>
+        <w:numPr>
+          <w:ilvl w:val="0"/>
+          <w:numId w:val="4"/>
         </w:numPr>
         <w:pBdr>
           <w:top w:space="0" w:sz="0" w:val="nil"/>
@@ -7612,30 +7651,30 @@
       <w:pPr>
         <w:numPr>
           <w:ilvl w:val="0"/>
-          <w:numId w:val="3"/>
-        </w:numPr>
-        <w:pBdr>
-          <w:top w:space="0" w:sz="0" w:val="nil"/>
-          <w:left w:space="0" w:sz="0" w:val="nil"/>
-          <w:bottom w:space="0" w:sz="0" w:val="nil"/>
-          <w:right w:space="0" w:sz="0" w:val="nil"/>
-          <w:between w:space="0" w:sz="0" w:val="nil"/>
-        </w:pBdr>
-        <w:shd w:fill="auto" w:val="clear"/>
-        <w:ind w:left="600" w:hanging="360"/>
-        <w:rPr/>
-      </w:pPr>
-      <w:r>
-        <w:rPr>
-          <w:rtl w:val="0"/>
-        </w:rPr>
-      </w:r>
-    </w:p>
-    <w:p>
-      <w:pPr>
-        <w:numPr>
-          <w:ilvl w:val="0"/>
-          <w:numId w:val="3"/>
+          <w:numId w:val="4"/>
+        </w:numPr>
+        <w:pBdr>
+          <w:top w:space="0" w:sz="0" w:val="nil"/>
+          <w:left w:space="0" w:sz="0" w:val="nil"/>
+          <w:bottom w:space="0" w:sz="0" w:val="nil"/>
+          <w:right w:space="0" w:sz="0" w:val="nil"/>
+          <w:between w:space="0" w:sz="0" w:val="nil"/>
+        </w:pBdr>
+        <w:shd w:fill="auto" w:val="clear"/>
+        <w:ind w:left="600" w:hanging="360"/>
+        <w:rPr/>
+      </w:pPr>
+      <w:r>
+        <w:rPr>
+          <w:rtl w:val="0"/>
+        </w:rPr>
+      </w:r>
+    </w:p>
+    <w:p>
+      <w:pPr>
+        <w:numPr>
+          <w:ilvl w:val="0"/>
+          <w:numId w:val="4"/>
         </w:numPr>
         <w:pBdr>
           <w:top w:space="0" w:sz="0" w:val="nil"/>
@@ -7675,7 +7714,7 @@
       <w:pPr>
         <w:numPr>
           <w:ilvl w:val="0"/>
-          <w:numId w:val="3"/>
+          <w:numId w:val="4"/>
         </w:numPr>
         <w:pBdr>
           <w:top w:space="0" w:sz="0" w:val="nil"/>
@@ -7699,7 +7738,7 @@
       <w:pPr>
         <w:numPr>
           <w:ilvl w:val="0"/>
-          <w:numId w:val="3"/>
+          <w:numId w:val="4"/>
         </w:numPr>
         <w:pBdr>
           <w:top w:space="0" w:sz="0" w:val="nil"/>
@@ -7723,7 +7762,7 @@
       <w:pPr>
         <w:numPr>
           <w:ilvl w:val="0"/>
-          <w:numId w:val="3"/>
+          <w:numId w:val="4"/>
         </w:numPr>
         <w:pBdr>
           <w:top w:space="0" w:sz="0" w:val="nil"/>
@@ -7747,7 +7786,7 @@
       <w:pPr>
         <w:numPr>
           <w:ilvl w:val="0"/>
-          <w:numId w:val="3"/>
+          <w:numId w:val="4"/>
         </w:numPr>
         <w:pBdr>
           <w:top w:space="0" w:sz="0" w:val="nil"/>
@@ -7771,7 +7810,7 @@
       <w:pPr>
         <w:numPr>
           <w:ilvl w:val="0"/>
-          <w:numId w:val="3"/>
+          <w:numId w:val="4"/>
         </w:numPr>
         <w:pBdr>
           <w:top w:space="0" w:sz="0" w:val="nil"/>
@@ -7795,7 +7834,7 @@
       <w:pPr>
         <w:numPr>
           <w:ilvl w:val="0"/>
-          <w:numId w:val="3"/>
+          <w:numId w:val="4"/>
         </w:numPr>
         <w:pBdr>
           <w:top w:space="0" w:sz="0" w:val="nil"/>
@@ -7819,7 +7858,7 @@
       <w:pPr>
         <w:numPr>
           <w:ilvl w:val="0"/>
-          <w:numId w:val="3"/>
+          <w:numId w:val="4"/>
         </w:numPr>
         <w:pBdr>
           <w:top w:space="0" w:sz="0" w:val="nil"/>
@@ -7843,7 +7882,7 @@
       <w:pPr>
         <w:numPr>
           <w:ilvl w:val="0"/>
-          <w:numId w:val="3"/>
+          <w:numId w:val="4"/>
         </w:numPr>
         <w:pBdr>
           <w:top w:space="0" w:sz="0" w:val="nil"/>
@@ -7867,7 +7906,7 @@
       <w:pPr>
         <w:numPr>
           <w:ilvl w:val="0"/>
-          <w:numId w:val="3"/>
+          <w:numId w:val="4"/>
         </w:numPr>
         <w:pBdr>
           <w:top w:space="0" w:sz="0" w:val="nil"/>
@@ -7891,7 +7930,7 @@
       <w:pPr>
         <w:numPr>
           <w:ilvl w:val="0"/>
-          <w:numId w:val="3"/>
+          <w:numId w:val="4"/>
         </w:numPr>
         <w:pBdr>
           <w:top w:space="0" w:sz="0" w:val="nil"/>
@@ -7915,7 +7954,7 @@
       <w:pPr>
         <w:numPr>
           <w:ilvl w:val="0"/>
-          <w:numId w:val="3"/>
+          <w:numId w:val="4"/>
         </w:numPr>
         <w:pBdr>
           <w:top w:space="0" w:sz="0" w:val="nil"/>
@@ -7954,7 +7993,7 @@
       <w:pPr>
         <w:numPr>
           <w:ilvl w:val="0"/>
-          <w:numId w:val="3"/>
+          <w:numId w:val="4"/>
         </w:numPr>
         <w:pBdr>
           <w:top w:space="0" w:sz="0" w:val="nil"/>
@@ -7978,30 +8017,30 @@
       <w:pPr>
         <w:numPr>
           <w:ilvl w:val="0"/>
-          <w:numId w:val="3"/>
-        </w:numPr>
-        <w:pBdr>
-          <w:top w:space="0" w:sz="0" w:val="nil"/>
-          <w:left w:space="0" w:sz="0" w:val="nil"/>
-          <w:bottom w:space="0" w:sz="0" w:val="nil"/>
-          <w:right w:space="0" w:sz="0" w:val="nil"/>
-          <w:between w:space="0" w:sz="0" w:val="nil"/>
-        </w:pBdr>
-        <w:shd w:fill="auto" w:val="clear"/>
-        <w:ind w:left="600" w:hanging="360"/>
-        <w:rPr/>
-      </w:pPr>
-      <w:r>
-        <w:rPr>
-          <w:rtl w:val="0"/>
-        </w:rPr>
-      </w:r>
-    </w:p>
-    <w:p>
-      <w:pPr>
-        <w:numPr>
-          <w:ilvl w:val="0"/>
-          <w:numId w:val="3"/>
+          <w:numId w:val="4"/>
+        </w:numPr>
+        <w:pBdr>
+          <w:top w:space="0" w:sz="0" w:val="nil"/>
+          <w:left w:space="0" w:sz="0" w:val="nil"/>
+          <w:bottom w:space="0" w:sz="0" w:val="nil"/>
+          <w:right w:space="0" w:sz="0" w:val="nil"/>
+          <w:between w:space="0" w:sz="0" w:val="nil"/>
+        </w:pBdr>
+        <w:shd w:fill="auto" w:val="clear"/>
+        <w:ind w:left="600" w:hanging="360"/>
+        <w:rPr/>
+      </w:pPr>
+      <w:r>
+        <w:rPr>
+          <w:rtl w:val="0"/>
+        </w:rPr>
+      </w:r>
+    </w:p>
+    <w:p>
+      <w:pPr>
+        <w:numPr>
+          <w:ilvl w:val="0"/>
+          <w:numId w:val="4"/>
         </w:numPr>
         <w:pBdr>
           <w:top w:space="0" w:sz="0" w:val="nil"/>
@@ -8025,7 +8064,7 @@
       <w:pPr>
         <w:numPr>
           <w:ilvl w:val="0"/>
-          <w:numId w:val="3"/>
+          <w:numId w:val="4"/>
         </w:numPr>
         <w:pBdr>
           <w:top w:space="0" w:sz="0" w:val="nil"/>
@@ -8049,7 +8088,7 @@
       <w:pPr>
         <w:numPr>
           <w:ilvl w:val="0"/>
-          <w:numId w:val="3"/>
+          <w:numId w:val="4"/>
         </w:numPr>
         <w:pBdr>
           <w:top w:space="0" w:sz="0" w:val="nil"/>
@@ -8073,7 +8112,7 @@
       <w:pPr>
         <w:numPr>
           <w:ilvl w:val="0"/>
-          <w:numId w:val="3"/>
+          <w:numId w:val="4"/>
         </w:numPr>
         <w:pBdr>
           <w:top w:space="0" w:sz="0" w:val="nil"/>
@@ -8097,7 +8136,7 @@
       <w:pPr>
         <w:numPr>
           <w:ilvl w:val="0"/>
-          <w:numId w:val="3"/>
+          <w:numId w:val="4"/>
         </w:numPr>
         <w:pBdr>
           <w:top w:space="0" w:sz="0" w:val="nil"/>
@@ -8121,7 +8160,7 @@
       <w:pPr>
         <w:numPr>
           <w:ilvl w:val="0"/>
-          <w:numId w:val="3"/>
+          <w:numId w:val="4"/>
         </w:numPr>
         <w:pBdr>
           <w:top w:space="0" w:sz="0" w:val="nil"/>
@@ -8145,7 +8184,7 @@
       <w:pPr>
         <w:numPr>
           <w:ilvl w:val="0"/>
-          <w:numId w:val="3"/>
+          <w:numId w:val="4"/>
         </w:numPr>
         <w:pBdr>
           <w:top w:space="0" w:sz="0" w:val="nil"/>
@@ -8169,7 +8208,7 @@
       <w:pPr>
         <w:numPr>
           <w:ilvl w:val="0"/>
-          <w:numId w:val="3"/>
+          <w:numId w:val="4"/>
         </w:numPr>
         <w:pBdr>
           <w:top w:space="0" w:sz="0" w:val="nil"/>
@@ -8218,7 +8257,7 @@
       <w:pPr>
         <w:numPr>
           <w:ilvl w:val="0"/>
-          <w:numId w:val="3"/>
+          <w:numId w:val="4"/>
         </w:numPr>
         <w:pBdr>
           <w:top w:space="0" w:sz="0" w:val="nil"/>
@@ -8267,7 +8306,7 @@
       <w:pPr>
         <w:numPr>
           <w:ilvl w:val="0"/>
-          <w:numId w:val="3"/>
+          <w:numId w:val="4"/>
         </w:numPr>
         <w:pBdr>
           <w:top w:space="0" w:sz="0" w:val="nil"/>
@@ -8316,7 +8355,7 @@
       <w:pPr>
         <w:numPr>
           <w:ilvl w:val="0"/>
-          <w:numId w:val="3"/>
+          <w:numId w:val="4"/>
         </w:numPr>
         <w:pBdr>
           <w:top w:space="0" w:sz="0" w:val="nil"/>
@@ -8340,30 +8379,30 @@
       <w:pPr>
         <w:numPr>
           <w:ilvl w:val="0"/>
-          <w:numId w:val="3"/>
-        </w:numPr>
-        <w:pBdr>
-          <w:top w:space="0" w:sz="0" w:val="nil"/>
-          <w:left w:space="0" w:sz="0" w:val="nil"/>
-          <w:bottom w:space="0" w:sz="0" w:val="nil"/>
-          <w:right w:space="0" w:sz="0" w:val="nil"/>
-          <w:between w:space="0" w:sz="0" w:val="nil"/>
-        </w:pBdr>
-        <w:shd w:fill="auto" w:val="clear"/>
-        <w:ind w:left="600" w:hanging="360"/>
-        <w:rPr/>
-      </w:pPr>
-      <w:r>
-        <w:rPr>
-          <w:rtl w:val="0"/>
-        </w:rPr>
-      </w:r>
-    </w:p>
-    <w:p>
-      <w:pPr>
-        <w:numPr>
-          <w:ilvl w:val="0"/>
-          <w:numId w:val="3"/>
+          <w:numId w:val="4"/>
+        </w:numPr>
+        <w:pBdr>
+          <w:top w:space="0" w:sz="0" w:val="nil"/>
+          <w:left w:space="0" w:sz="0" w:val="nil"/>
+          <w:bottom w:space="0" w:sz="0" w:val="nil"/>
+          <w:right w:space="0" w:sz="0" w:val="nil"/>
+          <w:between w:space="0" w:sz="0" w:val="nil"/>
+        </w:pBdr>
+        <w:shd w:fill="auto" w:val="clear"/>
+        <w:ind w:left="600" w:hanging="360"/>
+        <w:rPr/>
+      </w:pPr>
+      <w:r>
+        <w:rPr>
+          <w:rtl w:val="0"/>
+        </w:rPr>
+      </w:r>
+    </w:p>
+    <w:p>
+      <w:pPr>
+        <w:numPr>
+          <w:ilvl w:val="0"/>
+          <w:numId w:val="4"/>
         </w:numPr>
         <w:pBdr>
           <w:top w:space="0" w:sz="0" w:val="nil"/>
@@ -8387,7 +8426,7 @@
       <w:pPr>
         <w:numPr>
           <w:ilvl w:val="0"/>
-          <w:numId w:val="3"/>
+          <w:numId w:val="4"/>
         </w:numPr>
         <w:pBdr>
           <w:top w:space="0" w:sz="0" w:val="nil"/>
@@ -8411,7 +8450,7 @@
       <w:pPr>
         <w:numPr>
           <w:ilvl w:val="0"/>
-          <w:numId w:val="3"/>
+          <w:numId w:val="4"/>
         </w:numPr>
         <w:pBdr>
           <w:top w:space="0" w:sz="0" w:val="nil"/>
@@ -8435,7 +8474,7 @@
       <w:pPr>
         <w:numPr>
           <w:ilvl w:val="0"/>
-          <w:numId w:val="3"/>
+          <w:numId w:val="4"/>
         </w:numPr>
         <w:pBdr>
           <w:top w:space="0" w:sz="0" w:val="nil"/>
@@ -8459,7 +8498,7 @@
       <w:pPr>
         <w:numPr>
           <w:ilvl w:val="0"/>
-          <w:numId w:val="3"/>
+          <w:numId w:val="4"/>
         </w:numPr>
         <w:pBdr>
           <w:top w:space="0" w:sz="0" w:val="nil"/>
@@ -8483,7 +8522,7 @@
       <w:pPr>
         <w:numPr>
           <w:ilvl w:val="0"/>
-          <w:numId w:val="3"/>
+          <w:numId w:val="4"/>
         </w:numPr>
         <w:pBdr>
           <w:top w:space="0" w:sz="0" w:val="nil"/>
@@ -8523,7 +8562,7 @@
       <w:pPr>
         <w:numPr>
           <w:ilvl w:val="0"/>
-          <w:numId w:val="3"/>
+          <w:numId w:val="4"/>
         </w:numPr>
         <w:pBdr>
           <w:top w:space="0" w:sz="0" w:val="nil"/>
@@ -8547,7 +8586,7 @@
       <w:pPr>
         <w:numPr>
           <w:ilvl w:val="0"/>
-          <w:numId w:val="3"/>
+          <w:numId w:val="4"/>
         </w:numPr>
         <w:pBdr>
           <w:top w:space="0" w:sz="0" w:val="nil"/>
@@ -8746,53 +8785,53 @@
       <w:pPr>
         <w:numPr>
           <w:ilvl w:val="0"/>
-          <w:numId w:val="3"/>
-        </w:numPr>
-        <w:pBdr>
-          <w:top w:space="0" w:sz="0" w:val="nil"/>
-          <w:left w:space="0" w:sz="0" w:val="nil"/>
-          <w:bottom w:space="0" w:sz="0" w:val="nil"/>
-          <w:right w:space="0" w:sz="0" w:val="nil"/>
-          <w:between w:space="0" w:sz="0" w:val="nil"/>
-        </w:pBdr>
-        <w:shd w:fill="auto" w:val="clear"/>
-        <w:ind w:left="600" w:hanging="360"/>
-        <w:rPr/>
-      </w:pPr>
-      <w:r>
-        <w:rPr>
-          <w:rtl w:val="0"/>
-        </w:rPr>
-      </w:r>
-    </w:p>
-    <w:p>
-      <w:pPr>
-        <w:numPr>
-          <w:ilvl w:val="0"/>
-          <w:numId w:val="3"/>
-        </w:numPr>
-        <w:pBdr>
-          <w:top w:space="0" w:sz="0" w:val="nil"/>
-          <w:left w:space="0" w:sz="0" w:val="nil"/>
-          <w:bottom w:space="0" w:sz="0" w:val="nil"/>
-          <w:right w:space="0" w:sz="0" w:val="nil"/>
-          <w:between w:space="0" w:sz="0" w:val="nil"/>
-        </w:pBdr>
-        <w:shd w:fill="auto" w:val="clear"/>
-        <w:ind w:left="600" w:hanging="360"/>
-        <w:rPr/>
-      </w:pPr>
-      <w:r>
-        <w:rPr>
-          <w:rtl w:val="0"/>
-        </w:rPr>
-      </w:r>
-    </w:p>
-    <w:p>
-      <w:pPr>
-        <w:numPr>
-          <w:ilvl w:val="0"/>
-          <w:numId w:val="3"/>
+          <w:numId w:val="4"/>
+        </w:numPr>
+        <w:pBdr>
+          <w:top w:space="0" w:sz="0" w:val="nil"/>
+          <w:left w:space="0" w:sz="0" w:val="nil"/>
+          <w:bottom w:space="0" w:sz="0" w:val="nil"/>
+          <w:right w:space="0" w:sz="0" w:val="nil"/>
+          <w:between w:space="0" w:sz="0" w:val="nil"/>
+        </w:pBdr>
+        <w:shd w:fill="auto" w:val="clear"/>
+        <w:ind w:left="600" w:hanging="360"/>
+        <w:rPr/>
+      </w:pPr>
+      <w:r>
+        <w:rPr>
+          <w:rtl w:val="0"/>
+        </w:rPr>
+      </w:r>
+    </w:p>
+    <w:p>
+      <w:pPr>
+        <w:numPr>
+          <w:ilvl w:val="0"/>
+          <w:numId w:val="4"/>
+        </w:numPr>
+        <w:pBdr>
+          <w:top w:space="0" w:sz="0" w:val="nil"/>
+          <w:left w:space="0" w:sz="0" w:val="nil"/>
+          <w:bottom w:space="0" w:sz="0" w:val="nil"/>
+          <w:right w:space="0" w:sz="0" w:val="nil"/>
+          <w:between w:space="0" w:sz="0" w:val="nil"/>
+        </w:pBdr>
+        <w:shd w:fill="auto" w:val="clear"/>
+        <w:ind w:left="600" w:hanging="360"/>
+        <w:rPr/>
+      </w:pPr>
+      <w:r>
+        <w:rPr>
+          <w:rtl w:val="0"/>
+        </w:rPr>
+      </w:r>
+    </w:p>
+    <w:p>
+      <w:pPr>
+        <w:numPr>
+          <w:ilvl w:val="0"/>
+          <w:numId w:val="4"/>
         </w:numPr>
         <w:pBdr>
           <w:top w:space="0" w:sz="0" w:val="nil"/>
@@ -8816,7 +8855,7 @@
       <w:pPr>
         <w:numPr>
           <w:ilvl w:val="0"/>
-          <w:numId w:val="3"/>
+          <w:numId w:val="4"/>
         </w:numPr>
         <w:pBdr>
           <w:top w:space="0" w:sz="0" w:val="nil"/>
@@ -8840,7 +8879,7 @@
       <w:pPr>
         <w:numPr>
           <w:ilvl w:val="0"/>
-          <w:numId w:val="3"/>
+          <w:numId w:val="4"/>
         </w:numPr>
         <w:pBdr>
           <w:top w:space="0" w:sz="0" w:val="nil"/>
@@ -8864,30 +8903,30 @@
       <w:pPr>
         <w:numPr>
           <w:ilvl w:val="0"/>
-          <w:numId w:val="3"/>
-        </w:numPr>
-        <w:pBdr>
-          <w:top w:space="0" w:sz="0" w:val="nil"/>
-          <w:left w:space="0" w:sz="0" w:val="nil"/>
-          <w:bottom w:space="0" w:sz="0" w:val="nil"/>
-          <w:right w:space="0" w:sz="0" w:val="nil"/>
-          <w:between w:space="0" w:sz="0" w:val="nil"/>
-        </w:pBdr>
-        <w:shd w:fill="auto" w:val="clear"/>
-        <w:ind w:left="600" w:hanging="360"/>
-        <w:rPr/>
-      </w:pPr>
-      <w:r>
-        <w:rPr>
-          <w:rtl w:val="0"/>
-        </w:rPr>
-      </w:r>
-    </w:p>
-    <w:p>
-      <w:pPr>
-        <w:numPr>
-          <w:ilvl w:val="0"/>
-          <w:numId w:val="3"/>
+          <w:numId w:val="4"/>
+        </w:numPr>
+        <w:pBdr>
+          <w:top w:space="0" w:sz="0" w:val="nil"/>
+          <w:left w:space="0" w:sz="0" w:val="nil"/>
+          <w:bottom w:space="0" w:sz="0" w:val="nil"/>
+          <w:right w:space="0" w:sz="0" w:val="nil"/>
+          <w:between w:space="0" w:sz="0" w:val="nil"/>
+        </w:pBdr>
+        <w:shd w:fill="auto" w:val="clear"/>
+        <w:ind w:left="600" w:hanging="360"/>
+        <w:rPr/>
+      </w:pPr>
+      <w:r>
+        <w:rPr>
+          <w:rtl w:val="0"/>
+        </w:rPr>
+      </w:r>
+    </w:p>
+    <w:p>
+      <w:pPr>
+        <w:numPr>
+          <w:ilvl w:val="0"/>
+          <w:numId w:val="4"/>
         </w:numPr>
         <w:pBdr>
           <w:top w:space="0" w:sz="0" w:val="nil"/>
@@ -8911,7 +8950,7 @@
       <w:pPr>
         <w:numPr>
           <w:ilvl w:val="0"/>
-          <w:numId w:val="3"/>
+          <w:numId w:val="4"/>
         </w:numPr>
         <w:pBdr>
           <w:top w:space="0" w:sz="0" w:val="nil"/>
@@ -8935,7 +8974,7 @@
       <w:pPr>
         <w:numPr>
           <w:ilvl w:val="0"/>
-          <w:numId w:val="3"/>
+          <w:numId w:val="4"/>
         </w:numPr>
         <w:pBdr>
           <w:top w:space="0" w:sz="0" w:val="nil"/>
@@ -8959,30 +8998,30 @@
       <w:pPr>
         <w:numPr>
           <w:ilvl w:val="0"/>
-          <w:numId w:val="3"/>
-        </w:numPr>
-        <w:pBdr>
-          <w:top w:space="0" w:sz="0" w:val="nil"/>
-          <w:left w:space="0" w:sz="0" w:val="nil"/>
-          <w:bottom w:space="0" w:sz="0" w:val="nil"/>
-          <w:right w:space="0" w:sz="0" w:val="nil"/>
-          <w:between w:space="0" w:sz="0" w:val="nil"/>
-        </w:pBdr>
-        <w:shd w:fill="auto" w:val="clear"/>
-        <w:ind w:left="600" w:hanging="360"/>
-        <w:rPr/>
-      </w:pPr>
-      <w:r>
-        <w:rPr>
-          <w:rtl w:val="0"/>
-        </w:rPr>
-      </w:r>
-    </w:p>
-    <w:p>
-      <w:pPr>
-        <w:numPr>
-          <w:ilvl w:val="0"/>
-          <w:numId w:val="3"/>
+          <w:numId w:val="4"/>
+        </w:numPr>
+        <w:pBdr>
+          <w:top w:space="0" w:sz="0" w:val="nil"/>
+          <w:left w:space="0" w:sz="0" w:val="nil"/>
+          <w:bottom w:space="0" w:sz="0" w:val="nil"/>
+          <w:right w:space="0" w:sz="0" w:val="nil"/>
+          <w:between w:space="0" w:sz="0" w:val="nil"/>
+        </w:pBdr>
+        <w:shd w:fill="auto" w:val="clear"/>
+        <w:ind w:left="600" w:hanging="360"/>
+        <w:rPr/>
+      </w:pPr>
+      <w:r>
+        <w:rPr>
+          <w:rtl w:val="0"/>
+        </w:rPr>
+      </w:r>
+    </w:p>
+    <w:p>
+      <w:pPr>
+        <w:numPr>
+          <w:ilvl w:val="0"/>
+          <w:numId w:val="4"/>
         </w:numPr>
         <w:pBdr>
           <w:top w:space="0" w:sz="0" w:val="nil"/>
@@ -9006,7 +9045,7 @@
       <w:pPr>
         <w:numPr>
           <w:ilvl w:val="0"/>
-          <w:numId w:val="3"/>
+          <w:numId w:val="4"/>
         </w:numPr>
         <w:pBdr>
           <w:top w:space="0" w:sz="0" w:val="nil"/>
@@ -9030,7 +9069,7 @@
       <w:pPr>
         <w:numPr>
           <w:ilvl w:val="0"/>
-          <w:numId w:val="3"/>
+          <w:numId w:val="4"/>
         </w:numPr>
         <w:pBdr>
           <w:top w:space="0" w:sz="0" w:val="nil"/>
@@ -9054,30 +9093,30 @@
       <w:pPr>
         <w:numPr>
           <w:ilvl w:val="0"/>
-          <w:numId w:val="3"/>
-        </w:numPr>
-        <w:pBdr>
-          <w:top w:space="0" w:sz="0" w:val="nil"/>
-          <w:left w:space="0" w:sz="0" w:val="nil"/>
-          <w:bottom w:space="0" w:sz="0" w:val="nil"/>
-          <w:right w:space="0" w:sz="0" w:val="nil"/>
-          <w:between w:space="0" w:sz="0" w:val="nil"/>
-        </w:pBdr>
-        <w:shd w:fill="auto" w:val="clear"/>
-        <w:ind w:left="600" w:hanging="360"/>
-        <w:rPr/>
-      </w:pPr>
-      <w:r>
-        <w:rPr>
-          <w:rtl w:val="0"/>
-        </w:rPr>
-      </w:r>
-    </w:p>
-    <w:p>
-      <w:pPr>
-        <w:numPr>
-          <w:ilvl w:val="0"/>
-          <w:numId w:val="3"/>
+          <w:numId w:val="4"/>
+        </w:numPr>
+        <w:pBdr>
+          <w:top w:space="0" w:sz="0" w:val="nil"/>
+          <w:left w:space="0" w:sz="0" w:val="nil"/>
+          <w:bottom w:space="0" w:sz="0" w:val="nil"/>
+          <w:right w:space="0" w:sz="0" w:val="nil"/>
+          <w:between w:space="0" w:sz="0" w:val="nil"/>
+        </w:pBdr>
+        <w:shd w:fill="auto" w:val="clear"/>
+        <w:ind w:left="600" w:hanging="360"/>
+        <w:rPr/>
+      </w:pPr>
+      <w:r>
+        <w:rPr>
+          <w:rtl w:val="0"/>
+        </w:rPr>
+      </w:r>
+    </w:p>
+    <w:p>
+      <w:pPr>
+        <w:numPr>
+          <w:ilvl w:val="0"/>
+          <w:numId w:val="4"/>
         </w:numPr>
         <w:pBdr>
           <w:top w:space="0" w:sz="0" w:val="nil"/>
@@ -9101,7 +9140,7 @@
       <w:pPr>
         <w:numPr>
           <w:ilvl w:val="0"/>
-          <w:numId w:val="3"/>
+          <w:numId w:val="4"/>
         </w:numPr>
         <w:pBdr>
           <w:top w:space="0" w:sz="0" w:val="nil"/>
@@ -9125,30 +9164,30 @@
       <w:pPr>
         <w:numPr>
           <w:ilvl w:val="0"/>
-          <w:numId w:val="3"/>
-        </w:numPr>
-        <w:pBdr>
-          <w:top w:space="0" w:sz="0" w:val="nil"/>
-          <w:left w:space="0" w:sz="0" w:val="nil"/>
-          <w:bottom w:space="0" w:sz="0" w:val="nil"/>
-          <w:right w:space="0" w:sz="0" w:val="nil"/>
-          <w:between w:space="0" w:sz="0" w:val="nil"/>
-        </w:pBdr>
-        <w:shd w:fill="auto" w:val="clear"/>
-        <w:ind w:left="600" w:hanging="360"/>
-        <w:rPr/>
-      </w:pPr>
-      <w:r>
-        <w:rPr>
-          <w:rtl w:val="0"/>
-        </w:rPr>
-      </w:r>
-    </w:p>
-    <w:p>
-      <w:pPr>
-        <w:numPr>
-          <w:ilvl w:val="0"/>
-          <w:numId w:val="3"/>
+          <w:numId w:val="4"/>
+        </w:numPr>
+        <w:pBdr>
+          <w:top w:space="0" w:sz="0" w:val="nil"/>
+          <w:left w:space="0" w:sz="0" w:val="nil"/>
+          <w:bottom w:space="0" w:sz="0" w:val="nil"/>
+          <w:right w:space="0" w:sz="0" w:val="nil"/>
+          <w:between w:space="0" w:sz="0" w:val="nil"/>
+        </w:pBdr>
+        <w:shd w:fill="auto" w:val="clear"/>
+        <w:ind w:left="600" w:hanging="360"/>
+        <w:rPr/>
+      </w:pPr>
+      <w:r>
+        <w:rPr>
+          <w:rtl w:val="0"/>
+        </w:rPr>
+      </w:r>
+    </w:p>
+    <w:p>
+      <w:pPr>
+        <w:numPr>
+          <w:ilvl w:val="0"/>
+          <w:numId w:val="4"/>
         </w:numPr>
         <w:pBdr>
           <w:top w:space="0" w:sz="0" w:val="nil"/>
@@ -9172,30 +9211,30 @@
       <w:pPr>
         <w:numPr>
           <w:ilvl w:val="0"/>
-          <w:numId w:val="3"/>
-        </w:numPr>
-        <w:pBdr>
-          <w:top w:space="0" w:sz="0" w:val="nil"/>
-          <w:left w:space="0" w:sz="0" w:val="nil"/>
-          <w:bottom w:space="0" w:sz="0" w:val="nil"/>
-          <w:right w:space="0" w:sz="0" w:val="nil"/>
-          <w:between w:space="0" w:sz="0" w:val="nil"/>
-        </w:pBdr>
-        <w:shd w:fill="auto" w:val="clear"/>
-        <w:ind w:left="600" w:hanging="360"/>
-        <w:rPr/>
-      </w:pPr>
-      <w:r>
-        <w:rPr>
-          <w:rtl w:val="0"/>
-        </w:rPr>
-      </w:r>
-    </w:p>
-    <w:p>
-      <w:pPr>
-        <w:numPr>
-          <w:ilvl w:val="0"/>
-          <w:numId w:val="3"/>
+          <w:numId w:val="4"/>
+        </w:numPr>
+        <w:pBdr>
+          <w:top w:space="0" w:sz="0" w:val="nil"/>
+          <w:left w:space="0" w:sz="0" w:val="nil"/>
+          <w:bottom w:space="0" w:sz="0" w:val="nil"/>
+          <w:right w:space="0" w:sz="0" w:val="nil"/>
+          <w:between w:space="0" w:sz="0" w:val="nil"/>
+        </w:pBdr>
+        <w:shd w:fill="auto" w:val="clear"/>
+        <w:ind w:left="600" w:hanging="360"/>
+        <w:rPr/>
+      </w:pPr>
+      <w:r>
+        <w:rPr>
+          <w:rtl w:val="0"/>
+        </w:rPr>
+      </w:r>
+    </w:p>
+    <w:p>
+      <w:pPr>
+        <w:numPr>
+          <w:ilvl w:val="0"/>
+          <w:numId w:val="4"/>
         </w:numPr>
         <w:pBdr>
           <w:top w:space="0" w:sz="0" w:val="nil"/>
@@ -9219,7 +9258,7 @@
       <w:pPr>
         <w:numPr>
           <w:ilvl w:val="0"/>
-          <w:numId w:val="3"/>
+          <w:numId w:val="4"/>
         </w:numPr>
         <w:pBdr>
           <w:top w:space="0" w:sz="0" w:val="nil"/>
@@ -9243,7 +9282,7 @@
       <w:pPr>
         <w:numPr>
           <w:ilvl w:val="0"/>
-          <w:numId w:val="3"/>
+          <w:numId w:val="4"/>
         </w:numPr>
         <w:pBdr>
           <w:top w:space="0" w:sz="0" w:val="nil"/>
@@ -9267,30 +9306,30 @@
       <w:pPr>
         <w:numPr>
           <w:ilvl w:val="0"/>
-          <w:numId w:val="3"/>
-        </w:numPr>
-        <w:pBdr>
-          <w:top w:space="0" w:sz="0" w:val="nil"/>
-          <w:left w:space="0" w:sz="0" w:val="nil"/>
-          <w:bottom w:space="0" w:sz="0" w:val="nil"/>
-          <w:right w:space="0" w:sz="0" w:val="nil"/>
-          <w:between w:space="0" w:sz="0" w:val="nil"/>
-        </w:pBdr>
-        <w:shd w:fill="auto" w:val="clear"/>
-        <w:ind w:left="600" w:hanging="360"/>
-        <w:rPr/>
-      </w:pPr>
-      <w:r>
-        <w:rPr>
-          <w:rtl w:val="0"/>
-        </w:rPr>
-      </w:r>
-    </w:p>
-    <w:p>
-      <w:pPr>
-        <w:numPr>
-          <w:ilvl w:val="0"/>
-          <w:numId w:val="3"/>
+          <w:numId w:val="4"/>
+        </w:numPr>
+        <w:pBdr>
+          <w:top w:space="0" w:sz="0" w:val="nil"/>
+          <w:left w:space="0" w:sz="0" w:val="nil"/>
+          <w:bottom w:space="0" w:sz="0" w:val="nil"/>
+          <w:right w:space="0" w:sz="0" w:val="nil"/>
+          <w:between w:space="0" w:sz="0" w:val="nil"/>
+        </w:pBdr>
+        <w:shd w:fill="auto" w:val="clear"/>
+        <w:ind w:left="600" w:hanging="360"/>
+        <w:rPr/>
+      </w:pPr>
+      <w:r>
+        <w:rPr>
+          <w:rtl w:val="0"/>
+        </w:rPr>
+      </w:r>
+    </w:p>
+    <w:p>
+      <w:pPr>
+        <w:numPr>
+          <w:ilvl w:val="0"/>
+          <w:numId w:val="4"/>
         </w:numPr>
         <w:pBdr>
           <w:top w:space="0" w:sz="0" w:val="nil"/>
@@ -9314,7 +9353,7 @@
       <w:pPr>
         <w:numPr>
           <w:ilvl w:val="0"/>
-          <w:numId w:val="3"/>
+          <w:numId w:val="4"/>
         </w:numPr>
         <w:pBdr>
           <w:top w:space="0" w:sz="0" w:val="nil"/>
@@ -9338,7 +9377,7 @@
       <w:pPr>
         <w:numPr>
           <w:ilvl w:val="0"/>
-          <w:numId w:val="3"/>
+          <w:numId w:val="4"/>
         </w:numPr>
         <w:pBdr>
           <w:top w:space="0" w:sz="0" w:val="nil"/>
@@ -9362,30 +9401,30 @@
       <w:pPr>
         <w:numPr>
           <w:ilvl w:val="0"/>
-          <w:numId w:val="3"/>
-        </w:numPr>
-        <w:pBdr>
-          <w:top w:space="0" w:sz="0" w:val="nil"/>
-          <w:left w:space="0" w:sz="0" w:val="nil"/>
-          <w:bottom w:space="0" w:sz="0" w:val="nil"/>
-          <w:right w:space="0" w:sz="0" w:val="nil"/>
-          <w:between w:space="0" w:sz="0" w:val="nil"/>
-        </w:pBdr>
-        <w:shd w:fill="auto" w:val="clear"/>
-        <w:ind w:left="600" w:hanging="360"/>
-        <w:rPr/>
-      </w:pPr>
-      <w:r>
-        <w:rPr>
-          <w:rtl w:val="0"/>
-        </w:rPr>
-      </w:r>
-    </w:p>
-    <w:p>
-      <w:pPr>
-        <w:numPr>
-          <w:ilvl w:val="0"/>
-          <w:numId w:val="3"/>
+          <w:numId w:val="4"/>
+        </w:numPr>
+        <w:pBdr>
+          <w:top w:space="0" w:sz="0" w:val="nil"/>
+          <w:left w:space="0" w:sz="0" w:val="nil"/>
+          <w:bottom w:space="0" w:sz="0" w:val="nil"/>
+          <w:right w:space="0" w:sz="0" w:val="nil"/>
+          <w:between w:space="0" w:sz="0" w:val="nil"/>
+        </w:pBdr>
+        <w:shd w:fill="auto" w:val="clear"/>
+        <w:ind w:left="600" w:hanging="360"/>
+        <w:rPr/>
+      </w:pPr>
+      <w:r>
+        <w:rPr>
+          <w:rtl w:val="0"/>
+        </w:rPr>
+      </w:r>
+    </w:p>
+    <w:p>
+      <w:pPr>
+        <w:numPr>
+          <w:ilvl w:val="0"/>
+          <w:numId w:val="4"/>
         </w:numPr>
         <w:pBdr>
           <w:top w:space="0" w:sz="0" w:val="nil"/>
@@ -9418,7 +9457,7 @@
       <w:pPr>
         <w:numPr>
           <w:ilvl w:val="0"/>
-          <w:numId w:val="3"/>
+          <w:numId w:val="4"/>
         </w:numPr>
         <w:pBdr>
           <w:top w:space="0" w:sz="0" w:val="nil"/>
@@ -9451,30 +9490,30 @@
       <w:pPr>
         <w:numPr>
           <w:ilvl w:val="0"/>
-          <w:numId w:val="3"/>
-        </w:numPr>
-        <w:pBdr>
-          <w:top w:space="0" w:sz="0" w:val="nil"/>
-          <w:left w:space="0" w:sz="0" w:val="nil"/>
-          <w:bottom w:space="0" w:sz="0" w:val="nil"/>
-          <w:right w:space="0" w:sz="0" w:val="nil"/>
-          <w:between w:space="0" w:sz="0" w:val="nil"/>
-        </w:pBdr>
-        <w:shd w:fill="auto" w:val="clear"/>
-        <w:ind w:left="600" w:hanging="360"/>
-        <w:rPr/>
-      </w:pPr>
-      <w:r>
-        <w:rPr>
-          <w:rtl w:val="0"/>
-        </w:rPr>
-      </w:r>
-    </w:p>
-    <w:p>
-      <w:pPr>
-        <w:numPr>
-          <w:ilvl w:val="0"/>
-          <w:numId w:val="3"/>
+          <w:numId w:val="4"/>
+        </w:numPr>
+        <w:pBdr>
+          <w:top w:space="0" w:sz="0" w:val="nil"/>
+          <w:left w:space="0" w:sz="0" w:val="nil"/>
+          <w:bottom w:space="0" w:sz="0" w:val="nil"/>
+          <w:right w:space="0" w:sz="0" w:val="nil"/>
+          <w:between w:space="0" w:sz="0" w:val="nil"/>
+        </w:pBdr>
+        <w:shd w:fill="auto" w:val="clear"/>
+        <w:ind w:left="600" w:hanging="360"/>
+        <w:rPr/>
+      </w:pPr>
+      <w:r>
+        <w:rPr>
+          <w:rtl w:val="0"/>
+        </w:rPr>
+      </w:r>
+    </w:p>
+    <w:p>
+      <w:pPr>
+        <w:numPr>
+          <w:ilvl w:val="0"/>
+          <w:numId w:val="4"/>
         </w:numPr>
         <w:pBdr>
           <w:top w:space="0" w:sz="0" w:val="nil"/>
@@ -9498,30 +9537,30 @@
       <w:pPr>
         <w:numPr>
           <w:ilvl w:val="0"/>
-          <w:numId w:val="3"/>
-        </w:numPr>
-        <w:pBdr>
-          <w:top w:space="0" w:sz="0" w:val="nil"/>
-          <w:left w:space="0" w:sz="0" w:val="nil"/>
-          <w:bottom w:space="0" w:sz="0" w:val="nil"/>
-          <w:right w:space="0" w:sz="0" w:val="nil"/>
-          <w:between w:space="0" w:sz="0" w:val="nil"/>
-        </w:pBdr>
-        <w:shd w:fill="auto" w:val="clear"/>
-        <w:ind w:left="600" w:hanging="360"/>
-        <w:rPr/>
-      </w:pPr>
-      <w:r>
-        <w:rPr>
-          <w:rtl w:val="0"/>
-        </w:rPr>
-      </w:r>
-    </w:p>
-    <w:p>
-      <w:pPr>
-        <w:numPr>
-          <w:ilvl w:val="0"/>
-          <w:numId w:val="3"/>
+          <w:numId w:val="4"/>
+        </w:numPr>
+        <w:pBdr>
+          <w:top w:space="0" w:sz="0" w:val="nil"/>
+          <w:left w:space="0" w:sz="0" w:val="nil"/>
+          <w:bottom w:space="0" w:sz="0" w:val="nil"/>
+          <w:right w:space="0" w:sz="0" w:val="nil"/>
+          <w:between w:space="0" w:sz="0" w:val="nil"/>
+        </w:pBdr>
+        <w:shd w:fill="auto" w:val="clear"/>
+        <w:ind w:left="600" w:hanging="360"/>
+        <w:rPr/>
+      </w:pPr>
+      <w:r>
+        <w:rPr>
+          <w:rtl w:val="0"/>
+        </w:rPr>
+      </w:r>
+    </w:p>
+    <w:p>
+      <w:pPr>
+        <w:numPr>
+          <w:ilvl w:val="0"/>
+          <w:numId w:val="4"/>
         </w:numPr>
         <w:pBdr>
           <w:top w:space="0" w:sz="0" w:val="nil"/>
@@ -9545,7 +9584,7 @@
       <w:pPr>
         <w:numPr>
           <w:ilvl w:val="0"/>
-          <w:numId w:val="3"/>
+          <w:numId w:val="4"/>
         </w:numPr>
         <w:pBdr>
           <w:top w:space="0" w:sz="0" w:val="nil"/>
@@ -9569,7 +9608,7 @@
       <w:pPr>
         <w:numPr>
           <w:ilvl w:val="0"/>
-          <w:numId w:val="3"/>
+          <w:numId w:val="4"/>
         </w:numPr>
         <w:pBdr>
           <w:top w:space="0" w:sz="0" w:val="nil"/>
@@ -9593,7 +9632,7 @@
       <w:pPr>
         <w:numPr>
           <w:ilvl w:val="0"/>
-          <w:numId w:val="3"/>
+          <w:numId w:val="4"/>
         </w:numPr>
         <w:pBdr>
           <w:top w:space="0" w:sz="0" w:val="nil"/>
@@ -9617,7 +9656,7 @@
       <w:pPr>
         <w:numPr>
           <w:ilvl w:val="0"/>
-          <w:numId w:val="3"/>
+          <w:numId w:val="4"/>
         </w:numPr>
         <w:pBdr>
           <w:top w:space="0" w:sz="0" w:val="nil"/>
@@ -9651,7 +9690,7 @@
       <w:pPr>
         <w:numPr>
           <w:ilvl w:val="0"/>
-          <w:numId w:val="3"/>
+          <w:numId w:val="4"/>
         </w:numPr>
         <w:pBdr>
           <w:top w:space="0" w:sz="0" w:val="nil"/>
@@ -9675,30 +9714,30 @@
       <w:pPr>
         <w:numPr>
           <w:ilvl w:val="0"/>
-          <w:numId w:val="3"/>
-        </w:numPr>
-        <w:pBdr>
-          <w:top w:space="0" w:sz="0" w:val="nil"/>
-          <w:left w:space="0" w:sz="0" w:val="nil"/>
-          <w:bottom w:space="0" w:sz="0" w:val="nil"/>
-          <w:right w:space="0" w:sz="0" w:val="nil"/>
-          <w:between w:space="0" w:sz="0" w:val="nil"/>
-        </w:pBdr>
-        <w:shd w:fill="auto" w:val="clear"/>
-        <w:ind w:left="600" w:hanging="360"/>
-        <w:rPr/>
-      </w:pPr>
-      <w:r>
-        <w:rPr>
-          <w:rtl w:val="0"/>
-        </w:rPr>
-      </w:r>
-    </w:p>
-    <w:p>
-      <w:pPr>
-        <w:numPr>
-          <w:ilvl w:val="0"/>
-          <w:numId w:val="3"/>
+          <w:numId w:val="4"/>
+        </w:numPr>
+        <w:pBdr>
+          <w:top w:space="0" w:sz="0" w:val="nil"/>
+          <w:left w:space="0" w:sz="0" w:val="nil"/>
+          <w:bottom w:space="0" w:sz="0" w:val="nil"/>
+          <w:right w:space="0" w:sz="0" w:val="nil"/>
+          <w:between w:space="0" w:sz="0" w:val="nil"/>
+        </w:pBdr>
+        <w:shd w:fill="auto" w:val="clear"/>
+        <w:ind w:left="600" w:hanging="360"/>
+        <w:rPr/>
+      </w:pPr>
+      <w:r>
+        <w:rPr>
+          <w:rtl w:val="0"/>
+        </w:rPr>
+      </w:r>
+    </w:p>
+    <w:p>
+      <w:pPr>
+        <w:numPr>
+          <w:ilvl w:val="0"/>
+          <w:numId w:val="4"/>
         </w:numPr>
         <w:pBdr>
           <w:top w:space="0" w:sz="0" w:val="nil"/>
@@ -9722,7 +9761,7 @@
       <w:pPr>
         <w:numPr>
           <w:ilvl w:val="0"/>
-          <w:numId w:val="3"/>
+          <w:numId w:val="4"/>
         </w:numPr>
         <w:pBdr>
           <w:top w:space="0" w:sz="0" w:val="nil"/>
@@ -9746,7 +9785,7 @@
       <w:pPr>
         <w:numPr>
           <w:ilvl w:val="0"/>
-          <w:numId w:val="3"/>
+          <w:numId w:val="4"/>
         </w:numPr>
         <w:pBdr>
           <w:top w:space="0" w:sz="0" w:val="nil"/>
@@ -9770,7 +9809,7 @@
       <w:pPr>
         <w:numPr>
           <w:ilvl w:val="0"/>
-          <w:numId w:val="3"/>
+          <w:numId w:val="4"/>
         </w:numPr>
         <w:pBdr>
           <w:top w:space="0" w:sz="0" w:val="nil"/>
@@ -9794,30 +9833,30 @@
       <w:pPr>
         <w:numPr>
           <w:ilvl w:val="0"/>
-          <w:numId w:val="3"/>
-        </w:numPr>
-        <w:pBdr>
-          <w:top w:space="0" w:sz="0" w:val="nil"/>
-          <w:left w:space="0" w:sz="0" w:val="nil"/>
-          <w:bottom w:space="0" w:sz="0" w:val="nil"/>
-          <w:right w:space="0" w:sz="0" w:val="nil"/>
-          <w:between w:space="0" w:sz="0" w:val="nil"/>
-        </w:pBdr>
-        <w:shd w:fill="auto" w:val="clear"/>
-        <w:ind w:left="600" w:hanging="360"/>
-        <w:rPr/>
-      </w:pPr>
-      <w:r>
-        <w:rPr>
-          <w:rtl w:val="0"/>
-        </w:rPr>
-      </w:r>
-    </w:p>
-    <w:p>
-      <w:pPr>
-        <w:numPr>
-          <w:ilvl w:val="0"/>
-          <w:numId w:val="3"/>
+          <w:numId w:val="4"/>
+        </w:numPr>
+        <w:pBdr>
+          <w:top w:space="0" w:sz="0" w:val="nil"/>
+          <w:left w:space="0" w:sz="0" w:val="nil"/>
+          <w:bottom w:space="0" w:sz="0" w:val="nil"/>
+          <w:right w:space="0" w:sz="0" w:val="nil"/>
+          <w:between w:space="0" w:sz="0" w:val="nil"/>
+        </w:pBdr>
+        <w:shd w:fill="auto" w:val="clear"/>
+        <w:ind w:left="600" w:hanging="360"/>
+        <w:rPr/>
+      </w:pPr>
+      <w:r>
+        <w:rPr>
+          <w:rtl w:val="0"/>
+        </w:rPr>
+      </w:r>
+    </w:p>
+    <w:p>
+      <w:pPr>
+        <w:numPr>
+          <w:ilvl w:val="0"/>
+          <w:numId w:val="4"/>
         </w:numPr>
         <w:pBdr>
           <w:top w:space="0" w:sz="0" w:val="nil"/>
@@ -9841,7 +9880,7 @@
       <w:pPr>
         <w:numPr>
           <w:ilvl w:val="0"/>
-          <w:numId w:val="3"/>
+          <w:numId w:val="4"/>
         </w:numPr>
         <w:pBdr>
           <w:top w:space="0" w:sz="0" w:val="nil"/>
@@ -9865,7 +9904,7 @@
       <w:pPr>
         <w:numPr>
           <w:ilvl w:val="0"/>
-          <w:numId w:val="3"/>
+          <w:numId w:val="4"/>
         </w:numPr>
         <w:pBdr>
           <w:top w:space="0" w:sz="0" w:val="nil"/>
@@ -9889,7 +9928,7 @@
       <w:pPr>
         <w:numPr>
           <w:ilvl w:val="0"/>
-          <w:numId w:val="3"/>
+          <w:numId w:val="4"/>
         </w:numPr>
         <w:pBdr>
           <w:top w:space="0" w:sz="0" w:val="nil"/>
@@ -9913,7 +9952,7 @@
       <w:pPr>
         <w:numPr>
           <w:ilvl w:val="0"/>
-          <w:numId w:val="3"/>
+          <w:numId w:val="4"/>
         </w:numPr>
         <w:pBdr>
           <w:top w:space="0" w:sz="0" w:val="nil"/>
@@ -9937,30 +9976,30 @@
       <w:pPr>
         <w:numPr>
           <w:ilvl w:val="0"/>
-          <w:numId w:val="3"/>
-        </w:numPr>
-        <w:pBdr>
-          <w:top w:space="0" w:sz="0" w:val="nil"/>
-          <w:left w:space="0" w:sz="0" w:val="nil"/>
-          <w:bottom w:space="0" w:sz="0" w:val="nil"/>
-          <w:right w:space="0" w:sz="0" w:val="nil"/>
-          <w:between w:space="0" w:sz="0" w:val="nil"/>
-        </w:pBdr>
-        <w:shd w:fill="auto" w:val="clear"/>
-        <w:ind w:left="600" w:hanging="360"/>
-        <w:rPr/>
-      </w:pPr>
-      <w:r>
-        <w:rPr>
-          <w:rtl w:val="0"/>
-        </w:rPr>
-      </w:r>
-    </w:p>
-    <w:p>
-      <w:pPr>
-        <w:numPr>
-          <w:ilvl w:val="0"/>
-          <w:numId w:val="3"/>
+          <w:numId w:val="4"/>
+        </w:numPr>
+        <w:pBdr>
+          <w:top w:space="0" w:sz="0" w:val="nil"/>
+          <w:left w:space="0" w:sz="0" w:val="nil"/>
+          <w:bottom w:space="0" w:sz="0" w:val="nil"/>
+          <w:right w:space="0" w:sz="0" w:val="nil"/>
+          <w:between w:space="0" w:sz="0" w:val="nil"/>
+        </w:pBdr>
+        <w:shd w:fill="auto" w:val="clear"/>
+        <w:ind w:left="600" w:hanging="360"/>
+        <w:rPr/>
+      </w:pPr>
+      <w:r>
+        <w:rPr>
+          <w:rtl w:val="0"/>
+        </w:rPr>
+      </w:r>
+    </w:p>
+    <w:p>
+      <w:pPr>
+        <w:numPr>
+          <w:ilvl w:val="0"/>
+          <w:numId w:val="4"/>
         </w:numPr>
         <w:pBdr>
           <w:top w:space="0" w:sz="0" w:val="nil"/>
@@ -9984,7 +10023,7 @@
       <w:pPr>
         <w:numPr>
           <w:ilvl w:val="0"/>
-          <w:numId w:val="3"/>
+          <w:numId w:val="4"/>
         </w:numPr>
         <w:pBdr>
           <w:top w:space="0" w:sz="0" w:val="nil"/>
@@ -10008,7 +10047,7 @@
       <w:pPr>
         <w:numPr>
           <w:ilvl w:val="0"/>
-          <w:numId w:val="3"/>
+          <w:numId w:val="4"/>
         </w:numPr>
         <w:pBdr>
           <w:top w:space="0" w:sz="0" w:val="nil"/>
@@ -10032,7 +10071,7 @@
       <w:pPr>
         <w:numPr>
           <w:ilvl w:val="0"/>
-          <w:numId w:val="3"/>
+          <w:numId w:val="4"/>
         </w:numPr>
         <w:pBdr>
           <w:top w:space="0" w:sz="0" w:val="nil"/>
@@ -10056,7 +10095,7 @@
       <w:pPr>
         <w:numPr>
           <w:ilvl w:val="0"/>
-          <w:numId w:val="3"/>
+          <w:numId w:val="4"/>
         </w:numPr>
         <w:pBdr>
           <w:top w:space="0" w:sz="0" w:val="nil"/>
@@ -10080,7 +10119,7 @@
       <w:pPr>
         <w:numPr>
           <w:ilvl w:val="0"/>
-          <w:numId w:val="3"/>
+          <w:numId w:val="4"/>
         </w:numPr>
         <w:pBdr>
           <w:top w:space="0" w:sz="0" w:val="nil"/>
@@ -10104,7 +10143,7 @@
       <w:pPr>
         <w:numPr>
           <w:ilvl w:val="0"/>
-          <w:numId w:val="3"/>
+          <w:numId w:val="4"/>
         </w:numPr>
         <w:pBdr>
           <w:top w:space="0" w:sz="0" w:val="nil"/>
@@ -10128,7 +10167,7 @@
       <w:pPr>
         <w:numPr>
           <w:ilvl w:val="0"/>
-          <w:numId w:val="3"/>
+          <w:numId w:val="4"/>
         </w:numPr>
         <w:pBdr>
           <w:top w:space="0" w:sz="0" w:val="nil"/>
@@ -10152,7 +10191,7 @@
       <w:pPr>
         <w:numPr>
           <w:ilvl w:val="0"/>
-          <w:numId w:val="3"/>
+          <w:numId w:val="4"/>
         </w:numPr>
         <w:pBdr>
           <w:top w:space="0" w:sz="0" w:val="nil"/>
@@ -10176,7 +10215,7 @@
       <w:pPr>
         <w:numPr>
           <w:ilvl w:val="0"/>
-          <w:numId w:val="3"/>
+          <w:numId w:val="4"/>
         </w:numPr>
         <w:pBdr>
           <w:top w:space="0" w:sz="0" w:val="nil"/>
@@ -10200,7 +10239,7 @@
       <w:pPr>
         <w:numPr>
           <w:ilvl w:val="0"/>
-          <w:numId w:val="3"/>
+          <w:numId w:val="4"/>
         </w:numPr>
         <w:pBdr>
           <w:top w:space="0" w:sz="0" w:val="nil"/>
@@ -10224,30 +10263,30 @@
       <w:pPr>
         <w:numPr>
           <w:ilvl w:val="0"/>
-          <w:numId w:val="3"/>
-        </w:numPr>
-        <w:pBdr>
-          <w:top w:space="0" w:sz="0" w:val="nil"/>
-          <w:left w:space="0" w:sz="0" w:val="nil"/>
-          <w:bottom w:space="0" w:sz="0" w:val="nil"/>
-          <w:right w:space="0" w:sz="0" w:val="nil"/>
-          <w:between w:space="0" w:sz="0" w:val="nil"/>
-        </w:pBdr>
-        <w:shd w:fill="auto" w:val="clear"/>
-        <w:ind w:left="600" w:hanging="360"/>
-        <w:rPr/>
-      </w:pPr>
-      <w:r>
-        <w:rPr>
-          <w:rtl w:val="0"/>
-        </w:rPr>
-      </w:r>
-    </w:p>
-    <w:p>
-      <w:pPr>
-        <w:numPr>
-          <w:ilvl w:val="0"/>
-          <w:numId w:val="3"/>
+          <w:numId w:val="4"/>
+        </w:numPr>
+        <w:pBdr>
+          <w:top w:space="0" w:sz="0" w:val="nil"/>
+          <w:left w:space="0" w:sz="0" w:val="nil"/>
+          <w:bottom w:space="0" w:sz="0" w:val="nil"/>
+          <w:right w:space="0" w:sz="0" w:val="nil"/>
+          <w:between w:space="0" w:sz="0" w:val="nil"/>
+        </w:pBdr>
+        <w:shd w:fill="auto" w:val="clear"/>
+        <w:ind w:left="600" w:hanging="360"/>
+        <w:rPr/>
+      </w:pPr>
+      <w:r>
+        <w:rPr>
+          <w:rtl w:val="0"/>
+        </w:rPr>
+      </w:r>
+    </w:p>
+    <w:p>
+      <w:pPr>
+        <w:numPr>
+          <w:ilvl w:val="0"/>
+          <w:numId w:val="4"/>
         </w:numPr>
         <w:pBdr>
           <w:top w:space="0" w:sz="0" w:val="nil"/>
@@ -10271,7 +10310,7 @@
       <w:pPr>
         <w:numPr>
           <w:ilvl w:val="0"/>
-          <w:numId w:val="3"/>
+          <w:numId w:val="4"/>
         </w:numPr>
         <w:pBdr>
           <w:top w:space="0" w:sz="0" w:val="nil"/>
@@ -10295,7 +10334,7 @@
       <w:pPr>
         <w:numPr>
           <w:ilvl w:val="0"/>
-          <w:numId w:val="3"/>
+          <w:numId w:val="4"/>
         </w:numPr>
         <w:pBdr>
           <w:top w:space="0" w:sz="0" w:val="nil"/>
@@ -10319,7 +10358,7 @@
       <w:pPr>
         <w:numPr>
           <w:ilvl w:val="0"/>
-          <w:numId w:val="3"/>
+          <w:numId w:val="4"/>
         </w:numPr>
         <w:pBdr>
           <w:top w:space="0" w:sz="0" w:val="nil"/>
@@ -10343,7 +10382,7 @@
       <w:pPr>
         <w:numPr>
           <w:ilvl w:val="0"/>
-          <w:numId w:val="3"/>
+          <w:numId w:val="4"/>
         </w:numPr>
         <w:pBdr>
           <w:top w:space="0" w:sz="0" w:val="nil"/>
@@ -10367,7 +10406,7 @@
       <w:pPr>
         <w:numPr>
           <w:ilvl w:val="0"/>
-          <w:numId w:val="3"/>
+          <w:numId w:val="4"/>
         </w:numPr>
         <w:pBdr>
           <w:top w:space="0" w:sz="0" w:val="nil"/>
@@ -10645,19 +10684,7 @@
         <w:ind w:left="600" w:hanging="360"/>
       </w:pPr>
       <w:rPr>
-        <w:rFonts w:ascii="Arial" w:cs="Arial" w:eastAsia="Arial" w:hAnsi="Arial"/>
-        <w:b w:val="0"/>
-        <w:bCs w:val="0"/>
-        <w:i w:val="0"/>
-        <w:iCs w:val="0"/>
-        <w:smallCaps w:val="0"/>
-        <w:strike w:val="0"/>
-        <w:color w:val="000000"/>
-        <w:sz w:val="22"/>
-        <w:szCs w:val="22"/>
         <w:u w:val="none"/>
-        <w:shd w:fill="auto" w:val="clear"/>
-        <w:vertAlign w:val="baseline"/>
       </w:rPr>
     </w:lvl>
     <w:lvl w:ilvl="1">
@@ -10667,6 +10694,104 @@
       <w:lvlJc w:val="left"/>
       <w:pPr>
         <w:ind w:left="1440" w:hanging="360"/>
+      </w:pPr>
+      <w:rPr>
+        <w:u w:val="none"/>
+      </w:rPr>
+    </w:lvl>
+    <w:lvl w:ilvl="2">
+      <w:start w:val="1"/>
+      <w:numFmt w:val="bullet"/>
+      <w:lvlText w:val="■"/>
+      <w:lvlJc w:val="left"/>
+      <w:pPr>
+        <w:ind w:left="2160" w:hanging="360"/>
+      </w:pPr>
+      <w:rPr>
+        <w:u w:val="none"/>
+      </w:rPr>
+    </w:lvl>
+    <w:lvl w:ilvl="3">
+      <w:start w:val="1"/>
+      <w:numFmt w:val="bullet"/>
+      <w:lvlText w:val="■"/>
+      <w:lvlJc w:val="left"/>
+      <w:pPr>
+        <w:ind w:left="2880" w:hanging="360"/>
+      </w:pPr>
+      <w:rPr>
+        <w:u w:val="none"/>
+      </w:rPr>
+    </w:lvl>
+    <w:lvl w:ilvl="4">
+      <w:start w:val="1"/>
+      <w:numFmt w:val="bullet"/>
+      <w:lvlText w:val="■"/>
+      <w:lvlJc w:val="left"/>
+      <w:pPr>
+        <w:ind w:left="3600" w:hanging="360"/>
+      </w:pPr>
+      <w:rPr>
+        <w:u w:val="none"/>
+      </w:rPr>
+    </w:lvl>
+    <w:lvl w:ilvl="5">
+      <w:start w:val="1"/>
+      <w:numFmt w:val="bullet"/>
+      <w:lvlText w:val="■"/>
+      <w:lvlJc w:val="left"/>
+      <w:pPr>
+        <w:ind w:left="4320" w:hanging="360"/>
+      </w:pPr>
+      <w:rPr>
+        <w:u w:val="none"/>
+      </w:rPr>
+    </w:lvl>
+    <w:lvl w:ilvl="6">
+      <w:start w:val="1"/>
+      <w:numFmt w:val="bullet"/>
+      <w:lvlText w:val="■"/>
+      <w:lvlJc w:val="left"/>
+      <w:pPr>
+        <w:ind w:left="5040" w:hanging="360"/>
+      </w:pPr>
+      <w:rPr>
+        <w:u w:val="none"/>
+      </w:rPr>
+    </w:lvl>
+    <w:lvl w:ilvl="7">
+      <w:start w:val="1"/>
+      <w:numFmt w:val="bullet"/>
+      <w:lvlText w:val="■"/>
+      <w:lvlJc w:val="left"/>
+      <w:pPr>
+        <w:ind w:left="5760" w:hanging="360"/>
+      </w:pPr>
+      <w:rPr>
+        <w:u w:val="none"/>
+      </w:rPr>
+    </w:lvl>
+    <w:lvl w:ilvl="8">
+      <w:start w:val="1"/>
+      <w:numFmt w:val="bullet"/>
+      <w:lvlText w:val="■"/>
+      <w:lvlJc w:val="left"/>
+      <w:pPr>
+        <w:ind w:left="6480" w:hanging="360"/>
+      </w:pPr>
+      <w:rPr>
+        <w:u w:val="none"/>
+      </w:rPr>
+    </w:lvl>
+  </w:abstractNum>
+  <w:abstractNum w:abstractNumId="4">
+    <w:lvl w:ilvl="0">
+      <w:start w:val="1"/>
+      <w:numFmt w:val="bullet"/>
+      <w:lvlText w:val="●"/>
+      <w:lvlJc w:val="left"/>
+      <w:pPr>
+        <w:ind w:left="600" w:hanging="360"/>
       </w:pPr>
       <w:rPr>
         <w:rFonts w:ascii="Arial" w:cs="Arial" w:eastAsia="Arial" w:hAnsi="Arial"/>
@@ -10684,13 +10809,13 @@
         <w:vertAlign w:val="baseline"/>
       </w:rPr>
     </w:lvl>
-    <w:lvl w:ilvl="2">
+    <w:lvl w:ilvl="1">
       <w:start w:val="1"/>
       <w:numFmt w:val="bullet"/>
-      <w:lvlText w:val="■"/>
+      <w:lvlText w:val="○"/>
       <w:lvlJc w:val="left"/>
       <w:pPr>
-        <w:ind w:left="2160" w:hanging="360"/>
+        <w:ind w:left="1440" w:hanging="360"/>
       </w:pPr>
       <w:rPr>
         <w:rFonts w:ascii="Arial" w:cs="Arial" w:eastAsia="Arial" w:hAnsi="Arial"/>
@@ -10708,13 +10833,13 @@
         <w:vertAlign w:val="baseline"/>
       </w:rPr>
     </w:lvl>
-    <w:lvl w:ilvl="3">
+    <w:lvl w:ilvl="2">
       <w:start w:val="1"/>
       <w:numFmt w:val="bullet"/>
       <w:lvlText w:val="■"/>
       <w:lvlJc w:val="left"/>
       <w:pPr>
-        <w:ind w:left="2880" w:hanging="360"/>
+        <w:ind w:left="2160" w:hanging="360"/>
       </w:pPr>
       <w:rPr>
         <w:rFonts w:ascii="Arial" w:cs="Arial" w:eastAsia="Arial" w:hAnsi="Arial"/>
@@ -10732,13 +10857,13 @@
         <w:vertAlign w:val="baseline"/>
       </w:rPr>
     </w:lvl>
-    <w:lvl w:ilvl="4">
+    <w:lvl w:ilvl="3">
       <w:start w:val="1"/>
       <w:numFmt w:val="bullet"/>
       <w:lvlText w:val="■"/>
       <w:lvlJc w:val="left"/>
       <w:pPr>
-        <w:ind w:left="3600" w:hanging="360"/>
+        <w:ind w:left="2880" w:hanging="360"/>
       </w:pPr>
       <w:rPr>
         <w:rFonts w:ascii="Arial" w:cs="Arial" w:eastAsia="Arial" w:hAnsi="Arial"/>
@@ -10756,13 +10881,13 @@
         <w:vertAlign w:val="baseline"/>
       </w:rPr>
     </w:lvl>
-    <w:lvl w:ilvl="5">
+    <w:lvl w:ilvl="4">
       <w:start w:val="1"/>
       <w:numFmt w:val="bullet"/>
       <w:lvlText w:val="■"/>
       <w:lvlJc w:val="left"/>
       <w:pPr>
-        <w:ind w:left="4320" w:hanging="360"/>
+        <w:ind w:left="3600" w:hanging="360"/>
       </w:pPr>
       <w:rPr>
         <w:rFonts w:ascii="Arial" w:cs="Arial" w:eastAsia="Arial" w:hAnsi="Arial"/>
@@ -10780,13 +10905,13 @@
         <w:vertAlign w:val="baseline"/>
       </w:rPr>
     </w:lvl>
-    <w:lvl w:ilvl="6">
+    <w:lvl w:ilvl="5">
       <w:start w:val="1"/>
       <w:numFmt w:val="bullet"/>
       <w:lvlText w:val="■"/>
       <w:lvlJc w:val="left"/>
       <w:pPr>
-        <w:ind w:left="5040" w:hanging="360"/>
+        <w:ind w:left="4320" w:hanging="360"/>
       </w:pPr>
       <w:rPr>
         <w:rFonts w:ascii="Arial" w:cs="Arial" w:eastAsia="Arial" w:hAnsi="Arial"/>
@@ -10804,13 +10929,13 @@
         <w:vertAlign w:val="baseline"/>
       </w:rPr>
     </w:lvl>
-    <w:lvl w:ilvl="7">
+    <w:lvl w:ilvl="6">
       <w:start w:val="1"/>
       <w:numFmt w:val="bullet"/>
       <w:lvlText w:val="■"/>
       <w:lvlJc w:val="left"/>
       <w:pPr>
-        <w:ind w:left="5760" w:hanging="360"/>
+        <w:ind w:left="5040" w:hanging="360"/>
       </w:pPr>
       <w:rPr>
         <w:rFonts w:ascii="Arial" w:cs="Arial" w:eastAsia="Arial" w:hAnsi="Arial"/>
@@ -10828,13 +10953,13 @@
         <w:vertAlign w:val="baseline"/>
       </w:rPr>
     </w:lvl>
-    <w:lvl w:ilvl="8">
+    <w:lvl w:ilvl="7">
       <w:start w:val="1"/>
       <w:numFmt w:val="bullet"/>
       <w:lvlText w:val="■"/>
       <w:lvlJc w:val="left"/>
       <w:pPr>
-        <w:ind w:left="6480" w:hanging="360"/>
+        <w:ind w:left="5760" w:hanging="360"/>
       </w:pPr>
       <w:rPr>
         <w:rFonts w:ascii="Arial" w:cs="Arial" w:eastAsia="Arial" w:hAnsi="Arial"/>
@@ -10852,6 +10977,30 @@
         <w:vertAlign w:val="baseline"/>
       </w:rPr>
     </w:lvl>
+    <w:lvl w:ilvl="8">
+      <w:start w:val="1"/>
+      <w:numFmt w:val="bullet"/>
+      <w:lvlText w:val="■"/>
+      <w:lvlJc w:val="left"/>
+      <w:pPr>
+        <w:ind w:left="6480" w:hanging="360"/>
+      </w:pPr>
+      <w:rPr>
+        <w:rFonts w:ascii="Arial" w:cs="Arial" w:eastAsia="Arial" w:hAnsi="Arial"/>
+        <w:b w:val="0"/>
+        <w:bCs w:val="0"/>
+        <w:i w:val="0"/>
+        <w:iCs w:val="0"/>
+        <w:smallCaps w:val="0"/>
+        <w:strike w:val="0"/>
+        <w:color w:val="000000"/>
+        <w:sz w:val="22"/>
+        <w:szCs w:val="22"/>
+        <w:u w:val="none"/>
+        <w:shd w:fill="auto" w:val="clear"/>
+        <w:vertAlign w:val="baseline"/>
+      </w:rPr>
+    </w:lvl>
   </w:abstractNum>
   <w:num w:numId="1">
     <w:abstractNumId w:val="1"/>
@@ -10861,6 +11010,9 @@
   </w:num>
   <w:num w:numId="3">
     <w:abstractNumId w:val="3"/>
+  </w:num>
+  <w:num w:numId="4">
+    <w:abstractNumId w:val="4"/>
   </w:num>
 </w:numbering>
 </file>

--- a/Prompts.docx
+++ b/Prompts.docx
@@ -59,7 +59,7 @@
         <w:rPr>
           <w:rtl w:val="0"/>
         </w:rPr>
-        <w:t xml:space="preserve">Context: Context aggregated Objects / Attributes ContextPoint(s).</w:t>
+        <w:t xml:space="preserve">Context: Context aggregated Objects / Attributes ContextPoint(s). Extends ContextPoint.</w:t>
       </w:r>
     </w:p>
     <w:p>
@@ -74,7 +74,7 @@
         <w:rPr>
           <w:rtl w:val="0"/>
         </w:rPr>
-        <w:t xml:space="preserve">Object: Object aggregated Contexts / Attributes ContextPoint(s).</w:t>
+        <w:t xml:space="preserve">Object: Object aggregated Contexts / Attributes ContextPoint(s). Extends ContextPoint.</w:t>
       </w:r>
     </w:p>
     <w:p>
@@ -89,7 +89,7 @@
         <w:rPr>
           <w:rtl w:val="0"/>
         </w:rPr>
-        <w:t xml:space="preserve">Attribute: Attribute aggregated Contexts / Attributes ContextPoint(s).</w:t>
+        <w:t xml:space="preserve">Attribute: Attribute aggregated Contexts / Attributes ContextPoint(s). Extends ContextPoint.</w:t>
       </w:r>
     </w:p>
     <w:p>
